--- a/stories/fantasy/on-running-a-small-business/On Running a Small Business, The Exact Details of History and Total World Domination.docx
+++ b/stories/fantasy/on-running-a-small-business/On Running a Small Business, The Exact Details of History and Total World Domination.docx
@@ -153,58 +153,211 @@
           <w:sz w:val="24"/>
           <w:szCs w:val="24"/>
         </w:rPr>
-        <w:t xml:space="preserve">ot a day went by that Isran the Wretched didn’t curse the name of the wizard who invented Golemancy. </w:t>
-      </w:r>
-    </w:p>
-    <w:p>
-      <w:pPr>
-        <w:spacing w:line="360" w:lineRule="auto"/>
-        <w:ind w:left="360" w:right="390" w:firstLine="360"/>
-        <w:rPr>
-          <w:sz w:val="24"/>
-          <w:szCs w:val="24"/>
-        </w:rPr>
-      </w:pPr>
-      <w:r>
-        <w:rPr>
-          <w:sz w:val="24"/>
-          <w:szCs w:val="24"/>
-        </w:rPr>
-        <w:t>For you see, Isran the Wretched—who was also Isran the Wise, though he quite loudly thought that the academy were giving out that title so often and for so little that it might as well be Isran the vaguely alert and possessed of common sense—was a dark wizard.</w:t>
-      </w:r>
-    </w:p>
-    <w:p>
-      <w:pPr>
-        <w:spacing w:line="360" w:lineRule="auto"/>
-        <w:ind w:left="360" w:right="390" w:firstLine="360"/>
-        <w:rPr>
-          <w:sz w:val="24"/>
-          <w:szCs w:val="24"/>
-        </w:rPr>
-      </w:pPr>
-      <w:r>
-        <w:rPr>
-          <w:sz w:val="24"/>
-          <w:szCs w:val="24"/>
-        </w:rPr>
-        <w:t xml:space="preserve">But not just any old dark wizard, no. Isran was a disciple of an ancient and potent tradition, one with a storied past and of dubious (but suitably enigmatic) moral character. One rife with superstition and pseudoscientific protocol. One often scorned and yet always turned to when times got rough. One equal parts villainous as it was useful. </w:t>
-      </w:r>
-    </w:p>
-    <w:p>
-      <w:pPr>
-        <w:spacing w:line="360" w:lineRule="auto"/>
-        <w:ind w:left="360" w:right="390" w:firstLine="360"/>
-        <w:rPr>
-          <w:sz w:val="24"/>
-          <w:szCs w:val="24"/>
-        </w:rPr>
-      </w:pPr>
-      <w:r>
-        <w:rPr>
-          <w:sz w:val="24"/>
-          <w:szCs w:val="24"/>
-        </w:rPr>
-        <w:t xml:space="preserve">Isran, you see, was a Necromancer. </w:t>
+        <w:t xml:space="preserve">ot a day went by that </w:t>
+      </w:r>
+      <w:proofErr w:type="spellStart"/>
+      <w:r>
+        <w:rPr>
+          <w:sz w:val="24"/>
+          <w:szCs w:val="24"/>
+        </w:rPr>
+        <w:t>Isran</w:t>
+      </w:r>
+      <w:proofErr w:type="spellEnd"/>
+      <w:r>
+        <w:rPr>
+          <w:sz w:val="24"/>
+          <w:szCs w:val="24"/>
+        </w:rPr>
+        <w:t xml:space="preserve"> the Wretched didn’t curse the name of the wizard who invented </w:t>
+      </w:r>
+      <w:proofErr w:type="spellStart"/>
+      <w:r>
+        <w:rPr>
+          <w:sz w:val="24"/>
+          <w:szCs w:val="24"/>
+        </w:rPr>
+        <w:t>Golemancy</w:t>
+      </w:r>
+      <w:proofErr w:type="spellEnd"/>
+      <w:r>
+        <w:rPr>
+          <w:sz w:val="24"/>
+          <w:szCs w:val="24"/>
+        </w:rPr>
+        <w:t xml:space="preserve">. </w:t>
+      </w:r>
+    </w:p>
+    <w:p>
+      <w:pPr>
+        <w:spacing w:line="360" w:lineRule="auto"/>
+        <w:ind w:left="360" w:right="390" w:firstLine="360"/>
+        <w:rPr>
+          <w:sz w:val="24"/>
+          <w:szCs w:val="24"/>
+        </w:rPr>
+      </w:pPr>
+      <w:r>
+        <w:rPr>
+          <w:sz w:val="24"/>
+          <w:szCs w:val="24"/>
+        </w:rPr>
+        <w:t xml:space="preserve">For you see, </w:t>
+      </w:r>
+      <w:proofErr w:type="spellStart"/>
+      <w:r>
+        <w:rPr>
+          <w:sz w:val="24"/>
+          <w:szCs w:val="24"/>
+        </w:rPr>
+        <w:t>Isran</w:t>
+      </w:r>
+      <w:proofErr w:type="spellEnd"/>
+      <w:r>
+        <w:rPr>
+          <w:sz w:val="24"/>
+          <w:szCs w:val="24"/>
+        </w:rPr>
+        <w:t xml:space="preserve"> the Wretched—who was also </w:t>
+      </w:r>
+      <w:proofErr w:type="spellStart"/>
+      <w:r>
+        <w:rPr>
+          <w:sz w:val="24"/>
+          <w:szCs w:val="24"/>
+        </w:rPr>
+        <w:t>Isran</w:t>
+      </w:r>
+      <w:proofErr w:type="spellEnd"/>
+      <w:r>
+        <w:rPr>
+          <w:sz w:val="24"/>
+          <w:szCs w:val="24"/>
+        </w:rPr>
+        <w:t xml:space="preserve"> the Wise, though he quite loudly thought that the academy </w:t>
+      </w:r>
+      <w:proofErr w:type="gramStart"/>
+      <w:r>
+        <w:rPr>
+          <w:sz w:val="24"/>
+          <w:szCs w:val="24"/>
+        </w:rPr>
+        <w:t>were</w:t>
+      </w:r>
+      <w:proofErr w:type="gramEnd"/>
+      <w:r>
+        <w:rPr>
+          <w:sz w:val="24"/>
+          <w:szCs w:val="24"/>
+        </w:rPr>
+        <w:t xml:space="preserve"> giving out that title so often and for so little that it might as well be </w:t>
+      </w:r>
+      <w:proofErr w:type="spellStart"/>
+      <w:r>
+        <w:rPr>
+          <w:sz w:val="24"/>
+          <w:szCs w:val="24"/>
+        </w:rPr>
+        <w:t>Isran</w:t>
+      </w:r>
+      <w:proofErr w:type="spellEnd"/>
+      <w:r>
+        <w:rPr>
+          <w:sz w:val="24"/>
+          <w:szCs w:val="24"/>
+        </w:rPr>
+        <w:t xml:space="preserve"> the vaguely alert and possessed of common sense—was a dark wizard.</w:t>
+      </w:r>
+    </w:p>
+    <w:p>
+      <w:pPr>
+        <w:spacing w:line="360" w:lineRule="auto"/>
+        <w:ind w:left="360" w:right="390" w:firstLine="360"/>
+        <w:rPr>
+          <w:sz w:val="24"/>
+          <w:szCs w:val="24"/>
+        </w:rPr>
+      </w:pPr>
+      <w:r>
+        <w:rPr>
+          <w:sz w:val="24"/>
+          <w:szCs w:val="24"/>
+        </w:rPr>
+        <w:t xml:space="preserve">But not just any old dark wizard, no. </w:t>
+      </w:r>
+      <w:proofErr w:type="spellStart"/>
+      <w:r>
+        <w:rPr>
+          <w:sz w:val="24"/>
+          <w:szCs w:val="24"/>
+        </w:rPr>
+        <w:t>Isran</w:t>
+      </w:r>
+      <w:proofErr w:type="spellEnd"/>
+      <w:r>
+        <w:rPr>
+          <w:sz w:val="24"/>
+          <w:szCs w:val="24"/>
+        </w:rPr>
+        <w:t xml:space="preserve"> was a disciple of an ancient and potent tradition, one with a storied past and of dubious (but suitably enigmatic) moral character. One rife with superstition and pseudoscientific protocol. One often scorned and yet always turned to when times </w:t>
+      </w:r>
+      <w:proofErr w:type="spellStart"/>
+      <w:r>
+        <w:rPr>
+          <w:sz w:val="24"/>
+          <w:szCs w:val="24"/>
+        </w:rPr>
+        <w:t>got</w:t>
+      </w:r>
+      <w:proofErr w:type="spellEnd"/>
+      <w:r>
+        <w:rPr>
+          <w:sz w:val="24"/>
+          <w:szCs w:val="24"/>
+        </w:rPr>
+        <w:t xml:space="preserve"> rough. One equal </w:t>
+      </w:r>
+      <w:proofErr w:type="gramStart"/>
+      <w:r>
+        <w:rPr>
+          <w:sz w:val="24"/>
+          <w:szCs w:val="24"/>
+        </w:rPr>
+        <w:t>parts</w:t>
+      </w:r>
+      <w:proofErr w:type="gramEnd"/>
+      <w:r>
+        <w:rPr>
+          <w:sz w:val="24"/>
+          <w:szCs w:val="24"/>
+        </w:rPr>
+        <w:t xml:space="preserve"> villainous as it was useful. </w:t>
+      </w:r>
+    </w:p>
+    <w:p>
+      <w:pPr>
+        <w:spacing w:line="360" w:lineRule="auto"/>
+        <w:ind w:left="360" w:right="390" w:firstLine="360"/>
+        <w:rPr>
+          <w:sz w:val="24"/>
+          <w:szCs w:val="24"/>
+        </w:rPr>
+      </w:pPr>
+      <w:proofErr w:type="spellStart"/>
+      <w:r>
+        <w:rPr>
+          <w:sz w:val="24"/>
+          <w:szCs w:val="24"/>
+        </w:rPr>
+        <w:t>Isran</w:t>
+      </w:r>
+      <w:proofErr w:type="spellEnd"/>
+      <w:r>
+        <w:rPr>
+          <w:sz w:val="24"/>
+          <w:szCs w:val="24"/>
+        </w:rPr>
+        <w:t xml:space="preserve">, you see, was a Necromancer. </w:t>
       </w:r>
     </w:p>
     <w:p>
@@ -223,6 +376,7 @@
         </w:rPr>
         <w:t xml:space="preserve">And not so long ago, that </w:t>
       </w:r>
+      <w:proofErr w:type="gramStart"/>
       <w:r>
         <w:rPr>
           <w:i/>
@@ -246,24 +400,80 @@
           <w:sz w:val="24"/>
           <w:szCs w:val="24"/>
         </w:rPr>
-        <w:t xml:space="preserve">meant something! It meant living in the far reaches of town, squatting in some ruined castle forgotten to time, being waited on hand and knee by an army of the living dead. It meant being blamed for every crypt burst open and rogue corpse come to life, yes, but it also carried weight. Prestige. </w:t>
-      </w:r>
-    </w:p>
-    <w:p>
-      <w:pPr>
-        <w:spacing w:line="360" w:lineRule="auto"/>
-        <w:ind w:left="360" w:right="390" w:firstLine="360"/>
-        <w:rPr>
-          <w:sz w:val="24"/>
-          <w:szCs w:val="24"/>
-        </w:rPr>
-      </w:pPr>
-      <w:r>
-        <w:rPr>
-          <w:sz w:val="24"/>
-          <w:szCs w:val="24"/>
-        </w:rPr>
-        <w:t xml:space="preserve">And when things looked dire, the local lord or baron or maybe even an aspiring king would come to him pleading. Begging for Isran’s aid. </w:t>
+        <w:t>meant</w:t>
+      </w:r>
+      <w:proofErr w:type="gramEnd"/>
+      <w:r>
+        <w:rPr>
+          <w:sz w:val="24"/>
+          <w:szCs w:val="24"/>
+        </w:rPr>
+        <w:t xml:space="preserve"> something! It meant living in the far reaches of town, squatting in some ruined castle forgotten to time, being waited on hand and knee by an army of the living dead. It meant being blamed for every crypt </w:t>
+      </w:r>
+      <w:proofErr w:type="gramStart"/>
+      <w:r>
+        <w:rPr>
+          <w:sz w:val="24"/>
+          <w:szCs w:val="24"/>
+        </w:rPr>
+        <w:t>burst</w:t>
+      </w:r>
+      <w:proofErr w:type="gramEnd"/>
+      <w:r>
+        <w:rPr>
+          <w:sz w:val="24"/>
+          <w:szCs w:val="24"/>
+        </w:rPr>
+        <w:t xml:space="preserve"> open and rogue corpse come to life, yes, but it also carried weight. Prestige. </w:t>
+      </w:r>
+    </w:p>
+    <w:p>
+      <w:pPr>
+        <w:spacing w:line="360" w:lineRule="auto"/>
+        <w:ind w:left="360" w:right="390" w:firstLine="360"/>
+        <w:rPr>
+          <w:sz w:val="24"/>
+          <w:szCs w:val="24"/>
+        </w:rPr>
+      </w:pPr>
+      <w:r>
+        <w:rPr>
+          <w:sz w:val="24"/>
+          <w:szCs w:val="24"/>
+        </w:rPr>
+        <w:t xml:space="preserve">And when things looked dire, the local lord or baron or maybe even an aspiring king would come to </w:t>
+      </w:r>
+      <w:proofErr w:type="gramStart"/>
+      <w:r>
+        <w:rPr>
+          <w:sz w:val="24"/>
+          <w:szCs w:val="24"/>
+        </w:rPr>
+        <w:t>him pleading</w:t>
+      </w:r>
+      <w:proofErr w:type="gramEnd"/>
+      <w:r>
+        <w:rPr>
+          <w:sz w:val="24"/>
+          <w:szCs w:val="24"/>
+        </w:rPr>
+        <w:t xml:space="preserve">. Begging for </w:t>
+      </w:r>
+      <w:proofErr w:type="spellStart"/>
+      <w:r>
+        <w:rPr>
+          <w:sz w:val="24"/>
+          <w:szCs w:val="24"/>
+        </w:rPr>
+        <w:t>Isran’s</w:t>
+      </w:r>
+      <w:proofErr w:type="spellEnd"/>
+      <w:r>
+        <w:rPr>
+          <w:sz w:val="24"/>
+          <w:szCs w:val="24"/>
+        </w:rPr>
+        <w:t xml:space="preserve"> aid. </w:t>
       </w:r>
     </w:p>
     <w:p>
@@ -298,143 +508,415 @@
           <w:szCs w:val="24"/>
         </w:rPr>
         <w:lastRenderedPageBreak/>
-        <w:t xml:space="preserve">And not a day went by that Isran the Wretched didn’t curse the name of the wizard who invented Golemancy. </w:t>
-      </w:r>
-    </w:p>
-    <w:p>
-      <w:pPr>
-        <w:spacing w:line="360" w:lineRule="auto"/>
-        <w:ind w:left="360" w:right="390" w:firstLine="360"/>
-        <w:rPr>
-          <w:sz w:val="24"/>
-          <w:szCs w:val="24"/>
-        </w:rPr>
-      </w:pPr>
-      <w:r>
-        <w:rPr>
-          <w:sz w:val="24"/>
-          <w:szCs w:val="24"/>
-        </w:rPr>
-        <w:t xml:space="preserve">There were those who said that the principles of Golemancy and Necromancy were remarkably similar and that he was just stuck in his ways. Isran had a choice few things to say about those kinds of people. </w:t>
-      </w:r>
-    </w:p>
-    <w:p>
-      <w:pPr>
-        <w:spacing w:line="360" w:lineRule="auto"/>
-        <w:ind w:left="360" w:right="390" w:firstLine="360"/>
-        <w:rPr>
-          <w:sz w:val="24"/>
-          <w:szCs w:val="24"/>
-        </w:rPr>
-      </w:pPr>
-      <w:r>
-        <w:rPr>
-          <w:sz w:val="24"/>
-          <w:szCs w:val="24"/>
-        </w:rPr>
-        <w:t xml:space="preserve">Who needs a horde of mindless zombies that stink like sun-dried shit when you have several five foot tall automatrons that boast inbuilt perfume dispensers? </w:t>
-      </w:r>
-    </w:p>
-    <w:p>
-      <w:pPr>
-        <w:spacing w:line="360" w:lineRule="auto"/>
-        <w:ind w:left="360" w:right="390" w:firstLine="360"/>
-        <w:rPr>
-          <w:sz w:val="24"/>
-          <w:szCs w:val="24"/>
-        </w:rPr>
-      </w:pPr>
-      <w:r>
-        <w:rPr>
-          <w:sz w:val="24"/>
-          <w:szCs w:val="24"/>
-        </w:rPr>
-        <w:t>What low nobility wants a skeletal servant that shatters to bits if bumped into hard enough when they could own a synthetic homunculi that appears to all outside observation a twenty-something maiden fair?</w:t>
-      </w:r>
-    </w:p>
-    <w:p>
-      <w:pPr>
-        <w:spacing w:line="360" w:lineRule="auto"/>
-        <w:ind w:left="360" w:right="390" w:firstLine="360"/>
-        <w:rPr>
-          <w:sz w:val="24"/>
-          <w:szCs w:val="24"/>
-        </w:rPr>
-      </w:pPr>
-      <w:r>
-        <w:rPr>
-          <w:sz w:val="24"/>
-          <w:szCs w:val="24"/>
-        </w:rPr>
-        <w:t xml:space="preserve">Not the Ebonshire city officials, apparently. </w:t>
-      </w:r>
-    </w:p>
-    <w:p>
-      <w:pPr>
-        <w:spacing w:line="360" w:lineRule="auto"/>
-        <w:ind w:left="360" w:right="390" w:firstLine="360"/>
-        <w:rPr>
-          <w:sz w:val="24"/>
-          <w:szCs w:val="24"/>
-        </w:rPr>
-      </w:pPr>
-      <w:r>
-        <w:rPr>
-          <w:sz w:val="24"/>
-          <w:szCs w:val="24"/>
-        </w:rPr>
-        <w:t>It pained Isran deeply. Burdened him to see the spiked walls headless and the many ornamental iron hooks cadaver free.</w:t>
-      </w:r>
-    </w:p>
-    <w:p>
-      <w:pPr>
-        <w:spacing w:line="360" w:lineRule="auto"/>
-        <w:ind w:left="360" w:right="390" w:firstLine="360"/>
-        <w:rPr>
-          <w:sz w:val="24"/>
-          <w:szCs w:val="24"/>
-        </w:rPr>
-      </w:pPr>
-      <w:r>
-        <w:rPr>
-          <w:sz w:val="24"/>
-          <w:szCs w:val="24"/>
-        </w:rPr>
-        <w:t>This city had once been a bastion of depravity. Yes, once, the city had been home all hours to the shambling dead, ruled over by an immortal lich king so ancient no one was really sure where he’d come from. So ancient they made stories and those stories had grown up and fled the coop to become legends. An eternal cloud had hung in the sky, casting everything in grey fog so thick and obfuscating not even a moral compass could be trusted. Orcs and goblins and dark-skinned elves from the depths of the earth had all made this city their own. Myth has it that even a company of Devils had wintered here when hell froze over.</w:t>
-      </w:r>
-    </w:p>
-    <w:p>
-      <w:pPr>
-        <w:spacing w:line="360" w:lineRule="auto"/>
-        <w:ind w:left="360" w:right="390" w:firstLine="360"/>
-        <w:rPr>
-          <w:sz w:val="24"/>
-          <w:szCs w:val="24"/>
-        </w:rPr>
-      </w:pPr>
-      <w:r>
-        <w:rPr>
-          <w:sz w:val="24"/>
-          <w:szCs w:val="24"/>
-        </w:rPr>
-        <w:t xml:space="preserve">Now, well, now it was a moderate trading hub—a melting pot that produced mostly lesser healing balms and love potions that could more aptly be described as potions of lust. The fire beneath this once great cauldron was neglected, and now it barely warmed Isran’s supper. </w:t>
-      </w:r>
-    </w:p>
-    <w:p>
-      <w:pPr>
-        <w:spacing w:line="360" w:lineRule="auto"/>
-        <w:ind w:left="360" w:right="390" w:firstLine="360"/>
-        <w:rPr>
-          <w:sz w:val="24"/>
-          <w:szCs w:val="24"/>
-        </w:rPr>
-      </w:pPr>
-      <w:r>
-        <w:rPr>
-          <w:sz w:val="24"/>
-          <w:szCs w:val="24"/>
-        </w:rPr>
-        <w:t>How had this place, the great Ebonshire, home to darkness, city of the dead, fallen so far?</w:t>
+        <w:t xml:space="preserve">And not a day went by that </w:t>
+      </w:r>
+      <w:proofErr w:type="spellStart"/>
+      <w:r>
+        <w:rPr>
+          <w:sz w:val="24"/>
+          <w:szCs w:val="24"/>
+        </w:rPr>
+        <w:t>Isran</w:t>
+      </w:r>
+      <w:proofErr w:type="spellEnd"/>
+      <w:r>
+        <w:rPr>
+          <w:sz w:val="24"/>
+          <w:szCs w:val="24"/>
+        </w:rPr>
+        <w:t xml:space="preserve"> the Wretched didn’t curse the name of the wizard who invented </w:t>
+      </w:r>
+      <w:proofErr w:type="spellStart"/>
+      <w:r>
+        <w:rPr>
+          <w:sz w:val="24"/>
+          <w:szCs w:val="24"/>
+        </w:rPr>
+        <w:t>Golemancy</w:t>
+      </w:r>
+      <w:proofErr w:type="spellEnd"/>
+      <w:r>
+        <w:rPr>
+          <w:sz w:val="24"/>
+          <w:szCs w:val="24"/>
+        </w:rPr>
+        <w:t xml:space="preserve">. </w:t>
+      </w:r>
+    </w:p>
+    <w:p>
+      <w:pPr>
+        <w:spacing w:line="360" w:lineRule="auto"/>
+        <w:ind w:left="360" w:right="390" w:firstLine="360"/>
+        <w:rPr>
+          <w:sz w:val="24"/>
+          <w:szCs w:val="24"/>
+        </w:rPr>
+      </w:pPr>
+      <w:r>
+        <w:rPr>
+          <w:sz w:val="24"/>
+          <w:szCs w:val="24"/>
+        </w:rPr>
+        <w:t xml:space="preserve">There were those who said that the principles of </w:t>
+      </w:r>
+      <w:proofErr w:type="spellStart"/>
+      <w:r>
+        <w:rPr>
+          <w:sz w:val="24"/>
+          <w:szCs w:val="24"/>
+        </w:rPr>
+        <w:t>Golemancy</w:t>
+      </w:r>
+      <w:proofErr w:type="spellEnd"/>
+      <w:r>
+        <w:rPr>
+          <w:sz w:val="24"/>
+          <w:szCs w:val="24"/>
+        </w:rPr>
+        <w:t xml:space="preserve"> and Necromancy were remarkably similar and that he was just stuck in his ways. </w:t>
+      </w:r>
+      <w:proofErr w:type="spellStart"/>
+      <w:r>
+        <w:rPr>
+          <w:sz w:val="24"/>
+          <w:szCs w:val="24"/>
+        </w:rPr>
+        <w:t>Isran</w:t>
+      </w:r>
+      <w:proofErr w:type="spellEnd"/>
+      <w:r>
+        <w:rPr>
+          <w:sz w:val="24"/>
+          <w:szCs w:val="24"/>
+        </w:rPr>
+        <w:t xml:space="preserve"> had a </w:t>
+      </w:r>
+      <w:proofErr w:type="gramStart"/>
+      <w:r>
+        <w:rPr>
+          <w:sz w:val="24"/>
+          <w:szCs w:val="24"/>
+        </w:rPr>
+        <w:t>choice</w:t>
+      </w:r>
+      <w:proofErr w:type="gramEnd"/>
+      <w:r>
+        <w:rPr>
+          <w:sz w:val="24"/>
+          <w:szCs w:val="24"/>
+        </w:rPr>
+        <w:t xml:space="preserve"> few things to say about those kinds of people. </w:t>
+      </w:r>
+    </w:p>
+    <w:p>
+      <w:pPr>
+        <w:spacing w:line="360" w:lineRule="auto"/>
+        <w:ind w:left="360" w:right="390" w:firstLine="360"/>
+        <w:rPr>
+          <w:sz w:val="24"/>
+          <w:szCs w:val="24"/>
+        </w:rPr>
+      </w:pPr>
+      <w:r>
+        <w:rPr>
+          <w:sz w:val="24"/>
+          <w:szCs w:val="24"/>
+        </w:rPr>
+        <w:t xml:space="preserve">Who needs a horde of mindless zombies that stink like sun-dried shit when you have several </w:t>
+      </w:r>
+      <w:proofErr w:type="gramStart"/>
+      <w:r>
+        <w:rPr>
+          <w:sz w:val="24"/>
+          <w:szCs w:val="24"/>
+        </w:rPr>
+        <w:t>five foot</w:t>
+      </w:r>
+      <w:proofErr w:type="gramEnd"/>
+      <w:r>
+        <w:rPr>
+          <w:sz w:val="24"/>
+          <w:szCs w:val="24"/>
+        </w:rPr>
+        <w:t xml:space="preserve"> tall </w:t>
+      </w:r>
+      <w:proofErr w:type="spellStart"/>
+      <w:r>
+        <w:rPr>
+          <w:sz w:val="24"/>
+          <w:szCs w:val="24"/>
+        </w:rPr>
+        <w:t>automatrons</w:t>
+      </w:r>
+      <w:proofErr w:type="spellEnd"/>
+      <w:r>
+        <w:rPr>
+          <w:sz w:val="24"/>
+          <w:szCs w:val="24"/>
+        </w:rPr>
+        <w:t xml:space="preserve"> that boast inbuilt perfume dispensers? </w:t>
+      </w:r>
+    </w:p>
+    <w:p>
+      <w:pPr>
+        <w:spacing w:line="360" w:lineRule="auto"/>
+        <w:ind w:left="360" w:right="390" w:firstLine="360"/>
+        <w:rPr>
+          <w:sz w:val="24"/>
+          <w:szCs w:val="24"/>
+        </w:rPr>
+      </w:pPr>
+      <w:r>
+        <w:rPr>
+          <w:sz w:val="24"/>
+          <w:szCs w:val="24"/>
+        </w:rPr>
+        <w:t xml:space="preserve">What low nobility </w:t>
+      </w:r>
+      <w:proofErr w:type="gramStart"/>
+      <w:r>
+        <w:rPr>
+          <w:sz w:val="24"/>
+          <w:szCs w:val="24"/>
+        </w:rPr>
+        <w:t>wants</w:t>
+      </w:r>
+      <w:proofErr w:type="gramEnd"/>
+      <w:r>
+        <w:rPr>
+          <w:sz w:val="24"/>
+          <w:szCs w:val="24"/>
+        </w:rPr>
+        <w:t xml:space="preserve"> a skeletal servant that shatters to bits if bumped into hard enough when they could own a </w:t>
+      </w:r>
+      <w:proofErr w:type="gramStart"/>
+      <w:r>
+        <w:rPr>
+          <w:sz w:val="24"/>
+          <w:szCs w:val="24"/>
+        </w:rPr>
+        <w:t>synthetic homunculi</w:t>
+      </w:r>
+      <w:proofErr w:type="gramEnd"/>
+      <w:r>
+        <w:rPr>
+          <w:sz w:val="24"/>
+          <w:szCs w:val="24"/>
+        </w:rPr>
+        <w:t xml:space="preserve"> that appears to all outside observation a twenty-something maiden fair?</w:t>
+      </w:r>
+    </w:p>
+    <w:p>
+      <w:pPr>
+        <w:spacing w:line="360" w:lineRule="auto"/>
+        <w:ind w:left="360" w:right="390" w:firstLine="360"/>
+        <w:rPr>
+          <w:sz w:val="24"/>
+          <w:szCs w:val="24"/>
+        </w:rPr>
+      </w:pPr>
+      <w:r>
+        <w:rPr>
+          <w:sz w:val="24"/>
+          <w:szCs w:val="24"/>
+        </w:rPr>
+        <w:t xml:space="preserve">Not the </w:t>
+      </w:r>
+      <w:proofErr w:type="spellStart"/>
+      <w:r>
+        <w:rPr>
+          <w:sz w:val="24"/>
+          <w:szCs w:val="24"/>
+        </w:rPr>
+        <w:t>Ebonshire</w:t>
+      </w:r>
+      <w:proofErr w:type="spellEnd"/>
+      <w:r>
+        <w:rPr>
+          <w:sz w:val="24"/>
+          <w:szCs w:val="24"/>
+        </w:rPr>
+        <w:t xml:space="preserve"> city officials, apparently. </w:t>
+      </w:r>
+    </w:p>
+    <w:p>
+      <w:pPr>
+        <w:spacing w:line="360" w:lineRule="auto"/>
+        <w:ind w:left="360" w:right="390" w:firstLine="360"/>
+        <w:rPr>
+          <w:sz w:val="24"/>
+          <w:szCs w:val="24"/>
+        </w:rPr>
+      </w:pPr>
+      <w:r>
+        <w:rPr>
+          <w:sz w:val="24"/>
+          <w:szCs w:val="24"/>
+        </w:rPr>
+        <w:t xml:space="preserve">It </w:t>
+      </w:r>
+      <w:proofErr w:type="gramStart"/>
+      <w:r>
+        <w:rPr>
+          <w:sz w:val="24"/>
+          <w:szCs w:val="24"/>
+        </w:rPr>
+        <w:t>pained</w:t>
+      </w:r>
+      <w:proofErr w:type="gramEnd"/>
+      <w:r>
+        <w:rPr>
+          <w:sz w:val="24"/>
+          <w:szCs w:val="24"/>
+        </w:rPr>
+        <w:t xml:space="preserve"> </w:t>
+      </w:r>
+      <w:proofErr w:type="spellStart"/>
+      <w:r>
+        <w:rPr>
+          <w:sz w:val="24"/>
+          <w:szCs w:val="24"/>
+        </w:rPr>
+        <w:t>Isran</w:t>
+      </w:r>
+      <w:proofErr w:type="spellEnd"/>
+      <w:r>
+        <w:rPr>
+          <w:sz w:val="24"/>
+          <w:szCs w:val="24"/>
+        </w:rPr>
+        <w:t xml:space="preserve"> deeply. Burdened him to see the spiked walls headless and the many ornamental iron hooks cadaver free.</w:t>
+      </w:r>
+    </w:p>
+    <w:p>
+      <w:pPr>
+        <w:spacing w:line="360" w:lineRule="auto"/>
+        <w:ind w:left="360" w:right="390" w:firstLine="360"/>
+        <w:rPr>
+          <w:sz w:val="24"/>
+          <w:szCs w:val="24"/>
+        </w:rPr>
+      </w:pPr>
+      <w:r>
+        <w:rPr>
+          <w:sz w:val="24"/>
+          <w:szCs w:val="24"/>
+        </w:rPr>
+        <w:t xml:space="preserve">This city had once been a bastion of depravity. Yes, once, the city had been home </w:t>
+      </w:r>
+      <w:proofErr w:type="gramStart"/>
+      <w:r>
+        <w:rPr>
+          <w:sz w:val="24"/>
+          <w:szCs w:val="24"/>
+        </w:rPr>
+        <w:t>all hours</w:t>
+      </w:r>
+      <w:proofErr w:type="gramEnd"/>
+      <w:r>
+        <w:rPr>
+          <w:sz w:val="24"/>
+          <w:szCs w:val="24"/>
+        </w:rPr>
+        <w:t xml:space="preserve"> to the shambling dead, ruled over by an immortal lich king so ancient no one was </w:t>
+      </w:r>
+      <w:proofErr w:type="gramStart"/>
+      <w:r>
+        <w:rPr>
+          <w:sz w:val="24"/>
+          <w:szCs w:val="24"/>
+        </w:rPr>
+        <w:t>really sure</w:t>
+      </w:r>
+      <w:proofErr w:type="gramEnd"/>
+      <w:r>
+        <w:rPr>
+          <w:sz w:val="24"/>
+          <w:szCs w:val="24"/>
+        </w:rPr>
+        <w:t xml:space="preserve"> where he’d come from. So </w:t>
+      </w:r>
+      <w:proofErr w:type="gramStart"/>
+      <w:r>
+        <w:rPr>
+          <w:sz w:val="24"/>
+          <w:szCs w:val="24"/>
+        </w:rPr>
+        <w:t>ancient</w:t>
+      </w:r>
+      <w:proofErr w:type="gramEnd"/>
+      <w:r>
+        <w:rPr>
+          <w:sz w:val="24"/>
+          <w:szCs w:val="24"/>
+        </w:rPr>
+        <w:t xml:space="preserve"> they made stories and those stories had grown up and fled the coop to become legends. An eternal cloud had hung in the sky, casting everything in grey fog so thick and obfuscating not even a moral compass could be trusted. Orcs and goblins and dark-skinned elves from the depths of the earth had all made this city their own. Myth has it that even a company of Devils had wintered here when hell froze over.</w:t>
+      </w:r>
+    </w:p>
+    <w:p>
+      <w:pPr>
+        <w:spacing w:line="360" w:lineRule="auto"/>
+        <w:ind w:left="360" w:right="390" w:firstLine="360"/>
+        <w:rPr>
+          <w:sz w:val="24"/>
+          <w:szCs w:val="24"/>
+        </w:rPr>
+      </w:pPr>
+      <w:r>
+        <w:rPr>
+          <w:sz w:val="24"/>
+          <w:szCs w:val="24"/>
+        </w:rPr>
+        <w:t xml:space="preserve">Now, well, now it was a moderate trading hub—a melting pot that produced mostly lesser healing balms and love potions that could more aptly be described as potions of lust. The fire beneath this once great cauldron was neglected, and now it barely warmed </w:t>
+      </w:r>
+      <w:proofErr w:type="spellStart"/>
+      <w:r>
+        <w:rPr>
+          <w:sz w:val="24"/>
+          <w:szCs w:val="24"/>
+        </w:rPr>
+        <w:t>Isran’s</w:t>
+      </w:r>
+      <w:proofErr w:type="spellEnd"/>
+      <w:r>
+        <w:rPr>
+          <w:sz w:val="24"/>
+          <w:szCs w:val="24"/>
+        </w:rPr>
+        <w:t xml:space="preserve"> supper. </w:t>
+      </w:r>
+    </w:p>
+    <w:p>
+      <w:pPr>
+        <w:spacing w:line="360" w:lineRule="auto"/>
+        <w:ind w:left="360" w:right="390" w:firstLine="360"/>
+        <w:rPr>
+          <w:sz w:val="24"/>
+          <w:szCs w:val="24"/>
+        </w:rPr>
+      </w:pPr>
+      <w:r>
+        <w:rPr>
+          <w:sz w:val="24"/>
+          <w:szCs w:val="24"/>
+        </w:rPr>
+        <w:t xml:space="preserve">How had this place, the great </w:t>
+      </w:r>
+      <w:proofErr w:type="spellStart"/>
+      <w:r>
+        <w:rPr>
+          <w:sz w:val="24"/>
+          <w:szCs w:val="24"/>
+        </w:rPr>
+        <w:t>Ebonshire</w:t>
+      </w:r>
+      <w:proofErr w:type="spellEnd"/>
+      <w:r>
+        <w:rPr>
+          <w:sz w:val="24"/>
+          <w:szCs w:val="24"/>
+        </w:rPr>
+        <w:t>, home to darkness, city of the dead, fallen so far?</w:t>
       </w:r>
     </w:p>
     <w:p>
@@ -469,58 +951,138 @@
           <w:szCs w:val="24"/>
         </w:rPr>
         <w:lastRenderedPageBreak/>
-        <w:t>It was, in a word, Golemancy.</w:t>
-      </w:r>
-    </w:p>
-    <w:p>
-      <w:pPr>
-        <w:spacing w:line="360" w:lineRule="auto"/>
-        <w:ind w:left="360" w:right="390" w:firstLine="360"/>
-        <w:rPr>
-          <w:sz w:val="24"/>
-          <w:szCs w:val="24"/>
-        </w:rPr>
-      </w:pPr>
-      <w:r>
-        <w:rPr>
-          <w:sz w:val="24"/>
-          <w:szCs w:val="24"/>
-        </w:rPr>
-        <w:t>Not with a war, not even with a battle. But slowly. Over the years. With a drip feed of sickly sweet progress. So sweet you don’t notice it when your teeth are falling out. To put it another way, they boiled the gods-damned frog.</w:t>
-      </w:r>
-    </w:p>
-    <w:p>
-      <w:pPr>
-        <w:spacing w:line="360" w:lineRule="auto"/>
-        <w:ind w:left="360" w:right="390" w:firstLine="360"/>
-        <w:rPr>
-          <w:sz w:val="24"/>
-          <w:szCs w:val="24"/>
-        </w:rPr>
-      </w:pPr>
-      <w:r>
-        <w:rPr>
-          <w:sz w:val="24"/>
-          <w:szCs w:val="24"/>
-        </w:rPr>
-        <w:t xml:space="preserve">Even the Lich King, who held out so valiantly (wickedly, some might say) succumbed to the bourgeoisie temptation of Golemancy. After dispelling the always storm and inviting the rising merchant factions within his walls, he shirked his unmortal form for a body of silver and gold and rubies. </w:t>
-      </w:r>
-    </w:p>
-    <w:p>
-      <w:pPr>
-        <w:spacing w:line="360" w:lineRule="auto"/>
-        <w:ind w:left="360" w:right="390" w:firstLine="360"/>
-        <w:rPr>
-          <w:sz w:val="24"/>
-          <w:szCs w:val="24"/>
-        </w:rPr>
-      </w:pPr>
-      <w:r>
-        <w:rPr>
-          <w:sz w:val="24"/>
-          <w:szCs w:val="24"/>
-        </w:rPr>
-        <w:t xml:space="preserve">And what did it cost? Not his soul, these were merchants not devils—and that’s not to mention that a lich even having a soul is a subject of much debate among chthonically-inclined circles. No, it was not his first born either (everyone knows the undead are barren). Not the love of his life or the life of his mother. </w:t>
+        <w:t xml:space="preserve">It was, in a word, </w:t>
+      </w:r>
+      <w:proofErr w:type="spellStart"/>
+      <w:r>
+        <w:rPr>
+          <w:sz w:val="24"/>
+          <w:szCs w:val="24"/>
+        </w:rPr>
+        <w:t>Golemancy</w:t>
+      </w:r>
+      <w:proofErr w:type="spellEnd"/>
+      <w:r>
+        <w:rPr>
+          <w:sz w:val="24"/>
+          <w:szCs w:val="24"/>
+        </w:rPr>
+        <w:t>.</w:t>
+      </w:r>
+    </w:p>
+    <w:p>
+      <w:pPr>
+        <w:spacing w:line="360" w:lineRule="auto"/>
+        <w:ind w:left="360" w:right="390" w:firstLine="360"/>
+        <w:rPr>
+          <w:sz w:val="24"/>
+          <w:szCs w:val="24"/>
+        </w:rPr>
+      </w:pPr>
+      <w:r>
+        <w:rPr>
+          <w:sz w:val="24"/>
+          <w:szCs w:val="24"/>
+        </w:rPr>
+        <w:t xml:space="preserve">Not with a war, not even with a battle. But slowly. Over the years. With a drip feed of </w:t>
+      </w:r>
+      <w:proofErr w:type="gramStart"/>
+      <w:r>
+        <w:rPr>
+          <w:sz w:val="24"/>
+          <w:szCs w:val="24"/>
+        </w:rPr>
+        <w:t>sickly sweet</w:t>
+      </w:r>
+      <w:proofErr w:type="gramEnd"/>
+      <w:r>
+        <w:rPr>
+          <w:sz w:val="24"/>
+          <w:szCs w:val="24"/>
+        </w:rPr>
+        <w:t xml:space="preserve"> progress. So sweet you don’t notice it when your teeth are falling out. To put it another way, they boiled the gods-damned frog.</w:t>
+      </w:r>
+    </w:p>
+    <w:p>
+      <w:pPr>
+        <w:spacing w:line="360" w:lineRule="auto"/>
+        <w:ind w:left="360" w:right="390" w:firstLine="360"/>
+        <w:rPr>
+          <w:sz w:val="24"/>
+          <w:szCs w:val="24"/>
+        </w:rPr>
+      </w:pPr>
+      <w:r>
+        <w:rPr>
+          <w:sz w:val="24"/>
+          <w:szCs w:val="24"/>
+        </w:rPr>
+        <w:t xml:space="preserve">Even the Lich King, who held out so valiantly (wickedly, some might say) succumbed to the bourgeoisie temptation of </w:t>
+      </w:r>
+      <w:proofErr w:type="spellStart"/>
+      <w:r>
+        <w:rPr>
+          <w:sz w:val="24"/>
+          <w:szCs w:val="24"/>
+        </w:rPr>
+        <w:t>Golemancy</w:t>
+      </w:r>
+      <w:proofErr w:type="spellEnd"/>
+      <w:r>
+        <w:rPr>
+          <w:sz w:val="24"/>
+          <w:szCs w:val="24"/>
+        </w:rPr>
+        <w:t xml:space="preserve">. After dispelling the always storm and inviting the rising merchant factions within his walls, he shirked his unmortal form for a body of silver and gold and rubies. </w:t>
+      </w:r>
+    </w:p>
+    <w:p>
+      <w:pPr>
+        <w:spacing w:line="360" w:lineRule="auto"/>
+        <w:ind w:left="360" w:right="390" w:firstLine="360"/>
+        <w:rPr>
+          <w:sz w:val="24"/>
+          <w:szCs w:val="24"/>
+        </w:rPr>
+      </w:pPr>
+      <w:r>
+        <w:rPr>
+          <w:sz w:val="24"/>
+          <w:szCs w:val="24"/>
+        </w:rPr>
+        <w:t xml:space="preserve">And what did it cost? Not his soul, these were merchants </w:t>
+      </w:r>
+      <w:proofErr w:type="gramStart"/>
+      <w:r>
+        <w:rPr>
+          <w:sz w:val="24"/>
+          <w:szCs w:val="24"/>
+        </w:rPr>
+        <w:t>not devils</w:t>
+      </w:r>
+      <w:proofErr w:type="gramEnd"/>
+      <w:r>
+        <w:rPr>
+          <w:sz w:val="24"/>
+          <w:szCs w:val="24"/>
+        </w:rPr>
+        <w:t xml:space="preserve">—and that’s not to mention that a lich even having a soul is a subject of much debate among </w:t>
+      </w:r>
+      <w:proofErr w:type="spellStart"/>
+      <w:r>
+        <w:rPr>
+          <w:sz w:val="24"/>
+          <w:szCs w:val="24"/>
+        </w:rPr>
+        <w:t>chthonically</w:t>
+      </w:r>
+      <w:proofErr w:type="spellEnd"/>
+      <w:r>
+        <w:rPr>
+          <w:sz w:val="24"/>
+          <w:szCs w:val="24"/>
+        </w:rPr>
+        <w:t xml:space="preserve">-inclined circles. No, it was not his first born either (everyone knows the undead are barren). Not the love of his life or the life of his mother. </w:t>
       </w:r>
     </w:p>
     <w:p>
@@ -571,41 +1133,169 @@
           <w:sz w:val="24"/>
           <w:szCs w:val="24"/>
         </w:rPr>
-        <w:t xml:space="preserve">So, even though this city was still called Ebonshire, Isran did not think of this city as the same as that city at all. </w:t>
-      </w:r>
-    </w:p>
-    <w:p>
-      <w:pPr>
-        <w:spacing w:line="360" w:lineRule="auto"/>
-        <w:ind w:left="360" w:right="390" w:firstLine="360"/>
-        <w:rPr>
-          <w:sz w:val="24"/>
-          <w:szCs w:val="24"/>
-        </w:rPr>
-      </w:pPr>
-      <w:r>
-        <w:rPr>
-          <w:sz w:val="24"/>
-          <w:szCs w:val="24"/>
-        </w:rPr>
-        <w:t xml:space="preserve">For one, in that previous city Isran had not owned a small Necromatic repair shop on the corner Abyssal Avenue and Deceased Drive. Needless to say, his pride and joy, The Morbid Curiosities, sat in the old part of town—the part that remembered fondly what used to be. </w:t>
-      </w:r>
-    </w:p>
-    <w:p>
-      <w:pPr>
-        <w:spacing w:line="360" w:lineRule="auto"/>
-        <w:ind w:left="360" w:right="390" w:firstLine="360"/>
-        <w:rPr>
-          <w:sz w:val="24"/>
-          <w:szCs w:val="24"/>
-        </w:rPr>
-      </w:pPr>
-      <w:r>
-        <w:rPr>
-          <w:sz w:val="24"/>
-          <w:szCs w:val="24"/>
-        </w:rPr>
-        <w:t xml:space="preserve">Today, business was slow. No, that was perhaps putting it too lightly. Business was always slow for a Necromancer in a Golemancer’s world. </w:t>
+        <w:t xml:space="preserve">So, even though this city was still called </w:t>
+      </w:r>
+      <w:proofErr w:type="spellStart"/>
+      <w:r>
+        <w:rPr>
+          <w:sz w:val="24"/>
+          <w:szCs w:val="24"/>
+        </w:rPr>
+        <w:t>Ebonshire</w:t>
+      </w:r>
+      <w:proofErr w:type="spellEnd"/>
+      <w:r>
+        <w:rPr>
+          <w:sz w:val="24"/>
+          <w:szCs w:val="24"/>
+        </w:rPr>
+        <w:t xml:space="preserve">, </w:t>
+      </w:r>
+      <w:proofErr w:type="spellStart"/>
+      <w:r>
+        <w:rPr>
+          <w:sz w:val="24"/>
+          <w:szCs w:val="24"/>
+        </w:rPr>
+        <w:t>Isran</w:t>
+      </w:r>
+      <w:proofErr w:type="spellEnd"/>
+      <w:r>
+        <w:rPr>
+          <w:sz w:val="24"/>
+          <w:szCs w:val="24"/>
+        </w:rPr>
+        <w:t xml:space="preserve"> did not think of this city as the same as that city at all. </w:t>
+      </w:r>
+    </w:p>
+    <w:p>
+      <w:pPr>
+        <w:spacing w:line="360" w:lineRule="auto"/>
+        <w:ind w:left="360" w:right="390" w:firstLine="360"/>
+        <w:rPr>
+          <w:sz w:val="24"/>
+          <w:szCs w:val="24"/>
+        </w:rPr>
+      </w:pPr>
+      <w:r>
+        <w:rPr>
+          <w:sz w:val="24"/>
+          <w:szCs w:val="24"/>
+        </w:rPr>
+        <w:t xml:space="preserve">For one, in that previous city </w:t>
+      </w:r>
+      <w:proofErr w:type="spellStart"/>
+      <w:r>
+        <w:rPr>
+          <w:sz w:val="24"/>
+          <w:szCs w:val="24"/>
+        </w:rPr>
+        <w:t>Isran</w:t>
+      </w:r>
+      <w:proofErr w:type="spellEnd"/>
+      <w:r>
+        <w:rPr>
+          <w:sz w:val="24"/>
+          <w:szCs w:val="24"/>
+        </w:rPr>
+        <w:t xml:space="preserve"> </w:t>
+      </w:r>
+      <w:proofErr w:type="gramStart"/>
+      <w:r>
+        <w:rPr>
+          <w:sz w:val="24"/>
+          <w:szCs w:val="24"/>
+        </w:rPr>
+        <w:t>had not owned</w:t>
+      </w:r>
+      <w:proofErr w:type="gramEnd"/>
+      <w:r>
+        <w:rPr>
+          <w:sz w:val="24"/>
+          <w:szCs w:val="24"/>
+        </w:rPr>
+        <w:t xml:space="preserve"> a small </w:t>
+      </w:r>
+      <w:proofErr w:type="spellStart"/>
+      <w:r>
+        <w:rPr>
+          <w:sz w:val="24"/>
+          <w:szCs w:val="24"/>
+        </w:rPr>
+        <w:t>Necromatic</w:t>
+      </w:r>
+      <w:proofErr w:type="spellEnd"/>
+      <w:r>
+        <w:rPr>
+          <w:sz w:val="24"/>
+          <w:szCs w:val="24"/>
+        </w:rPr>
+        <w:t xml:space="preserve"> repair shop on the corner Abyssal Avenue and Deceased Drive. </w:t>
+      </w:r>
+      <w:proofErr w:type="gramStart"/>
+      <w:r>
+        <w:rPr>
+          <w:sz w:val="24"/>
+          <w:szCs w:val="24"/>
+        </w:rPr>
+        <w:t>Needless to say, his</w:t>
+      </w:r>
+      <w:proofErr w:type="gramEnd"/>
+      <w:r>
+        <w:rPr>
+          <w:sz w:val="24"/>
+          <w:szCs w:val="24"/>
+        </w:rPr>
+        <w:t xml:space="preserve"> pride and joy, The Morbid Curiosities, sat in the old part of </w:t>
+      </w:r>
+      <w:proofErr w:type="gramStart"/>
+      <w:r>
+        <w:rPr>
+          <w:sz w:val="24"/>
+          <w:szCs w:val="24"/>
+        </w:rPr>
+        <w:t>town—</w:t>
+      </w:r>
+      <w:proofErr w:type="gramEnd"/>
+      <w:r>
+        <w:rPr>
+          <w:sz w:val="24"/>
+          <w:szCs w:val="24"/>
+        </w:rPr>
+        <w:t xml:space="preserve">the part that remembered fondly what used to be. </w:t>
+      </w:r>
+    </w:p>
+    <w:p>
+      <w:pPr>
+        <w:spacing w:line="360" w:lineRule="auto"/>
+        <w:ind w:left="360" w:right="390" w:firstLine="360"/>
+        <w:rPr>
+          <w:sz w:val="24"/>
+          <w:szCs w:val="24"/>
+        </w:rPr>
+      </w:pPr>
+      <w:r>
+        <w:rPr>
+          <w:sz w:val="24"/>
+          <w:szCs w:val="24"/>
+        </w:rPr>
+        <w:t xml:space="preserve">Today, business was slow. No, that was perhaps putting it too lightly. Business was always slow for a Necromancer in a </w:t>
+      </w:r>
+      <w:proofErr w:type="spellStart"/>
+      <w:r>
+        <w:rPr>
+          <w:sz w:val="24"/>
+          <w:szCs w:val="24"/>
+        </w:rPr>
+        <w:t>Golemancer’s</w:t>
+      </w:r>
+      <w:proofErr w:type="spellEnd"/>
+      <w:r>
+        <w:rPr>
+          <w:sz w:val="24"/>
+          <w:szCs w:val="24"/>
+        </w:rPr>
+        <w:t xml:space="preserve"> world. </w:t>
       </w:r>
     </w:p>
     <w:p>
@@ -638,24 +1328,74 @@
           <w:sz w:val="24"/>
           <w:szCs w:val="24"/>
         </w:rPr>
-        <w:t xml:space="preserve">slow. It was nearly noon and not a single customer had walked through his doors. Isran was as saddened as he was relieved, most of his customer’s were dolts that simply stopped by because they needed help keeping someone in their grave rather than getting out. Occasionally, adventurous types would muster their way in and purchase a soul catching gemstone or scroll that allowed brief talking with the recently fallen. </w:t>
-      </w:r>
-    </w:p>
-    <w:p>
-      <w:pPr>
-        <w:spacing w:line="360" w:lineRule="auto"/>
-        <w:ind w:left="360" w:right="390" w:firstLine="360"/>
-        <w:rPr>
-          <w:sz w:val="24"/>
-          <w:szCs w:val="24"/>
-        </w:rPr>
-      </w:pPr>
-      <w:r>
-        <w:rPr>
-          <w:sz w:val="24"/>
-          <w:szCs w:val="24"/>
-        </w:rPr>
-        <w:t xml:space="preserve">Rarer still, were Isran’s favorite customers. </w:t>
+        <w:t xml:space="preserve">slow. It was nearly noon and not a single customer had walked through his doors. </w:t>
+      </w:r>
+      <w:proofErr w:type="spellStart"/>
+      <w:r>
+        <w:rPr>
+          <w:sz w:val="24"/>
+          <w:szCs w:val="24"/>
+        </w:rPr>
+        <w:t>Isran</w:t>
+      </w:r>
+      <w:proofErr w:type="spellEnd"/>
+      <w:r>
+        <w:rPr>
+          <w:sz w:val="24"/>
+          <w:szCs w:val="24"/>
+        </w:rPr>
+        <w:t xml:space="preserve"> was as saddened as he was relieved, most of his </w:t>
+      </w:r>
+      <w:proofErr w:type="spellStart"/>
+      <w:proofErr w:type="gramStart"/>
+      <w:r>
+        <w:rPr>
+          <w:sz w:val="24"/>
+          <w:szCs w:val="24"/>
+        </w:rPr>
+        <w:t>customer’s</w:t>
+      </w:r>
+      <w:proofErr w:type="spellEnd"/>
+      <w:proofErr w:type="gramEnd"/>
+      <w:r>
+        <w:rPr>
+          <w:sz w:val="24"/>
+          <w:szCs w:val="24"/>
+        </w:rPr>
+        <w:t xml:space="preserve"> were dolts that simply stopped by because they needed help keeping someone in their grave rather than getting out. Occasionally, adventurous types would muster their way in and purchase a soul catching gemstone or scroll that allowed brief talking with the recently fallen. </w:t>
+      </w:r>
+    </w:p>
+    <w:p>
+      <w:pPr>
+        <w:spacing w:line="360" w:lineRule="auto"/>
+        <w:ind w:left="360" w:right="390" w:firstLine="360"/>
+        <w:rPr>
+          <w:sz w:val="24"/>
+          <w:szCs w:val="24"/>
+        </w:rPr>
+      </w:pPr>
+      <w:r>
+        <w:rPr>
+          <w:sz w:val="24"/>
+          <w:szCs w:val="24"/>
+        </w:rPr>
+        <w:t xml:space="preserve">Rarer still, were </w:t>
+      </w:r>
+      <w:proofErr w:type="spellStart"/>
+      <w:r>
+        <w:rPr>
+          <w:sz w:val="24"/>
+          <w:szCs w:val="24"/>
+        </w:rPr>
+        <w:t>Isran’s</w:t>
+      </w:r>
+      <w:proofErr w:type="spellEnd"/>
+      <w:r>
+        <w:rPr>
+          <w:sz w:val="24"/>
+          <w:szCs w:val="24"/>
+        </w:rPr>
+        <w:t xml:space="preserve"> favorite customers. </w:t>
       </w:r>
     </w:p>
     <w:p>
@@ -690,41 +1430,114 @@
           <w:szCs w:val="24"/>
         </w:rPr>
         <w:lastRenderedPageBreak/>
-        <w:t xml:space="preserve">That day, a woman in her late thirties stumbled in. Isran had seen her before a couple times, perusing the shelves for an anti-aging charm. Working up the courage to speak with him. Every time, she left. Wordless. Sometimes with a side-eyed glance when she thought he wasn’t looking. </w:t>
-      </w:r>
-    </w:p>
-    <w:p>
-      <w:pPr>
-        <w:spacing w:line="360" w:lineRule="auto"/>
-        <w:ind w:left="360" w:right="390" w:firstLine="360"/>
-        <w:rPr>
-          <w:sz w:val="24"/>
-          <w:szCs w:val="24"/>
-        </w:rPr>
-      </w:pPr>
-      <w:r>
-        <w:rPr>
-          <w:sz w:val="24"/>
-          <w:szCs w:val="24"/>
-        </w:rPr>
-        <w:t xml:space="preserve">Isran tried not to be offended. He had seen her like before… knew well the look in her eyes. </w:t>
-      </w:r>
-    </w:p>
-    <w:p>
-      <w:pPr>
-        <w:spacing w:line="360" w:lineRule="auto"/>
-        <w:ind w:left="360" w:right="390" w:firstLine="360"/>
-        <w:rPr>
-          <w:sz w:val="24"/>
-          <w:szCs w:val="24"/>
-        </w:rPr>
-      </w:pPr>
-      <w:r>
-        <w:rPr>
-          <w:sz w:val="24"/>
-          <w:szCs w:val="24"/>
-        </w:rPr>
-        <w:t xml:space="preserve">He wondered about her. Who she was, but not why she had come here. Her robes betrayed a certain understated wealth—the way a monger might slip off his rings and hitch up his fur coat when passing through the boonies. She even wore her hood in his store (despite the fact that the weather was only mildly poor) and her gaze chased about the store as if performingw a health and safety inspection. </w:t>
+        <w:t xml:space="preserve">That day, a woman in her late thirties stumbled in. </w:t>
+      </w:r>
+      <w:proofErr w:type="spellStart"/>
+      <w:r>
+        <w:rPr>
+          <w:sz w:val="24"/>
+          <w:szCs w:val="24"/>
+        </w:rPr>
+        <w:t>Isran</w:t>
+      </w:r>
+      <w:proofErr w:type="spellEnd"/>
+      <w:r>
+        <w:rPr>
+          <w:sz w:val="24"/>
+          <w:szCs w:val="24"/>
+        </w:rPr>
+        <w:t xml:space="preserve"> had seen her before a couple times, perusing the shelves for an anti-aging charm. Working up the courage to speak with him. Every time, she left. Wordless. Sometimes with a side-eyed glance when she thought he wasn’t looking. </w:t>
+      </w:r>
+    </w:p>
+    <w:p>
+      <w:pPr>
+        <w:spacing w:line="360" w:lineRule="auto"/>
+        <w:ind w:left="360" w:right="390" w:firstLine="360"/>
+        <w:rPr>
+          <w:sz w:val="24"/>
+          <w:szCs w:val="24"/>
+        </w:rPr>
+      </w:pPr>
+      <w:proofErr w:type="spellStart"/>
+      <w:r>
+        <w:rPr>
+          <w:sz w:val="24"/>
+          <w:szCs w:val="24"/>
+        </w:rPr>
+        <w:t>Isran</w:t>
+      </w:r>
+      <w:proofErr w:type="spellEnd"/>
+      <w:r>
+        <w:rPr>
+          <w:sz w:val="24"/>
+          <w:szCs w:val="24"/>
+        </w:rPr>
+        <w:t xml:space="preserve"> tried not to be offended. He had seen her like before… knew well the look in her eyes. </w:t>
+      </w:r>
+    </w:p>
+    <w:p>
+      <w:pPr>
+        <w:spacing w:line="360" w:lineRule="auto"/>
+        <w:ind w:left="360" w:right="390" w:firstLine="360"/>
+        <w:rPr>
+          <w:sz w:val="24"/>
+          <w:szCs w:val="24"/>
+        </w:rPr>
+      </w:pPr>
+      <w:r>
+        <w:rPr>
+          <w:sz w:val="24"/>
+          <w:szCs w:val="24"/>
+        </w:rPr>
+        <w:t xml:space="preserve">He wondered about her. Who </w:t>
+      </w:r>
+      <w:proofErr w:type="gramStart"/>
+      <w:r>
+        <w:rPr>
+          <w:sz w:val="24"/>
+          <w:szCs w:val="24"/>
+        </w:rPr>
+        <w:t>she was</w:t>
+      </w:r>
+      <w:proofErr w:type="gramEnd"/>
+      <w:r>
+        <w:rPr>
+          <w:sz w:val="24"/>
+          <w:szCs w:val="24"/>
+        </w:rPr>
+        <w:t>, but not why she had come here. Her robes betrayed a certain understated wealth—the way a monger might slip off his rings and hitch up his fur coat when passing through the boonies. She even wore her hood in his store (</w:t>
+      </w:r>
+      <w:proofErr w:type="gramStart"/>
+      <w:r>
+        <w:rPr>
+          <w:sz w:val="24"/>
+          <w:szCs w:val="24"/>
+        </w:rPr>
+        <w:t>despite the fact that</w:t>
+      </w:r>
+      <w:proofErr w:type="gramEnd"/>
+      <w:r>
+        <w:rPr>
+          <w:sz w:val="24"/>
+          <w:szCs w:val="24"/>
+        </w:rPr>
+        <w:t xml:space="preserve"> the weather was only mildly poor) and her gaze chased about the store as if </w:t>
+      </w:r>
+      <w:proofErr w:type="spellStart"/>
+      <w:r>
+        <w:rPr>
+          <w:sz w:val="24"/>
+          <w:szCs w:val="24"/>
+        </w:rPr>
+        <w:t>performingw</w:t>
+      </w:r>
+      <w:proofErr w:type="spellEnd"/>
+      <w:r>
+        <w:rPr>
+          <w:sz w:val="24"/>
+          <w:szCs w:val="24"/>
+        </w:rPr>
+        <w:t xml:space="preserve"> a health and safety inspection. </w:t>
       </w:r>
     </w:p>
     <w:p>
@@ -758,7 +1571,23 @@
           <w:sz w:val="24"/>
           <w:szCs w:val="24"/>
         </w:rPr>
-        <w:t>“Welcome,” Isran said. “Can I help you with anything, ma’am?”</w:t>
+        <w:t xml:space="preserve">“Welcome,” </w:t>
+      </w:r>
+      <w:proofErr w:type="spellStart"/>
+      <w:r>
+        <w:rPr>
+          <w:sz w:val="24"/>
+          <w:szCs w:val="24"/>
+        </w:rPr>
+        <w:t>Isran</w:t>
+      </w:r>
+      <w:proofErr w:type="spellEnd"/>
+      <w:r>
+        <w:rPr>
+          <w:sz w:val="24"/>
+          <w:szCs w:val="24"/>
+        </w:rPr>
+        <w:t xml:space="preserve"> said. “Can I help you with anything, ma’am?”</w:t>
       </w:r>
     </w:p>
     <w:p>
@@ -860,7 +1689,23 @@
           <w:sz w:val="24"/>
           <w:szCs w:val="24"/>
         </w:rPr>
-        <w:t>That made Isran put down his book. It was a fiction (literary, of course) about the economic reality of divination magic in a world where the God of Fate was dead. “I am obligated to warn you that Necromantically induced confessions are not admissible in the court of the law, ma’am.”</w:t>
+        <w:t xml:space="preserve">That made </w:t>
+      </w:r>
+      <w:proofErr w:type="spellStart"/>
+      <w:r>
+        <w:rPr>
+          <w:sz w:val="24"/>
+          <w:szCs w:val="24"/>
+        </w:rPr>
+        <w:t>Isran</w:t>
+      </w:r>
+      <w:proofErr w:type="spellEnd"/>
+      <w:r>
+        <w:rPr>
+          <w:sz w:val="24"/>
+          <w:szCs w:val="24"/>
+        </w:rPr>
+        <w:t xml:space="preserve"> put down his book. It was a fiction (literary, of course) about the economic reality of divination magic in a world where the God of Fate was dead. “I am obligated to warn you that Necromantically induced confessions are not admissible in the court of the law, ma’am.”</w:t>
       </w:r>
     </w:p>
     <w:p>
@@ -962,24 +1807,72 @@
           <w:sz w:val="24"/>
           <w:szCs w:val="24"/>
         </w:rPr>
-        <w:t>“I trust a priest to give me hope. I trust you to give me the cold, dead truth.” She spat the words and in them Isran heard her age. And her youth. She was a child of the New—of golems and magitech. Naive in her cynicism. Someone who did not learn that one should never trust a Necromancer.</w:t>
-      </w:r>
-    </w:p>
-    <w:p>
-      <w:pPr>
-        <w:spacing w:line="360" w:lineRule="auto"/>
-        <w:ind w:left="360" w:right="390" w:firstLine="360"/>
-        <w:rPr>
-          <w:sz w:val="24"/>
-          <w:szCs w:val="24"/>
-        </w:rPr>
-      </w:pPr>
-      <w:r>
-        <w:rPr>
-          <w:sz w:val="24"/>
-          <w:szCs w:val="24"/>
-        </w:rPr>
-        <w:t>But Isran was a businessman almost as much as he was a Necromancer, and this woman had come to him with a most rare request.</w:t>
+        <w:t xml:space="preserve">“I trust a priest to give me hope. I trust you to give me the cold, dead truth.” She spat the words and in them </w:t>
+      </w:r>
+      <w:proofErr w:type="spellStart"/>
+      <w:r>
+        <w:rPr>
+          <w:sz w:val="24"/>
+          <w:szCs w:val="24"/>
+        </w:rPr>
+        <w:t>Isran</w:t>
+      </w:r>
+      <w:proofErr w:type="spellEnd"/>
+      <w:r>
+        <w:rPr>
+          <w:sz w:val="24"/>
+          <w:szCs w:val="24"/>
+        </w:rPr>
+        <w:t xml:space="preserve"> heard her age. And her youth. She was a child of the New—of golems and </w:t>
+      </w:r>
+      <w:proofErr w:type="spellStart"/>
+      <w:r>
+        <w:rPr>
+          <w:sz w:val="24"/>
+          <w:szCs w:val="24"/>
+        </w:rPr>
+        <w:t>magitech</w:t>
+      </w:r>
+      <w:proofErr w:type="spellEnd"/>
+      <w:r>
+        <w:rPr>
+          <w:sz w:val="24"/>
+          <w:szCs w:val="24"/>
+        </w:rPr>
+        <w:t>. Naive in her cynicism. Someone who did not learn that one should never trust a Necromancer.</w:t>
+      </w:r>
+    </w:p>
+    <w:p>
+      <w:pPr>
+        <w:spacing w:line="360" w:lineRule="auto"/>
+        <w:ind w:left="360" w:right="390" w:firstLine="360"/>
+        <w:rPr>
+          <w:sz w:val="24"/>
+          <w:szCs w:val="24"/>
+        </w:rPr>
+      </w:pPr>
+      <w:r>
+        <w:rPr>
+          <w:sz w:val="24"/>
+          <w:szCs w:val="24"/>
+        </w:rPr>
+        <w:t xml:space="preserve">But </w:t>
+      </w:r>
+      <w:proofErr w:type="spellStart"/>
+      <w:r>
+        <w:rPr>
+          <w:sz w:val="24"/>
+          <w:szCs w:val="24"/>
+        </w:rPr>
+        <w:t>Isran</w:t>
+      </w:r>
+      <w:proofErr w:type="spellEnd"/>
+      <w:r>
+        <w:rPr>
+          <w:sz w:val="24"/>
+          <w:szCs w:val="24"/>
+        </w:rPr>
+        <w:t xml:space="preserve"> was a businessman almost as much as he was a Necromancer, and this woman had come to him with a most rare request.</w:t>
       </w:r>
     </w:p>
     <w:p>
@@ -1013,41 +1906,153 @@
           <w:sz w:val="24"/>
           <w:szCs w:val="24"/>
         </w:rPr>
-        <w:t>She flicked back her hood, pride unfurling as if the pages of a vast and magical tome bursting open when finally unbound after a thousand year slumber. “I am lady Emilia Von Lügenritter, granddaughter of the Knight of Soul’s Fire—Slayer of the Grey Dread.” Her hands stayed her hoods fall and she held it there, half-down, staring her name into his eyes. And then she looked away, her cowl tumbling onto her shoulders with all the grace of an unmade bed. “But you, Isran the Wretched, you may call me Em. It is all anyone can seem to remember anyway.”</w:t>
-      </w:r>
-    </w:p>
-    <w:p>
-      <w:pPr>
-        <w:spacing w:line="360" w:lineRule="auto"/>
-        <w:ind w:left="360" w:right="390" w:firstLine="360"/>
-        <w:rPr>
-          <w:sz w:val="24"/>
-          <w:szCs w:val="24"/>
-        </w:rPr>
-      </w:pPr>
-      <w:r>
-        <w:rPr>
-          <w:sz w:val="24"/>
-          <w:szCs w:val="24"/>
-        </w:rPr>
-        <w:t>“Lady Lügenritter,” Isran said, giving a bow. “Let me assure you, there are those of us who remember the importance of a name.”</w:t>
-      </w:r>
-    </w:p>
-    <w:p>
-      <w:pPr>
-        <w:spacing w:line="360" w:lineRule="auto"/>
-        <w:ind w:left="360" w:right="390" w:firstLine="360"/>
-        <w:rPr>
-          <w:sz w:val="24"/>
-          <w:szCs w:val="24"/>
-        </w:rPr>
-      </w:pPr>
-      <w:r>
-        <w:rPr>
-          <w:sz w:val="24"/>
-          <w:szCs w:val="24"/>
-        </w:rPr>
-        <w:t xml:space="preserve">But though he was making a show of it, and even in this age of forgetting, the tale of Lügenritter and the Grey Dread was known far and wide. </w:t>
+        <w:t xml:space="preserve">She flicked back her hood, pride unfurling as if the pages of a vast and magical tome </w:t>
+      </w:r>
+      <w:proofErr w:type="gramStart"/>
+      <w:r>
+        <w:rPr>
+          <w:sz w:val="24"/>
+          <w:szCs w:val="24"/>
+        </w:rPr>
+        <w:t>bursting</w:t>
+      </w:r>
+      <w:proofErr w:type="gramEnd"/>
+      <w:r>
+        <w:rPr>
+          <w:sz w:val="24"/>
+          <w:szCs w:val="24"/>
+        </w:rPr>
+        <w:t xml:space="preserve"> open when finally unbound after a </w:t>
+      </w:r>
+      <w:proofErr w:type="gramStart"/>
+      <w:r>
+        <w:rPr>
+          <w:sz w:val="24"/>
+          <w:szCs w:val="24"/>
+        </w:rPr>
+        <w:t>thousand year</w:t>
+      </w:r>
+      <w:proofErr w:type="gramEnd"/>
+      <w:r>
+        <w:rPr>
+          <w:sz w:val="24"/>
+          <w:szCs w:val="24"/>
+        </w:rPr>
+        <w:t xml:space="preserve"> slumber. “I am lady Emilia Von Lügenritter, granddaughter of the Knight of Soul’s Fire—Slayer of the Grey Dread.” Her hands stayed her hoods </w:t>
+      </w:r>
+      <w:proofErr w:type="gramStart"/>
+      <w:r>
+        <w:rPr>
+          <w:sz w:val="24"/>
+          <w:szCs w:val="24"/>
+        </w:rPr>
+        <w:t>fall</w:t>
+      </w:r>
+      <w:proofErr w:type="gramEnd"/>
+      <w:r>
+        <w:rPr>
+          <w:sz w:val="24"/>
+          <w:szCs w:val="24"/>
+        </w:rPr>
+        <w:t xml:space="preserve"> and she held it there, half-down, staring her name into his eyes. And then she looked away, her cowl tumbling onto her shoulders with all the grace of an unmade bed. “But you, </w:t>
+      </w:r>
+      <w:proofErr w:type="spellStart"/>
+      <w:r>
+        <w:rPr>
+          <w:sz w:val="24"/>
+          <w:szCs w:val="24"/>
+        </w:rPr>
+        <w:t>Isran</w:t>
+      </w:r>
+      <w:proofErr w:type="spellEnd"/>
+      <w:r>
+        <w:rPr>
+          <w:sz w:val="24"/>
+          <w:szCs w:val="24"/>
+        </w:rPr>
+        <w:t xml:space="preserve"> the Wretched, you may call me Em. It is all anyone can seem to remember anyway.”</w:t>
+      </w:r>
+    </w:p>
+    <w:p>
+      <w:pPr>
+        <w:spacing w:line="360" w:lineRule="auto"/>
+        <w:ind w:left="360" w:right="390" w:firstLine="360"/>
+        <w:rPr>
+          <w:sz w:val="24"/>
+          <w:szCs w:val="24"/>
+        </w:rPr>
+      </w:pPr>
+      <w:r>
+        <w:rPr>
+          <w:sz w:val="24"/>
+          <w:szCs w:val="24"/>
+        </w:rPr>
+        <w:t xml:space="preserve">“Lady </w:t>
+      </w:r>
+      <w:proofErr w:type="spellStart"/>
+      <w:r>
+        <w:rPr>
+          <w:sz w:val="24"/>
+          <w:szCs w:val="24"/>
+        </w:rPr>
+        <w:t>Lügenritter</w:t>
+      </w:r>
+      <w:proofErr w:type="spellEnd"/>
+      <w:r>
+        <w:rPr>
+          <w:sz w:val="24"/>
+          <w:szCs w:val="24"/>
+        </w:rPr>
+        <w:t xml:space="preserve">,” </w:t>
+      </w:r>
+      <w:proofErr w:type="spellStart"/>
+      <w:r>
+        <w:rPr>
+          <w:sz w:val="24"/>
+          <w:szCs w:val="24"/>
+        </w:rPr>
+        <w:t>Isran</w:t>
+      </w:r>
+      <w:proofErr w:type="spellEnd"/>
+      <w:r>
+        <w:rPr>
+          <w:sz w:val="24"/>
+          <w:szCs w:val="24"/>
+        </w:rPr>
+        <w:t xml:space="preserve"> said, giving a bow. “Let me assure you, there are those of us who remember the importance of a name.”</w:t>
+      </w:r>
+    </w:p>
+    <w:p>
+      <w:pPr>
+        <w:spacing w:line="360" w:lineRule="auto"/>
+        <w:ind w:left="360" w:right="390" w:firstLine="360"/>
+        <w:rPr>
+          <w:sz w:val="24"/>
+          <w:szCs w:val="24"/>
+        </w:rPr>
+      </w:pPr>
+      <w:r>
+        <w:rPr>
+          <w:sz w:val="24"/>
+          <w:szCs w:val="24"/>
+        </w:rPr>
+        <w:t xml:space="preserve">But though he was making a show of it, and even in this age of forgetting, the tale of </w:t>
+      </w:r>
+      <w:proofErr w:type="spellStart"/>
+      <w:r>
+        <w:rPr>
+          <w:sz w:val="24"/>
+          <w:szCs w:val="24"/>
+        </w:rPr>
+        <w:t>Lügenritter</w:t>
+      </w:r>
+      <w:proofErr w:type="spellEnd"/>
+      <w:r>
+        <w:rPr>
+          <w:sz w:val="24"/>
+          <w:szCs w:val="24"/>
+        </w:rPr>
+        <w:t xml:space="preserve"> and the Grey Dread was known far and wide. </w:t>
       </w:r>
     </w:p>
     <w:p>
@@ -1098,7 +2103,55 @@
           <w:sz w:val="24"/>
           <w:szCs w:val="24"/>
         </w:rPr>
-        <w:t xml:space="preserve">A zombified embodiment of desolation and greed. Legend told that the dragon’s heart was frigid and that it breathed not fire but ice. Ice so cold that it’s very proximity dispelled the sun and made your every gasp turn white. And each </w:t>
+        <w:t xml:space="preserve">A zombified embodiment of desolation and greed. Legend </w:t>
+      </w:r>
+      <w:proofErr w:type="gramStart"/>
+      <w:r>
+        <w:rPr>
+          <w:sz w:val="24"/>
+          <w:szCs w:val="24"/>
+        </w:rPr>
+        <w:t>told</w:t>
+      </w:r>
+      <w:proofErr w:type="gramEnd"/>
+      <w:r>
+        <w:rPr>
+          <w:sz w:val="24"/>
+          <w:szCs w:val="24"/>
+        </w:rPr>
+        <w:t xml:space="preserve"> that the dragon’s heart was frigid and that it breathed not fire but ice. Ice </w:t>
+      </w:r>
+      <w:proofErr w:type="gramStart"/>
+      <w:r>
+        <w:rPr>
+          <w:sz w:val="24"/>
+          <w:szCs w:val="24"/>
+        </w:rPr>
+        <w:t>so</w:t>
+      </w:r>
+      <w:proofErr w:type="gramEnd"/>
+      <w:r>
+        <w:rPr>
+          <w:sz w:val="24"/>
+          <w:szCs w:val="24"/>
+        </w:rPr>
+        <w:t xml:space="preserve"> cold that </w:t>
+      </w:r>
+      <w:proofErr w:type="gramStart"/>
+      <w:r>
+        <w:rPr>
+          <w:sz w:val="24"/>
+          <w:szCs w:val="24"/>
+        </w:rPr>
+        <w:t>it’s</w:t>
+      </w:r>
+      <w:proofErr w:type="gramEnd"/>
+      <w:r>
+        <w:rPr>
+          <w:sz w:val="24"/>
+          <w:szCs w:val="24"/>
+        </w:rPr>
+        <w:t xml:space="preserve"> very proximity dispelled the sun and made your every gasp turn white. And each </w:t>
       </w:r>
       <w:r>
         <w:rPr>
@@ -1123,7 +2176,23 @@
           <w:sz w:val="24"/>
           <w:szCs w:val="24"/>
         </w:rPr>
-        <w:t>This thieving serpent plagued the lands of Ebonshire for generation upon generation, taking much, but always just shy of</w:t>
+        <w:t xml:space="preserve">This thieving serpent plagued the lands of </w:t>
+      </w:r>
+      <w:proofErr w:type="spellStart"/>
+      <w:r>
+        <w:rPr>
+          <w:sz w:val="24"/>
+          <w:szCs w:val="24"/>
+        </w:rPr>
+        <w:t>Ebonshire</w:t>
+      </w:r>
+      <w:proofErr w:type="spellEnd"/>
+      <w:r>
+        <w:rPr>
+          <w:sz w:val="24"/>
+          <w:szCs w:val="24"/>
+        </w:rPr>
+        <w:t xml:space="preserve"> for generation upon generation, taking much, but always just shy of</w:t>
       </w:r>
       <w:r>
         <w:rPr>
@@ -1156,7 +2225,55 @@
           <w:sz w:val="24"/>
           <w:szCs w:val="24"/>
         </w:rPr>
-        <w:t xml:space="preserve">That was, until, one day the dragon took the life of a farmer’s family. Such was not an unusual thing. The dragon took many lives from many people, a lot of whom were farmers of some disposition or other. As with most tragedies natural or otherwise, those who worked the land were first (and most) affected. </w:t>
+        <w:t xml:space="preserve">That was, </w:t>
+      </w:r>
+      <w:proofErr w:type="gramStart"/>
+      <w:r>
+        <w:rPr>
+          <w:sz w:val="24"/>
+          <w:szCs w:val="24"/>
+        </w:rPr>
+        <w:t>until,</w:t>
+      </w:r>
+      <w:proofErr w:type="gramEnd"/>
+      <w:r>
+        <w:rPr>
+          <w:sz w:val="24"/>
+          <w:szCs w:val="24"/>
+        </w:rPr>
+        <w:t xml:space="preserve"> one </w:t>
+      </w:r>
+      <w:proofErr w:type="gramStart"/>
+      <w:r>
+        <w:rPr>
+          <w:sz w:val="24"/>
+          <w:szCs w:val="24"/>
+        </w:rPr>
+        <w:t>day</w:t>
+      </w:r>
+      <w:proofErr w:type="gramEnd"/>
+      <w:r>
+        <w:rPr>
+          <w:sz w:val="24"/>
+          <w:szCs w:val="24"/>
+        </w:rPr>
+        <w:t xml:space="preserve"> the dragon took the life of a farmer’s family. Such was not an unusual thing. The dragon took many lives from many people, a lot of whom were farmers of some disposition or other. As with most tragedies natural or otherwise, those who </w:t>
+      </w:r>
+      <w:proofErr w:type="gramStart"/>
+      <w:r>
+        <w:rPr>
+          <w:sz w:val="24"/>
+          <w:szCs w:val="24"/>
+        </w:rPr>
+        <w:t>worked</w:t>
+      </w:r>
+      <w:proofErr w:type="gramEnd"/>
+      <w:r>
+        <w:rPr>
+          <w:sz w:val="24"/>
+          <w:szCs w:val="24"/>
+        </w:rPr>
+        <w:t xml:space="preserve"> the land were first (and most) affected. </w:t>
       </w:r>
     </w:p>
     <w:p>
@@ -1190,7 +2307,87 @@
           <w:sz w:val="24"/>
           <w:szCs w:val="24"/>
         </w:rPr>
-        <w:t xml:space="preserve">But the Lich King had seen this farmer’s like before, knew well why he had come. Not the specifics, no. Not the whos nor the hows. But this farmer was the same as the thousands before him, come on bended knee to plead for his lost loved one’s lives or some such thing. And after hearing him out, the Lich King would send him away with a sack of gold and the name of a lesser Necormancer who’d do the deed. One such as Isran. </w:t>
+        <w:t xml:space="preserve">But the Lich King had seen this farmer’s like before, knew well why he had come. Not the specifics, no. Not the </w:t>
+      </w:r>
+      <w:proofErr w:type="spellStart"/>
+      <w:r>
+        <w:rPr>
+          <w:sz w:val="24"/>
+          <w:szCs w:val="24"/>
+        </w:rPr>
+        <w:t>whos</w:t>
+      </w:r>
+      <w:proofErr w:type="spellEnd"/>
+      <w:r>
+        <w:rPr>
+          <w:sz w:val="24"/>
+          <w:szCs w:val="24"/>
+        </w:rPr>
+        <w:t xml:space="preserve"> nor the </w:t>
+      </w:r>
+      <w:proofErr w:type="spellStart"/>
+      <w:r>
+        <w:rPr>
+          <w:sz w:val="24"/>
+          <w:szCs w:val="24"/>
+        </w:rPr>
+        <w:t>hows</w:t>
+      </w:r>
+      <w:proofErr w:type="spellEnd"/>
+      <w:r>
+        <w:rPr>
+          <w:sz w:val="24"/>
+          <w:szCs w:val="24"/>
+        </w:rPr>
+        <w:t xml:space="preserve">. But this farmer was the same as the thousands before him, come on bended </w:t>
+      </w:r>
+      <w:proofErr w:type="gramStart"/>
+      <w:r>
+        <w:rPr>
+          <w:sz w:val="24"/>
+          <w:szCs w:val="24"/>
+        </w:rPr>
+        <w:t>knee</w:t>
+      </w:r>
+      <w:proofErr w:type="gramEnd"/>
+      <w:r>
+        <w:rPr>
+          <w:sz w:val="24"/>
+          <w:szCs w:val="24"/>
+        </w:rPr>
+        <w:t xml:space="preserve"> to plead for his lost loved one’s lives or some such thing. And after hearing him out, the Lich King would send him away with a sack of gold and the name of a lesser </w:t>
+      </w:r>
+      <w:proofErr w:type="spellStart"/>
+      <w:r>
+        <w:rPr>
+          <w:sz w:val="24"/>
+          <w:szCs w:val="24"/>
+        </w:rPr>
+        <w:t>Necormancer</w:t>
+      </w:r>
+      <w:proofErr w:type="spellEnd"/>
+      <w:r>
+        <w:rPr>
+          <w:sz w:val="24"/>
+          <w:szCs w:val="24"/>
+        </w:rPr>
+        <w:t xml:space="preserve"> who’d do the deed. One such as </w:t>
+      </w:r>
+      <w:proofErr w:type="spellStart"/>
+      <w:r>
+        <w:rPr>
+          <w:sz w:val="24"/>
+          <w:szCs w:val="24"/>
+        </w:rPr>
+        <w:t>Isran</w:t>
+      </w:r>
+      <w:proofErr w:type="spellEnd"/>
+      <w:r>
+        <w:rPr>
+          <w:sz w:val="24"/>
+          <w:szCs w:val="24"/>
+        </w:rPr>
+        <w:t xml:space="preserve">. </w:t>
       </w:r>
     </w:p>
     <w:p>
@@ -1224,7 +2421,23 @@
           <w:sz w:val="24"/>
           <w:szCs w:val="24"/>
         </w:rPr>
-        <w:t xml:space="preserve">He asked for no Necromancy. For no magics which would bring back his daughter and wife. Not even something to cure his aching heart. </w:t>
+        <w:t xml:space="preserve">He asked for no Necromancy. For no </w:t>
+      </w:r>
+      <w:proofErr w:type="gramStart"/>
+      <w:r>
+        <w:rPr>
+          <w:sz w:val="24"/>
+          <w:szCs w:val="24"/>
+        </w:rPr>
+        <w:t>magics</w:t>
+      </w:r>
+      <w:proofErr w:type="gramEnd"/>
+      <w:r>
+        <w:rPr>
+          <w:sz w:val="24"/>
+          <w:szCs w:val="24"/>
+        </w:rPr>
+        <w:t xml:space="preserve"> which would bring back his daughter and wife. Not even something to cure his aching heart. </w:t>
       </w:r>
     </w:p>
     <w:p>
@@ -1276,24 +2489,72 @@
           <w:szCs w:val="24"/>
         </w:rPr>
         <w:lastRenderedPageBreak/>
-        <w:t xml:space="preserve">Or perhaps—and it was this retelling that Isran liked best—perhaps it was because Lich King did not see himself in the farmer at all. Saw none of the selfish love and hapless desire for power. </w:t>
-      </w:r>
-    </w:p>
-    <w:p>
-      <w:pPr>
-        <w:spacing w:line="360" w:lineRule="auto"/>
-        <w:ind w:left="360" w:right="390" w:firstLine="360"/>
-        <w:rPr>
-          <w:sz w:val="24"/>
-          <w:szCs w:val="24"/>
-        </w:rPr>
-      </w:pPr>
-      <w:r>
-        <w:rPr>
-          <w:sz w:val="24"/>
-          <w:szCs w:val="24"/>
-        </w:rPr>
-        <w:t xml:space="preserve">Perhaps that was why he gave the farmer the gift that he did. </w:t>
+        <w:t xml:space="preserve">Or perhaps—and it was this retelling that </w:t>
+      </w:r>
+      <w:proofErr w:type="spellStart"/>
+      <w:r>
+        <w:rPr>
+          <w:sz w:val="24"/>
+          <w:szCs w:val="24"/>
+        </w:rPr>
+        <w:t>Isran</w:t>
+      </w:r>
+      <w:proofErr w:type="spellEnd"/>
+      <w:r>
+        <w:rPr>
+          <w:sz w:val="24"/>
+          <w:szCs w:val="24"/>
+        </w:rPr>
+        <w:t xml:space="preserve"> liked </w:t>
+      </w:r>
+      <w:proofErr w:type="gramStart"/>
+      <w:r>
+        <w:rPr>
+          <w:sz w:val="24"/>
+          <w:szCs w:val="24"/>
+        </w:rPr>
+        <w:t>best—</w:t>
+      </w:r>
+      <w:proofErr w:type="gramEnd"/>
+      <w:r>
+        <w:rPr>
+          <w:sz w:val="24"/>
+          <w:szCs w:val="24"/>
+        </w:rPr>
+        <w:t xml:space="preserve">perhaps it was because Lich King did not see himself in the farmer at all. Saw none of the selfish love and hapless desire for power. </w:t>
+      </w:r>
+    </w:p>
+    <w:p>
+      <w:pPr>
+        <w:spacing w:line="360" w:lineRule="auto"/>
+        <w:ind w:left="360" w:right="390" w:firstLine="360"/>
+        <w:rPr>
+          <w:sz w:val="24"/>
+          <w:szCs w:val="24"/>
+        </w:rPr>
+      </w:pPr>
+      <w:r>
+        <w:rPr>
+          <w:sz w:val="24"/>
+          <w:szCs w:val="24"/>
+        </w:rPr>
+        <w:t xml:space="preserve">Perhaps that was why he gave the farmer the gift that he </w:t>
+      </w:r>
+      <w:proofErr w:type="gramStart"/>
+      <w:r>
+        <w:rPr>
+          <w:sz w:val="24"/>
+          <w:szCs w:val="24"/>
+        </w:rPr>
+        <w:t>did</w:t>
+      </w:r>
+      <w:proofErr w:type="gramEnd"/>
+      <w:r>
+        <w:rPr>
+          <w:sz w:val="24"/>
+          <w:szCs w:val="24"/>
+        </w:rPr>
+        <w:t xml:space="preserve">. </w:t>
       </w:r>
     </w:p>
     <w:p>
@@ -1390,80 +2651,199 @@
           <w:szCs w:val="24"/>
         </w:rPr>
       </w:pPr>
-      <w:r>
-        <w:rPr>
-          <w:sz w:val="24"/>
-          <w:szCs w:val="24"/>
-        </w:rPr>
-        <w:t xml:space="preserve">So when the Grey Dread went to rise again as it had many a time before, it found it simply could not. For there was no such thing as Grey Dread. Not anymore. Its true name had been made fuel, and its very concept turned to cinders. So powerfully was the beast vanquished that its history was scorched and that to this day scholars still argue over the beast’s specific origins and deeds. </w:t>
-      </w:r>
-    </w:p>
-    <w:p>
-      <w:pPr>
-        <w:spacing w:line="360" w:lineRule="auto"/>
-        <w:ind w:left="360" w:right="390" w:firstLine="360"/>
-        <w:rPr>
-          <w:sz w:val="24"/>
-          <w:szCs w:val="24"/>
-        </w:rPr>
-      </w:pPr>
-      <w:r>
-        <w:rPr>
-          <w:sz w:val="24"/>
-          <w:szCs w:val="24"/>
-        </w:rPr>
-        <w:t xml:space="preserve">Upon the farmer’s return, he was awarded land, a title, and most importantly of all, duty. The duty of guarding the fire. And the secret of weidling it. The secret, Isran was sure, Lady Emilia now sought. </w:t>
-      </w:r>
-    </w:p>
-    <w:p>
-      <w:pPr>
-        <w:spacing w:line="360" w:lineRule="auto"/>
-        <w:ind w:left="360" w:right="390" w:firstLine="360"/>
-        <w:rPr>
-          <w:sz w:val="24"/>
-          <w:szCs w:val="24"/>
-        </w:rPr>
-      </w:pPr>
-      <w:r>
-        <w:rPr>
-          <w:sz w:val="24"/>
-          <w:szCs w:val="24"/>
-        </w:rPr>
-        <w:t>And the farmer, proud of his victory, spent his vast fortune on spreading his epic tale. He scouted bards from every college and had touring troupes put on plays in his honor.</w:t>
-      </w:r>
-    </w:p>
-    <w:p>
-      <w:pPr>
-        <w:spacing w:line="360" w:lineRule="auto"/>
-        <w:ind w:left="360" w:right="390" w:firstLine="360"/>
-        <w:rPr>
-          <w:sz w:val="24"/>
-          <w:szCs w:val="24"/>
-        </w:rPr>
-      </w:pPr>
-      <w:r>
-        <w:rPr>
-          <w:sz w:val="24"/>
-          <w:szCs w:val="24"/>
-        </w:rPr>
-        <w:t xml:space="preserve">Yet never again did he cast the flame. And when people asked, pleaded or demanded for a glimpse at the dragon’s corpse, he refused. Only once did he ever let someone see the beast’s remains. And to keep that secret, he had to marry her. But even still, it is said that the Grey Dread’s soulless skull hangs on display at the heart of the Lügenritter estate, watching over the final resting place that farmer turned hero. </w:t>
-      </w:r>
-    </w:p>
-    <w:p>
-      <w:pPr>
-        <w:spacing w:line="360" w:lineRule="auto"/>
-        <w:ind w:left="360" w:right="390" w:firstLine="360"/>
-        <w:rPr>
-          <w:sz w:val="24"/>
-          <w:szCs w:val="24"/>
-        </w:rPr>
-      </w:pPr>
-      <w:r>
-        <w:rPr>
-          <w:sz w:val="24"/>
-          <w:szCs w:val="24"/>
-        </w:rPr>
-        <w:t xml:space="preserve">It goes without saying that Isran was rather excited. </w:t>
+      <w:proofErr w:type="gramStart"/>
+      <w:r>
+        <w:rPr>
+          <w:sz w:val="24"/>
+          <w:szCs w:val="24"/>
+        </w:rPr>
+        <w:t>So</w:t>
+      </w:r>
+      <w:proofErr w:type="gramEnd"/>
+      <w:r>
+        <w:rPr>
+          <w:sz w:val="24"/>
+          <w:szCs w:val="24"/>
+        </w:rPr>
+        <w:t xml:space="preserve"> when the Grey Dread </w:t>
+      </w:r>
+      <w:proofErr w:type="gramStart"/>
+      <w:r>
+        <w:rPr>
+          <w:sz w:val="24"/>
+          <w:szCs w:val="24"/>
+        </w:rPr>
+        <w:t>went to rise</w:t>
+      </w:r>
+      <w:proofErr w:type="gramEnd"/>
+      <w:r>
+        <w:rPr>
+          <w:sz w:val="24"/>
+          <w:szCs w:val="24"/>
+        </w:rPr>
+        <w:t xml:space="preserve"> again as it had many a time before, it found it simply could not. For there was no such thing as Grey Dread. Not anymore. Its true name had been </w:t>
+      </w:r>
+      <w:proofErr w:type="gramStart"/>
+      <w:r>
+        <w:rPr>
+          <w:sz w:val="24"/>
+          <w:szCs w:val="24"/>
+        </w:rPr>
+        <w:t>made</w:t>
+      </w:r>
+      <w:proofErr w:type="gramEnd"/>
+      <w:r>
+        <w:rPr>
+          <w:sz w:val="24"/>
+          <w:szCs w:val="24"/>
+        </w:rPr>
+        <w:t xml:space="preserve"> fuel, and its very concept turned to cinders. So powerfully was the beast vanquished that its history was scorched and that to this day scholars still argue over the beast’s specific origins and deeds. </w:t>
+      </w:r>
+    </w:p>
+    <w:p>
+      <w:pPr>
+        <w:spacing w:line="360" w:lineRule="auto"/>
+        <w:ind w:left="360" w:right="390" w:firstLine="360"/>
+        <w:rPr>
+          <w:sz w:val="24"/>
+          <w:szCs w:val="24"/>
+        </w:rPr>
+      </w:pPr>
+      <w:r>
+        <w:rPr>
+          <w:sz w:val="24"/>
+          <w:szCs w:val="24"/>
+        </w:rPr>
+        <w:t xml:space="preserve">Upon the farmer’s return, he was awarded land, a title, and most importantly of all, duty. The duty of guarding the fire. And the secret of </w:t>
+      </w:r>
+      <w:r>
+        <w:rPr>
+          <w:sz w:val="24"/>
+          <w:szCs w:val="24"/>
+        </w:rPr>
+        <w:t>wielding</w:t>
+      </w:r>
+      <w:r>
+        <w:rPr>
+          <w:sz w:val="24"/>
+          <w:szCs w:val="24"/>
+        </w:rPr>
+        <w:t xml:space="preserve"> it. The secret, </w:t>
+      </w:r>
+      <w:proofErr w:type="spellStart"/>
+      <w:r>
+        <w:rPr>
+          <w:sz w:val="24"/>
+          <w:szCs w:val="24"/>
+        </w:rPr>
+        <w:t>Isran</w:t>
+      </w:r>
+      <w:proofErr w:type="spellEnd"/>
+      <w:r>
+        <w:rPr>
+          <w:sz w:val="24"/>
+          <w:szCs w:val="24"/>
+        </w:rPr>
+        <w:t xml:space="preserve"> was sure, Lady Emilia now sought. </w:t>
+      </w:r>
+    </w:p>
+    <w:p>
+      <w:pPr>
+        <w:spacing w:line="360" w:lineRule="auto"/>
+        <w:ind w:left="360" w:right="390" w:firstLine="360"/>
+        <w:rPr>
+          <w:sz w:val="24"/>
+          <w:szCs w:val="24"/>
+        </w:rPr>
+      </w:pPr>
+      <w:r>
+        <w:rPr>
+          <w:sz w:val="24"/>
+          <w:szCs w:val="24"/>
+        </w:rPr>
+        <w:t xml:space="preserve">And the farmer, proud of his victory, spent his vast </w:t>
+      </w:r>
+      <w:proofErr w:type="gramStart"/>
+      <w:r>
+        <w:rPr>
+          <w:sz w:val="24"/>
+          <w:szCs w:val="24"/>
+        </w:rPr>
+        <w:t>fortune on</w:t>
+      </w:r>
+      <w:proofErr w:type="gramEnd"/>
+      <w:r>
+        <w:rPr>
+          <w:sz w:val="24"/>
+          <w:szCs w:val="24"/>
+        </w:rPr>
+        <w:t xml:space="preserve"> spreading his epic tale. He scouted bards from every college and had touring troupes put on plays in his honor.</w:t>
+      </w:r>
+    </w:p>
+    <w:p>
+      <w:pPr>
+        <w:spacing w:line="360" w:lineRule="auto"/>
+        <w:ind w:left="360" w:right="390" w:firstLine="360"/>
+        <w:rPr>
+          <w:sz w:val="24"/>
+          <w:szCs w:val="24"/>
+        </w:rPr>
+      </w:pPr>
+      <w:r>
+        <w:rPr>
+          <w:sz w:val="24"/>
+          <w:szCs w:val="24"/>
+        </w:rPr>
+        <w:t xml:space="preserve">Yet never again did he cast the flame. And when people asked, pleaded or demanded for a glimpse at the dragon’s corpse, he refused. Only once did he ever let someone see the beast’s remains. And to keep that secret, he had to marry her. But even still, it is said that the Grey Dread’s soulless skull hangs on display at the heart of the </w:t>
+      </w:r>
+      <w:proofErr w:type="spellStart"/>
+      <w:r>
+        <w:rPr>
+          <w:sz w:val="24"/>
+          <w:szCs w:val="24"/>
+        </w:rPr>
+        <w:t>Lügenritter</w:t>
+      </w:r>
+      <w:proofErr w:type="spellEnd"/>
+      <w:r>
+        <w:rPr>
+          <w:sz w:val="24"/>
+          <w:szCs w:val="24"/>
+        </w:rPr>
+        <w:t xml:space="preserve"> estate, watching over the final resting place that farmer turned hero. </w:t>
+      </w:r>
+    </w:p>
+    <w:p>
+      <w:pPr>
+        <w:spacing w:line="360" w:lineRule="auto"/>
+        <w:ind w:left="360" w:right="390" w:firstLine="360"/>
+        <w:rPr>
+          <w:sz w:val="24"/>
+          <w:szCs w:val="24"/>
+        </w:rPr>
+      </w:pPr>
+      <w:r>
+        <w:rPr>
+          <w:sz w:val="24"/>
+          <w:szCs w:val="24"/>
+        </w:rPr>
+        <w:t xml:space="preserve">It goes without saying that </w:t>
+      </w:r>
+      <w:proofErr w:type="spellStart"/>
+      <w:r>
+        <w:rPr>
+          <w:sz w:val="24"/>
+          <w:szCs w:val="24"/>
+        </w:rPr>
+        <w:t>Isran</w:t>
+      </w:r>
+      <w:proofErr w:type="spellEnd"/>
+      <w:r>
+        <w:rPr>
+          <w:sz w:val="24"/>
+          <w:szCs w:val="24"/>
+        </w:rPr>
+        <w:t xml:space="preserve"> was rather excited. </w:t>
       </w:r>
     </w:p>
     <w:p>
@@ -1481,24 +2861,72 @@
           <w:szCs w:val="24"/>
         </w:rPr>
         <w:lastRenderedPageBreak/>
-        <w:t xml:space="preserve">So excited that for five full days, he closed his doors—A complete working week without sale or commission for Irsan as he did not work on weekends (which he observed not because he was particularly religious but largely because he was lazy, fat and it was socially acceptable). </w:t>
-      </w:r>
-    </w:p>
-    <w:p>
-      <w:pPr>
-        <w:spacing w:line="360" w:lineRule="auto"/>
-        <w:ind w:left="360" w:right="390" w:firstLine="360"/>
-        <w:rPr>
-          <w:sz w:val="24"/>
-          <w:szCs w:val="24"/>
-        </w:rPr>
-      </w:pPr>
-      <w:r>
-        <w:rPr>
-          <w:sz w:val="24"/>
-          <w:szCs w:val="24"/>
-        </w:rPr>
-        <w:t xml:space="preserve">After his sabbath, he travelled to Lady Lügenritter’s mansion with a staff free from wood rot and several books beneath his good arm, and knocked. On the great towering doors. With the head of his wizard’s staff. </w:t>
+        <w:t xml:space="preserve">So excited that for five full days, he closed his doors—A complete working week without sale or commission for </w:t>
+      </w:r>
+      <w:proofErr w:type="spellStart"/>
+      <w:r>
+        <w:rPr>
+          <w:sz w:val="24"/>
+          <w:szCs w:val="24"/>
+        </w:rPr>
+        <w:t>Irsan</w:t>
+      </w:r>
+      <w:proofErr w:type="spellEnd"/>
+      <w:r>
+        <w:rPr>
+          <w:sz w:val="24"/>
+          <w:szCs w:val="24"/>
+        </w:rPr>
+        <w:t xml:space="preserve"> as he did not work on weekends (which he observed not because he was particularly religious but largely because he was lazy, fat and it was socially acceptable). </w:t>
+      </w:r>
+    </w:p>
+    <w:p>
+      <w:pPr>
+        <w:spacing w:line="360" w:lineRule="auto"/>
+        <w:ind w:left="360" w:right="390" w:firstLine="360"/>
+        <w:rPr>
+          <w:sz w:val="24"/>
+          <w:szCs w:val="24"/>
+        </w:rPr>
+      </w:pPr>
+      <w:r>
+        <w:rPr>
+          <w:sz w:val="24"/>
+          <w:szCs w:val="24"/>
+        </w:rPr>
+        <w:t xml:space="preserve">After his sabbath, he travelled to Lady </w:t>
+      </w:r>
+      <w:proofErr w:type="spellStart"/>
+      <w:r>
+        <w:rPr>
+          <w:sz w:val="24"/>
+          <w:szCs w:val="24"/>
+        </w:rPr>
+        <w:t>Lügenritter’s</w:t>
+      </w:r>
+      <w:proofErr w:type="spellEnd"/>
+      <w:r>
+        <w:rPr>
+          <w:sz w:val="24"/>
+          <w:szCs w:val="24"/>
+        </w:rPr>
+        <w:t xml:space="preserve"> mansion with a staff free from wood rot and several books beneath his good </w:t>
+      </w:r>
+      <w:proofErr w:type="gramStart"/>
+      <w:r>
+        <w:rPr>
+          <w:sz w:val="24"/>
+          <w:szCs w:val="24"/>
+        </w:rPr>
+        <w:t>arm, and</w:t>
+      </w:r>
+      <w:proofErr w:type="gramEnd"/>
+      <w:r>
+        <w:rPr>
+          <w:sz w:val="24"/>
+          <w:szCs w:val="24"/>
+        </w:rPr>
+        <w:t xml:space="preserve"> knocked. On the great towering doors. With the head of his wizard’s staff. </w:t>
       </w:r>
     </w:p>
     <w:p>
@@ -1561,12 +2989,53 @@
           <w:szCs w:val="24"/>
         </w:rPr>
       </w:pPr>
-      <w:r>
-        <w:rPr>
-          <w:sz w:val="24"/>
-          <w:szCs w:val="24"/>
-        </w:rPr>
-        <w:t xml:space="preserve">Isran was not the kind of invalid who got afraid of spooky light shows. So, as you can imagine, Isran was not even the tiniest bit scared after witnessing that (frankly pathetic) spooky light show. In fact, Isran was so unafraid that he gave himself a second to breathe to make doubly sure how afraid he really was. </w:t>
+      <w:proofErr w:type="spellStart"/>
+      <w:r>
+        <w:rPr>
+          <w:sz w:val="24"/>
+          <w:szCs w:val="24"/>
+        </w:rPr>
+        <w:t>Isran</w:t>
+      </w:r>
+      <w:proofErr w:type="spellEnd"/>
+      <w:r>
+        <w:rPr>
+          <w:sz w:val="24"/>
+          <w:szCs w:val="24"/>
+        </w:rPr>
+        <w:t xml:space="preserve"> was not the kind of invalid who got afraid of spooky light shows. So, as you can imagine, </w:t>
+      </w:r>
+      <w:proofErr w:type="spellStart"/>
+      <w:r>
+        <w:rPr>
+          <w:sz w:val="24"/>
+          <w:szCs w:val="24"/>
+        </w:rPr>
+        <w:t>Isran</w:t>
+      </w:r>
+      <w:proofErr w:type="spellEnd"/>
+      <w:r>
+        <w:rPr>
+          <w:sz w:val="24"/>
+          <w:szCs w:val="24"/>
+        </w:rPr>
+        <w:t xml:space="preserve"> was not even the tiniest bit scared after witnessing that (frankly pathetic) spooky light show. In fact, </w:t>
+      </w:r>
+      <w:proofErr w:type="spellStart"/>
+      <w:r>
+        <w:rPr>
+          <w:sz w:val="24"/>
+          <w:szCs w:val="24"/>
+        </w:rPr>
+        <w:t>Isran</w:t>
+      </w:r>
+      <w:proofErr w:type="spellEnd"/>
+      <w:r>
+        <w:rPr>
+          <w:sz w:val="24"/>
+          <w:szCs w:val="24"/>
+        </w:rPr>
+        <w:t xml:space="preserve"> was so unafraid that he gave himself a second to breathe to make doubly sure how afraid he really was. </w:t>
       </w:r>
     </w:p>
     <w:p>
@@ -1600,58 +3069,213 @@
           <w:sz w:val="24"/>
           <w:szCs w:val="24"/>
         </w:rPr>
-        <w:t xml:space="preserve">Then, not because he had only just worked up the courage, he entered. </w:t>
-      </w:r>
-    </w:p>
-    <w:p>
-      <w:pPr>
-        <w:spacing w:line="360" w:lineRule="auto"/>
-        <w:ind w:left="360" w:right="390" w:firstLine="360"/>
-        <w:rPr>
-          <w:sz w:val="24"/>
-          <w:szCs w:val="24"/>
-        </w:rPr>
-      </w:pPr>
-      <w:r>
-        <w:rPr>
-          <w:sz w:val="24"/>
-          <w:szCs w:val="24"/>
-        </w:rPr>
-        <w:t>Inside, hung portraits of people in decorative silver frames. Under most circumstances, Isran would have chalked it up to the tradition of nobility having a hall where hung paintings of each successive scion. But the Lügenritter’s were not quite that old nor that noble and so Isran could only assume they had seen such halls but not understood only the patriarchs and matriarchs of the families were supposed be pictured there and just put to canvas everyone from their third second cousin and some guy who lived down the street to fill out the room.</w:t>
-      </w:r>
-    </w:p>
-    <w:p>
-      <w:pPr>
-        <w:spacing w:line="360" w:lineRule="auto"/>
-        <w:ind w:left="360" w:right="390" w:firstLine="360"/>
-        <w:rPr>
-          <w:sz w:val="24"/>
-          <w:szCs w:val="24"/>
-        </w:rPr>
-      </w:pPr>
-      <w:r>
-        <w:rPr>
-          <w:sz w:val="24"/>
-          <w:szCs w:val="24"/>
-        </w:rPr>
-        <w:t xml:space="preserve">It was, afterall, a very long hallway. </w:t>
-      </w:r>
-    </w:p>
-    <w:p>
-      <w:pPr>
-        <w:spacing w:line="360" w:lineRule="auto"/>
-        <w:ind w:left="360" w:right="390" w:firstLine="360"/>
-        <w:rPr>
-          <w:sz w:val="24"/>
-          <w:szCs w:val="24"/>
-        </w:rPr>
-      </w:pPr>
-      <w:r>
-        <w:rPr>
-          <w:sz w:val="24"/>
-          <w:szCs w:val="24"/>
-        </w:rPr>
-        <w:t xml:space="preserve">Isran’s suspicions were confirmed when he came upon a rendering of a cat lounging on a blue-velvet cushion. Even though he lived in a world of shapeshifters and intelligent animals, Isran was pretty sure what he was looking at had just been an ordinary housecat. </w:t>
+        <w:t xml:space="preserve">Then, not because he </w:t>
+      </w:r>
+      <w:proofErr w:type="gramStart"/>
+      <w:r>
+        <w:rPr>
+          <w:sz w:val="24"/>
+          <w:szCs w:val="24"/>
+        </w:rPr>
+        <w:t>had only</w:t>
+      </w:r>
+      <w:proofErr w:type="gramEnd"/>
+      <w:r>
+        <w:rPr>
+          <w:sz w:val="24"/>
+          <w:szCs w:val="24"/>
+        </w:rPr>
+        <w:t xml:space="preserve"> just worked up the courage, he entered. </w:t>
+      </w:r>
+    </w:p>
+    <w:p>
+      <w:pPr>
+        <w:spacing w:line="360" w:lineRule="auto"/>
+        <w:ind w:left="360" w:right="390" w:firstLine="360"/>
+        <w:rPr>
+          <w:sz w:val="24"/>
+          <w:szCs w:val="24"/>
+        </w:rPr>
+      </w:pPr>
+      <w:r>
+        <w:rPr>
+          <w:sz w:val="24"/>
+          <w:szCs w:val="24"/>
+        </w:rPr>
+        <w:t xml:space="preserve">Inside, hung portraits of people in decorative silver frames. Under most circumstances, </w:t>
+      </w:r>
+      <w:proofErr w:type="spellStart"/>
+      <w:r>
+        <w:rPr>
+          <w:sz w:val="24"/>
+          <w:szCs w:val="24"/>
+        </w:rPr>
+        <w:t>Isran</w:t>
+      </w:r>
+      <w:proofErr w:type="spellEnd"/>
+      <w:r>
+        <w:rPr>
+          <w:sz w:val="24"/>
+          <w:szCs w:val="24"/>
+        </w:rPr>
+        <w:t xml:space="preserve"> would have chalked it up to the tradition of nobility having a hall </w:t>
+      </w:r>
+      <w:proofErr w:type="gramStart"/>
+      <w:r>
+        <w:rPr>
+          <w:sz w:val="24"/>
+          <w:szCs w:val="24"/>
+        </w:rPr>
+        <w:t>where</w:t>
+      </w:r>
+      <w:proofErr w:type="gramEnd"/>
+      <w:r>
+        <w:rPr>
+          <w:sz w:val="24"/>
+          <w:szCs w:val="24"/>
+        </w:rPr>
+        <w:t xml:space="preserve"> </w:t>
+      </w:r>
+      <w:proofErr w:type="gramStart"/>
+      <w:r>
+        <w:rPr>
+          <w:sz w:val="24"/>
+          <w:szCs w:val="24"/>
+        </w:rPr>
+        <w:t>hung paintings</w:t>
+      </w:r>
+      <w:proofErr w:type="gramEnd"/>
+      <w:r>
+        <w:rPr>
+          <w:sz w:val="24"/>
+          <w:szCs w:val="24"/>
+        </w:rPr>
+        <w:t xml:space="preserve"> of each successive scion. But the </w:t>
+      </w:r>
+      <w:proofErr w:type="spellStart"/>
+      <w:r>
+        <w:rPr>
+          <w:sz w:val="24"/>
+          <w:szCs w:val="24"/>
+        </w:rPr>
+        <w:t>Lügenritter’s</w:t>
+      </w:r>
+      <w:proofErr w:type="spellEnd"/>
+      <w:r>
+        <w:rPr>
+          <w:sz w:val="24"/>
+          <w:szCs w:val="24"/>
+        </w:rPr>
+        <w:t xml:space="preserve"> were not quite that old nor that noble and so </w:t>
+      </w:r>
+      <w:proofErr w:type="spellStart"/>
+      <w:r>
+        <w:rPr>
+          <w:sz w:val="24"/>
+          <w:szCs w:val="24"/>
+        </w:rPr>
+        <w:t>Isran</w:t>
+      </w:r>
+      <w:proofErr w:type="spellEnd"/>
+      <w:r>
+        <w:rPr>
+          <w:sz w:val="24"/>
+          <w:szCs w:val="24"/>
+        </w:rPr>
+        <w:t xml:space="preserve"> could only assume they had seen such halls but not understood only the patriarchs and matriarchs of the families were supposed be pictured there and just put to canvas everyone from their third second cousin and some guy who lived down the street to fill out the room.</w:t>
+      </w:r>
+    </w:p>
+    <w:p>
+      <w:pPr>
+        <w:spacing w:line="360" w:lineRule="auto"/>
+        <w:ind w:left="360" w:right="390" w:firstLine="360"/>
+        <w:rPr>
+          <w:sz w:val="24"/>
+          <w:szCs w:val="24"/>
+        </w:rPr>
+      </w:pPr>
+      <w:r>
+        <w:rPr>
+          <w:sz w:val="24"/>
+          <w:szCs w:val="24"/>
+        </w:rPr>
+        <w:t xml:space="preserve">It was, </w:t>
+      </w:r>
+      <w:proofErr w:type="spellStart"/>
+      <w:proofErr w:type="gramStart"/>
+      <w:r>
+        <w:rPr>
+          <w:sz w:val="24"/>
+          <w:szCs w:val="24"/>
+        </w:rPr>
+        <w:t>afterall</w:t>
+      </w:r>
+      <w:proofErr w:type="spellEnd"/>
+      <w:proofErr w:type="gramEnd"/>
+      <w:r>
+        <w:rPr>
+          <w:sz w:val="24"/>
+          <w:szCs w:val="24"/>
+        </w:rPr>
+        <w:t xml:space="preserve">, a very long hallway. </w:t>
+      </w:r>
+    </w:p>
+    <w:p>
+      <w:pPr>
+        <w:spacing w:line="360" w:lineRule="auto"/>
+        <w:ind w:left="360" w:right="390" w:firstLine="360"/>
+        <w:rPr>
+          <w:sz w:val="24"/>
+          <w:szCs w:val="24"/>
+        </w:rPr>
+      </w:pPr>
+      <w:proofErr w:type="spellStart"/>
+      <w:r>
+        <w:rPr>
+          <w:sz w:val="24"/>
+          <w:szCs w:val="24"/>
+        </w:rPr>
+        <w:t>Isran’s</w:t>
+      </w:r>
+      <w:proofErr w:type="spellEnd"/>
+      <w:r>
+        <w:rPr>
+          <w:sz w:val="24"/>
+          <w:szCs w:val="24"/>
+        </w:rPr>
+        <w:t xml:space="preserve"> suspicions were confirmed when he came upon </w:t>
+      </w:r>
+      <w:proofErr w:type="gramStart"/>
+      <w:r>
+        <w:rPr>
+          <w:sz w:val="24"/>
+          <w:szCs w:val="24"/>
+        </w:rPr>
+        <w:t>a rendering</w:t>
+      </w:r>
+      <w:proofErr w:type="gramEnd"/>
+      <w:r>
+        <w:rPr>
+          <w:sz w:val="24"/>
+          <w:szCs w:val="24"/>
+        </w:rPr>
+        <w:t xml:space="preserve"> of a cat lounging on a blue-velvet cushion. Even though he lived in a world of shapeshifters and intelligent animals, </w:t>
+      </w:r>
+      <w:proofErr w:type="spellStart"/>
+      <w:r>
+        <w:rPr>
+          <w:sz w:val="24"/>
+          <w:szCs w:val="24"/>
+        </w:rPr>
+        <w:t>Isran</w:t>
+      </w:r>
+      <w:proofErr w:type="spellEnd"/>
+      <w:r>
+        <w:rPr>
+          <w:sz w:val="24"/>
+          <w:szCs w:val="24"/>
+        </w:rPr>
+        <w:t xml:space="preserve"> was pretty sure what he was looking at had just been an ordinary housecat. </w:t>
       </w:r>
     </w:p>
     <w:p>
@@ -1686,24 +3310,72 @@
           <w:szCs w:val="24"/>
         </w:rPr>
         <w:lastRenderedPageBreak/>
-        <w:t xml:space="preserve">Further, Isran ventured. Until the hallway broke away into a dining room where at its end sat Lady Lügenritter herself. She was face down on the table, nose resting in the spine of a book. Snoring gently. </w:t>
-      </w:r>
-    </w:p>
-    <w:p>
-      <w:pPr>
-        <w:spacing w:line="360" w:lineRule="auto"/>
-        <w:ind w:left="360" w:right="390" w:firstLine="360"/>
-        <w:rPr>
-          <w:sz w:val="24"/>
-          <w:szCs w:val="24"/>
-        </w:rPr>
-      </w:pPr>
-      <w:r>
-        <w:rPr>
-          <w:sz w:val="24"/>
-          <w:szCs w:val="24"/>
-        </w:rPr>
-        <w:t>“Eh-hum,” Isran coughed.</w:t>
+        <w:t xml:space="preserve">Further, </w:t>
+      </w:r>
+      <w:proofErr w:type="spellStart"/>
+      <w:r>
+        <w:rPr>
+          <w:sz w:val="24"/>
+          <w:szCs w:val="24"/>
+        </w:rPr>
+        <w:t>Isran</w:t>
+      </w:r>
+      <w:proofErr w:type="spellEnd"/>
+      <w:r>
+        <w:rPr>
+          <w:sz w:val="24"/>
+          <w:szCs w:val="24"/>
+        </w:rPr>
+        <w:t xml:space="preserve"> ventured. Until the hallway broke away into a dining room where at its end sat Lady </w:t>
+      </w:r>
+      <w:proofErr w:type="spellStart"/>
+      <w:r>
+        <w:rPr>
+          <w:sz w:val="24"/>
+          <w:szCs w:val="24"/>
+        </w:rPr>
+        <w:t>Lügenritter</w:t>
+      </w:r>
+      <w:proofErr w:type="spellEnd"/>
+      <w:r>
+        <w:rPr>
+          <w:sz w:val="24"/>
+          <w:szCs w:val="24"/>
+        </w:rPr>
+        <w:t xml:space="preserve"> herself. She was face down on the table, nose resting in the spine of a book. Snoring gently. </w:t>
+      </w:r>
+    </w:p>
+    <w:p>
+      <w:pPr>
+        <w:spacing w:line="360" w:lineRule="auto"/>
+        <w:ind w:left="360" w:right="390" w:firstLine="360"/>
+        <w:rPr>
+          <w:sz w:val="24"/>
+          <w:szCs w:val="24"/>
+        </w:rPr>
+      </w:pPr>
+      <w:r>
+        <w:rPr>
+          <w:sz w:val="24"/>
+          <w:szCs w:val="24"/>
+        </w:rPr>
+        <w:t xml:space="preserve">“Eh-hum,” </w:t>
+      </w:r>
+      <w:proofErr w:type="spellStart"/>
+      <w:r>
+        <w:rPr>
+          <w:sz w:val="24"/>
+          <w:szCs w:val="24"/>
+        </w:rPr>
+        <w:t>Isran</w:t>
+      </w:r>
+      <w:proofErr w:type="spellEnd"/>
+      <w:r>
+        <w:rPr>
+          <w:sz w:val="24"/>
+          <w:szCs w:val="24"/>
+        </w:rPr>
+        <w:t xml:space="preserve"> coughed.</w:t>
       </w:r>
     </w:p>
     <w:p>
@@ -1737,7 +3409,23 @@
           <w:sz w:val="24"/>
           <w:szCs w:val="24"/>
         </w:rPr>
-        <w:t>“I think there’s a chance. As always, buyer beware. And there’s still the matter of my fee.”</w:t>
+        <w:t xml:space="preserve">“I think there’s a chance. As always, </w:t>
+      </w:r>
+      <w:proofErr w:type="gramStart"/>
+      <w:r>
+        <w:rPr>
+          <w:sz w:val="24"/>
+          <w:szCs w:val="24"/>
+        </w:rPr>
+        <w:t>buyer</w:t>
+      </w:r>
+      <w:proofErr w:type="gramEnd"/>
+      <w:r>
+        <w:rPr>
+          <w:sz w:val="24"/>
+          <w:szCs w:val="24"/>
+        </w:rPr>
+        <w:t xml:space="preserve"> beware. And there’s still the matter of my fee.”</w:t>
       </w:r>
     </w:p>
     <w:p>
@@ -1770,7 +3458,23 @@
           <w:sz w:val="24"/>
           <w:szCs w:val="24"/>
         </w:rPr>
-        <w:t>” she eyed his scrolls and staff (which even Isran could admit was a touch ostentatious). “To discuss payment?”</w:t>
+        <w:t xml:space="preserve">” she eyed his scrolls and staff (which even </w:t>
+      </w:r>
+      <w:proofErr w:type="spellStart"/>
+      <w:r>
+        <w:rPr>
+          <w:sz w:val="24"/>
+          <w:szCs w:val="24"/>
+        </w:rPr>
+        <w:t>Isran</w:t>
+      </w:r>
+      <w:proofErr w:type="spellEnd"/>
+      <w:r>
+        <w:rPr>
+          <w:sz w:val="24"/>
+          <w:szCs w:val="24"/>
+        </w:rPr>
+        <w:t xml:space="preserve"> could admit was a touch ostentatious). “To discuss payment?”</w:t>
       </w:r>
     </w:p>
     <w:p>
@@ -1905,24 +3609,88 @@
           <w:sz w:val="24"/>
           <w:szCs w:val="24"/>
         </w:rPr>
-        <w:t>“I am no friend to caution, my lady. And I find that there is no more common a saying that is heeded so little.” Isran allowed himself a tight grin. “Besides, curiosity might have killed the cat, but there is no shortage of Necromancers to bring it back.”</w:t>
-      </w:r>
-    </w:p>
-    <w:p>
-      <w:pPr>
-        <w:spacing w:line="360" w:lineRule="auto"/>
-        <w:ind w:left="360" w:right="390" w:firstLine="360"/>
-        <w:rPr>
-          <w:sz w:val="24"/>
-          <w:szCs w:val="24"/>
-        </w:rPr>
-      </w:pPr>
-      <w:r>
-        <w:rPr>
-          <w:sz w:val="24"/>
-          <w:szCs w:val="24"/>
-        </w:rPr>
-        <w:t>Something in Lady Lügenritter's face shifted. Isran couldn’t help but think she had liked his response. She picked herself and the book she had been using as a pillow up and pushed out her chair. “Shall we?”</w:t>
+        <w:t xml:space="preserve">“I am no friend to caution, my lady. And I find that there is no more common a saying that is heeded so little.” </w:t>
+      </w:r>
+      <w:proofErr w:type="spellStart"/>
+      <w:r>
+        <w:rPr>
+          <w:sz w:val="24"/>
+          <w:szCs w:val="24"/>
+        </w:rPr>
+        <w:t>Isran</w:t>
+      </w:r>
+      <w:proofErr w:type="spellEnd"/>
+      <w:r>
+        <w:rPr>
+          <w:sz w:val="24"/>
+          <w:szCs w:val="24"/>
+        </w:rPr>
+        <w:t xml:space="preserve"> allowed himself a tight grin. “Besides, curiosity might have killed the cat, but there is no shortage of Necromancers to bring it back.”</w:t>
+      </w:r>
+    </w:p>
+    <w:p>
+      <w:pPr>
+        <w:spacing w:line="360" w:lineRule="auto"/>
+        <w:ind w:left="360" w:right="390" w:firstLine="360"/>
+        <w:rPr>
+          <w:sz w:val="24"/>
+          <w:szCs w:val="24"/>
+        </w:rPr>
+      </w:pPr>
+      <w:r>
+        <w:rPr>
+          <w:sz w:val="24"/>
+          <w:szCs w:val="24"/>
+        </w:rPr>
+        <w:t xml:space="preserve">Something in Lady </w:t>
+      </w:r>
+      <w:proofErr w:type="spellStart"/>
+      <w:r>
+        <w:rPr>
+          <w:sz w:val="24"/>
+          <w:szCs w:val="24"/>
+        </w:rPr>
+        <w:t>Lügenritter's</w:t>
+      </w:r>
+      <w:proofErr w:type="spellEnd"/>
+      <w:r>
+        <w:rPr>
+          <w:sz w:val="24"/>
+          <w:szCs w:val="24"/>
+        </w:rPr>
+        <w:t xml:space="preserve"> face shifted. </w:t>
+      </w:r>
+      <w:proofErr w:type="spellStart"/>
+      <w:r>
+        <w:rPr>
+          <w:sz w:val="24"/>
+          <w:szCs w:val="24"/>
+        </w:rPr>
+        <w:t>Isran</w:t>
+      </w:r>
+      <w:proofErr w:type="spellEnd"/>
+      <w:r>
+        <w:rPr>
+          <w:sz w:val="24"/>
+          <w:szCs w:val="24"/>
+        </w:rPr>
+        <w:t xml:space="preserve"> couldn’t help but think she had liked his response. She </w:t>
+      </w:r>
+      <w:proofErr w:type="gramStart"/>
+      <w:r>
+        <w:rPr>
+          <w:sz w:val="24"/>
+          <w:szCs w:val="24"/>
+        </w:rPr>
+        <w:t>picked</w:t>
+      </w:r>
+      <w:proofErr w:type="gramEnd"/>
+      <w:r>
+        <w:rPr>
+          <w:sz w:val="24"/>
+          <w:szCs w:val="24"/>
+        </w:rPr>
+        <w:t xml:space="preserve"> herself and the book she had been using as a pillow up and pushed out her chair. “Shall we?”</w:t>
       </w:r>
     </w:p>
     <w:p>
@@ -1974,24 +3742,65 @@
           <w:szCs w:val="24"/>
         </w:rPr>
         <w:lastRenderedPageBreak/>
-        <w:t xml:space="preserve">Until they came to a descending flight of stairs, which they climbed for long enough that Isran’s knees cried out for mercy and his lungs more literally cried out for a break. And then they climbed a little further, coming to another set of chambers. </w:t>
-      </w:r>
-    </w:p>
-    <w:p>
-      <w:pPr>
-        <w:spacing w:line="360" w:lineRule="auto"/>
-        <w:ind w:left="360" w:right="390" w:firstLine="360"/>
-        <w:rPr>
-          <w:sz w:val="24"/>
-          <w:szCs w:val="24"/>
-        </w:rPr>
-      </w:pPr>
-      <w:r>
-        <w:rPr>
-          <w:sz w:val="24"/>
-          <w:szCs w:val="24"/>
-        </w:rPr>
-        <w:t>Isran sensed the slight change in the air. Recognised the smells. The taste of the magic. Of death and rot and all things grim.</w:t>
+        <w:t xml:space="preserve">Until they came to a descending flight of stairs, which they climbed for long enough that </w:t>
+      </w:r>
+      <w:proofErr w:type="spellStart"/>
+      <w:r>
+        <w:rPr>
+          <w:sz w:val="24"/>
+          <w:szCs w:val="24"/>
+        </w:rPr>
+        <w:t>Isran’s</w:t>
+      </w:r>
+      <w:proofErr w:type="spellEnd"/>
+      <w:r>
+        <w:rPr>
+          <w:sz w:val="24"/>
+          <w:szCs w:val="24"/>
+        </w:rPr>
+        <w:t xml:space="preserve"> knees cried out for mercy and his lungs more literally cried out for a break. And then they climbed a little further, coming to another set of chambers. </w:t>
+      </w:r>
+    </w:p>
+    <w:p>
+      <w:pPr>
+        <w:spacing w:line="360" w:lineRule="auto"/>
+        <w:ind w:left="360" w:right="390" w:firstLine="360"/>
+        <w:rPr>
+          <w:sz w:val="24"/>
+          <w:szCs w:val="24"/>
+        </w:rPr>
+      </w:pPr>
+      <w:proofErr w:type="spellStart"/>
+      <w:r>
+        <w:rPr>
+          <w:sz w:val="24"/>
+          <w:szCs w:val="24"/>
+        </w:rPr>
+        <w:t>Isran</w:t>
+      </w:r>
+      <w:proofErr w:type="spellEnd"/>
+      <w:r>
+        <w:rPr>
+          <w:sz w:val="24"/>
+          <w:szCs w:val="24"/>
+        </w:rPr>
+        <w:t xml:space="preserve"> sensed the slight change in the air. </w:t>
+      </w:r>
+      <w:proofErr w:type="spellStart"/>
+      <w:r>
+        <w:rPr>
+          <w:sz w:val="24"/>
+          <w:szCs w:val="24"/>
+        </w:rPr>
+        <w:t>Recognised</w:t>
+      </w:r>
+      <w:proofErr w:type="spellEnd"/>
+      <w:r>
+        <w:rPr>
+          <w:sz w:val="24"/>
+          <w:szCs w:val="24"/>
+        </w:rPr>
+        <w:t xml:space="preserve"> the smells. The taste of the magic. Of death and rot and all things grim.</w:t>
       </w:r>
     </w:p>
     <w:p>
@@ -2025,24 +3834,56 @@
           <w:sz w:val="24"/>
           <w:szCs w:val="24"/>
         </w:rPr>
-        <w:t xml:space="preserve">An empty one, for the most part. The vast majority of coffins lay lidless or were simply not there. But the farther they walked the more populated it became. </w:t>
-      </w:r>
-    </w:p>
-    <w:p>
-      <w:pPr>
-        <w:spacing w:line="360" w:lineRule="auto"/>
-        <w:ind w:left="360" w:right="390" w:firstLine="360"/>
-        <w:rPr>
-          <w:sz w:val="24"/>
-          <w:szCs w:val="24"/>
-        </w:rPr>
-      </w:pPr>
-      <w:r>
-        <w:rPr>
-          <w:sz w:val="24"/>
-          <w:szCs w:val="24"/>
-        </w:rPr>
-        <w:t xml:space="preserve">And then they stopped at a final set of stone doors. The final set, he was sure. Isran could not put to words why he felt the doors expressed such finality—how he knew that behind them lay his goal. </w:t>
+        <w:t xml:space="preserve">An empty one, for the most part. </w:t>
+      </w:r>
+      <w:proofErr w:type="gramStart"/>
+      <w:r>
+        <w:rPr>
+          <w:sz w:val="24"/>
+          <w:szCs w:val="24"/>
+        </w:rPr>
+        <w:t>The vast majority of</w:t>
+      </w:r>
+      <w:proofErr w:type="gramEnd"/>
+      <w:r>
+        <w:rPr>
+          <w:sz w:val="24"/>
+          <w:szCs w:val="24"/>
+        </w:rPr>
+        <w:t xml:space="preserve"> coffins lay lidless or were simply not there. But the farther they walked the more populated it became. </w:t>
+      </w:r>
+    </w:p>
+    <w:p>
+      <w:pPr>
+        <w:spacing w:line="360" w:lineRule="auto"/>
+        <w:ind w:left="360" w:right="390" w:firstLine="360"/>
+        <w:rPr>
+          <w:sz w:val="24"/>
+          <w:szCs w:val="24"/>
+        </w:rPr>
+      </w:pPr>
+      <w:r>
+        <w:rPr>
+          <w:sz w:val="24"/>
+          <w:szCs w:val="24"/>
+        </w:rPr>
+        <w:t xml:space="preserve">And then they stopped at a final set of stone doors. The final set, he was sure. </w:t>
+      </w:r>
+      <w:proofErr w:type="spellStart"/>
+      <w:r>
+        <w:rPr>
+          <w:sz w:val="24"/>
+          <w:szCs w:val="24"/>
+        </w:rPr>
+        <w:t>Isran</w:t>
+      </w:r>
+      <w:proofErr w:type="spellEnd"/>
+      <w:r>
+        <w:rPr>
+          <w:sz w:val="24"/>
+          <w:szCs w:val="24"/>
+        </w:rPr>
+        <w:t xml:space="preserve"> could not put to words why he felt the doors expressed such finality—how he knew that behind them lay his goal. </w:t>
       </w:r>
     </w:p>
     <w:p>
@@ -2093,7 +3934,55 @@
           <w:sz w:val="24"/>
           <w:szCs w:val="24"/>
         </w:rPr>
-        <w:t>“This is it?” She asked him, suddenly very and clearly frightened. It made Isran feel not so bad about his own welling fear. (Which was recent, and had not at all been festering since his arrival.)</w:t>
+        <w:t xml:space="preserve">“This is it?” She asked him, suddenly very and clearly frightened. It made </w:t>
+      </w:r>
+      <w:proofErr w:type="spellStart"/>
+      <w:r>
+        <w:rPr>
+          <w:sz w:val="24"/>
+          <w:szCs w:val="24"/>
+        </w:rPr>
+        <w:t>Isran</w:t>
+      </w:r>
+      <w:proofErr w:type="spellEnd"/>
+      <w:r>
+        <w:rPr>
+          <w:sz w:val="24"/>
+          <w:szCs w:val="24"/>
+        </w:rPr>
+        <w:t xml:space="preserve"> feel not so bad about his </w:t>
+      </w:r>
+      <w:proofErr w:type="gramStart"/>
+      <w:r>
+        <w:rPr>
+          <w:sz w:val="24"/>
+          <w:szCs w:val="24"/>
+        </w:rPr>
+        <w:t>own welling</w:t>
+      </w:r>
+      <w:proofErr w:type="gramEnd"/>
+      <w:r>
+        <w:rPr>
+          <w:sz w:val="24"/>
+          <w:szCs w:val="24"/>
+        </w:rPr>
+        <w:t xml:space="preserve"> fear. (Which was </w:t>
+      </w:r>
+      <w:proofErr w:type="gramStart"/>
+      <w:r>
+        <w:rPr>
+          <w:sz w:val="24"/>
+          <w:szCs w:val="24"/>
+        </w:rPr>
+        <w:t>recent, and</w:t>
+      </w:r>
+      <w:proofErr w:type="gramEnd"/>
+      <w:r>
+        <w:rPr>
+          <w:sz w:val="24"/>
+          <w:szCs w:val="24"/>
+        </w:rPr>
+        <w:t xml:space="preserve"> had not at all been festering since his arrival.)</w:t>
       </w:r>
     </w:p>
     <w:p>
@@ -2144,7 +4033,23 @@
           <w:sz w:val="24"/>
           <w:szCs w:val="24"/>
         </w:rPr>
-        <w:t>The light blinded. Emerald green, cobalt blue. As the doors collided with the walls, Isran was left gawking.</w:t>
+        <w:t xml:space="preserve">The light blinded. Emerald green, cobalt blue. As the doors collided with the walls, </w:t>
+      </w:r>
+      <w:proofErr w:type="spellStart"/>
+      <w:r>
+        <w:rPr>
+          <w:sz w:val="24"/>
+          <w:szCs w:val="24"/>
+        </w:rPr>
+        <w:t>Isran</w:t>
+      </w:r>
+      <w:proofErr w:type="spellEnd"/>
+      <w:r>
+        <w:rPr>
+          <w:sz w:val="24"/>
+          <w:szCs w:val="24"/>
+        </w:rPr>
+        <w:t xml:space="preserve"> was left gawking.</w:t>
       </w:r>
     </w:p>
     <w:p>
@@ -2190,29 +4095,86 @@
           <w:szCs w:val="24"/>
         </w:rPr>
       </w:pPr>
-      <w:r>
-        <w:rPr>
-          <w:sz w:val="24"/>
-          <w:szCs w:val="24"/>
-        </w:rPr>
-        <w:t xml:space="preserve">Isran could not put words to what he felt. It was a ghostly fire and yet somehow more alive than anything he had ever seen. He took a humbling step forward. </w:t>
-      </w:r>
-    </w:p>
-    <w:p>
-      <w:pPr>
-        <w:spacing w:line="360" w:lineRule="auto"/>
-        <w:ind w:left="360" w:right="390" w:firstLine="360"/>
-        <w:rPr>
-          <w:sz w:val="24"/>
-          <w:szCs w:val="24"/>
-        </w:rPr>
-      </w:pPr>
-      <w:r>
-        <w:rPr>
-          <w:sz w:val="24"/>
-          <w:szCs w:val="24"/>
-        </w:rPr>
-        <w:t>Emila’s hand on his arm was all that held him back from taking another, and Isran later commented that if she hadn’t kept him from the pyre, he would have thrown himself upon it.</w:t>
+      <w:proofErr w:type="spellStart"/>
+      <w:r>
+        <w:rPr>
+          <w:sz w:val="24"/>
+          <w:szCs w:val="24"/>
+        </w:rPr>
+        <w:t>Isran</w:t>
+      </w:r>
+      <w:proofErr w:type="spellEnd"/>
+      <w:r>
+        <w:rPr>
+          <w:sz w:val="24"/>
+          <w:szCs w:val="24"/>
+        </w:rPr>
+        <w:t xml:space="preserve"> could not put words </w:t>
+      </w:r>
+      <w:proofErr w:type="gramStart"/>
+      <w:r>
+        <w:rPr>
+          <w:sz w:val="24"/>
+          <w:szCs w:val="24"/>
+        </w:rPr>
+        <w:t>to</w:t>
+      </w:r>
+      <w:proofErr w:type="gramEnd"/>
+      <w:r>
+        <w:rPr>
+          <w:sz w:val="24"/>
+          <w:szCs w:val="24"/>
+        </w:rPr>
+        <w:t xml:space="preserve"> what he felt. It was a ghostly fire and yet somehow more alive than anything he had ever seen. He took a humbling step forward. </w:t>
+      </w:r>
+    </w:p>
+    <w:p>
+      <w:pPr>
+        <w:spacing w:line="360" w:lineRule="auto"/>
+        <w:ind w:left="360" w:right="390" w:firstLine="360"/>
+        <w:rPr>
+          <w:sz w:val="24"/>
+          <w:szCs w:val="24"/>
+        </w:rPr>
+      </w:pPr>
+      <w:r>
+        <w:rPr>
+          <w:sz w:val="24"/>
+          <w:szCs w:val="24"/>
+        </w:rPr>
+        <w:t xml:space="preserve">Emila’s hand </w:t>
+      </w:r>
+      <w:proofErr w:type="gramStart"/>
+      <w:r>
+        <w:rPr>
+          <w:sz w:val="24"/>
+          <w:szCs w:val="24"/>
+        </w:rPr>
+        <w:t>on</w:t>
+      </w:r>
+      <w:proofErr w:type="gramEnd"/>
+      <w:r>
+        <w:rPr>
+          <w:sz w:val="24"/>
+          <w:szCs w:val="24"/>
+        </w:rPr>
+        <w:t xml:space="preserve"> his arm was all that held him back from taking another, and </w:t>
+      </w:r>
+      <w:proofErr w:type="spellStart"/>
+      <w:r>
+        <w:rPr>
+          <w:sz w:val="24"/>
+          <w:szCs w:val="24"/>
+        </w:rPr>
+        <w:t>Isran</w:t>
+      </w:r>
+      <w:proofErr w:type="spellEnd"/>
+      <w:r>
+        <w:rPr>
+          <w:sz w:val="24"/>
+          <w:szCs w:val="24"/>
+        </w:rPr>
+        <w:t xml:space="preserve"> later commented that if she hadn’t kept him from the pyre, he would have thrown himself upon it.</w:t>
       </w:r>
     </w:p>
     <w:p>
@@ -2230,7 +4192,55 @@
           <w:szCs w:val="24"/>
         </w:rPr>
         <w:lastRenderedPageBreak/>
-        <w:t xml:space="preserve">But in this strange lady’s arms, Isran found himself. Somewhere between the door and where he now stood he had dropped both staff and scroll. </w:t>
+        <w:t xml:space="preserve">But in this strange lady’s arms, </w:t>
+      </w:r>
+      <w:proofErr w:type="spellStart"/>
+      <w:r>
+        <w:rPr>
+          <w:sz w:val="24"/>
+          <w:szCs w:val="24"/>
+        </w:rPr>
+        <w:t>Isran</w:t>
+      </w:r>
+      <w:proofErr w:type="spellEnd"/>
+      <w:r>
+        <w:rPr>
+          <w:sz w:val="24"/>
+          <w:szCs w:val="24"/>
+        </w:rPr>
+        <w:t xml:space="preserve"> found himself. Somewhere between the door and where he now </w:t>
+      </w:r>
+      <w:proofErr w:type="gramStart"/>
+      <w:r>
+        <w:rPr>
+          <w:sz w:val="24"/>
+          <w:szCs w:val="24"/>
+        </w:rPr>
+        <w:t>stood</w:t>
+      </w:r>
+      <w:proofErr w:type="gramEnd"/>
+      <w:r>
+        <w:rPr>
+          <w:sz w:val="24"/>
+          <w:szCs w:val="24"/>
+        </w:rPr>
+        <w:t xml:space="preserve"> he had dropped both </w:t>
+      </w:r>
+      <w:proofErr w:type="gramStart"/>
+      <w:r>
+        <w:rPr>
+          <w:sz w:val="24"/>
+          <w:szCs w:val="24"/>
+        </w:rPr>
+        <w:t>staff</w:t>
+      </w:r>
+      <w:proofErr w:type="gramEnd"/>
+      <w:r>
+        <w:rPr>
+          <w:sz w:val="24"/>
+          <w:szCs w:val="24"/>
+        </w:rPr>
+        <w:t xml:space="preserve"> and scroll. </w:t>
       </w:r>
     </w:p>
     <w:p>
@@ -2298,24 +4308,72 @@
           <w:sz w:val="24"/>
           <w:szCs w:val="24"/>
         </w:rPr>
-        <w:t xml:space="preserve">But Isran’s gaze did not linger long. Instead, his eyes scaled the bricked wall behind and to what adorned it. Looming over them, watching guard, some horned and long-nosed creature’s skull. </w:t>
-      </w:r>
-    </w:p>
-    <w:p>
-      <w:pPr>
-        <w:spacing w:line="360" w:lineRule="auto"/>
-        <w:ind w:left="360" w:right="390" w:firstLine="360"/>
-        <w:rPr>
-          <w:sz w:val="24"/>
-          <w:szCs w:val="24"/>
-        </w:rPr>
-      </w:pPr>
-      <w:r>
-        <w:rPr>
-          <w:sz w:val="24"/>
-          <w:szCs w:val="24"/>
-        </w:rPr>
-        <w:t>“The Grey Dread,” Isran realized aloud. He looked back to the bench and found a lip, beneath which ran a thin part in the stone. “That means… he lies here?”</w:t>
+        <w:t xml:space="preserve">But </w:t>
+      </w:r>
+      <w:proofErr w:type="spellStart"/>
+      <w:r>
+        <w:rPr>
+          <w:sz w:val="24"/>
+          <w:szCs w:val="24"/>
+        </w:rPr>
+        <w:t>Isran’s</w:t>
+      </w:r>
+      <w:proofErr w:type="spellEnd"/>
+      <w:r>
+        <w:rPr>
+          <w:sz w:val="24"/>
+          <w:szCs w:val="24"/>
+        </w:rPr>
+        <w:t xml:space="preserve"> gaze did not linger long. Instead, his eyes scaled the bricked wall behind and to what adorned it. Looming over them, watching guard, some horned and long-nosed creature’s skull. </w:t>
+      </w:r>
+    </w:p>
+    <w:p>
+      <w:pPr>
+        <w:spacing w:line="360" w:lineRule="auto"/>
+        <w:ind w:left="360" w:right="390" w:firstLine="360"/>
+        <w:rPr>
+          <w:sz w:val="24"/>
+          <w:szCs w:val="24"/>
+        </w:rPr>
+      </w:pPr>
+      <w:r>
+        <w:rPr>
+          <w:sz w:val="24"/>
+          <w:szCs w:val="24"/>
+        </w:rPr>
+        <w:t xml:space="preserve">“The Grey Dread,” </w:t>
+      </w:r>
+      <w:proofErr w:type="spellStart"/>
+      <w:r>
+        <w:rPr>
+          <w:sz w:val="24"/>
+          <w:szCs w:val="24"/>
+        </w:rPr>
+        <w:t>Isran</w:t>
+      </w:r>
+      <w:proofErr w:type="spellEnd"/>
+      <w:r>
+        <w:rPr>
+          <w:sz w:val="24"/>
+          <w:szCs w:val="24"/>
+        </w:rPr>
+        <w:t xml:space="preserve"> realized aloud. He looked back to the bench and found a lip, beneath which ran a thin part </w:t>
+      </w:r>
+      <w:proofErr w:type="gramStart"/>
+      <w:r>
+        <w:rPr>
+          <w:sz w:val="24"/>
+          <w:szCs w:val="24"/>
+        </w:rPr>
+        <w:t>in</w:t>
+      </w:r>
+      <w:proofErr w:type="gramEnd"/>
+      <w:r>
+        <w:rPr>
+          <w:sz w:val="24"/>
+          <w:szCs w:val="24"/>
+        </w:rPr>
+        <w:t xml:space="preserve"> the stone. “That means… he lies here?”</w:t>
       </w:r>
     </w:p>
     <w:p>
@@ -2400,7 +4458,39 @@
           <w:sz w:val="24"/>
           <w:szCs w:val="24"/>
         </w:rPr>
-        <w:t>And so Isran collected his scrolls and spread them about the stone and leant his staff up against the wall. And finally, when it was done and the magic was as close to ready as it could get, Isran turned back to the stone coffin.</w:t>
+        <w:t xml:space="preserve">And so </w:t>
+      </w:r>
+      <w:proofErr w:type="spellStart"/>
+      <w:r>
+        <w:rPr>
+          <w:sz w:val="24"/>
+          <w:szCs w:val="24"/>
+        </w:rPr>
+        <w:t>Isran</w:t>
+      </w:r>
+      <w:proofErr w:type="spellEnd"/>
+      <w:r>
+        <w:rPr>
+          <w:sz w:val="24"/>
+          <w:szCs w:val="24"/>
+        </w:rPr>
+        <w:t xml:space="preserve"> collected his scrolls and spread them about the stone and leant his staff up against the wall. And finally, when it was done and the magic was as close to ready as it could get, </w:t>
+      </w:r>
+      <w:proofErr w:type="spellStart"/>
+      <w:r>
+        <w:rPr>
+          <w:sz w:val="24"/>
+          <w:szCs w:val="24"/>
+        </w:rPr>
+        <w:t>Isran</w:t>
+      </w:r>
+      <w:proofErr w:type="spellEnd"/>
+      <w:r>
+        <w:rPr>
+          <w:sz w:val="24"/>
+          <w:szCs w:val="24"/>
+        </w:rPr>
+        <w:t xml:space="preserve"> turned back to the stone coffin.</w:t>
       </w:r>
     </w:p>
     <w:p>
@@ -2451,7 +4541,23 @@
           <w:sz w:val="24"/>
           <w:szCs w:val="24"/>
         </w:rPr>
-        <w:t>The body was wrapped several times over and Isran got to work peeling the corpse of its packaging, like the skin off a rotten fruit.</w:t>
+        <w:t xml:space="preserve">The body was wrapped several times over and </w:t>
+      </w:r>
+      <w:proofErr w:type="spellStart"/>
+      <w:r>
+        <w:rPr>
+          <w:sz w:val="24"/>
+          <w:szCs w:val="24"/>
+        </w:rPr>
+        <w:t>Isran</w:t>
+      </w:r>
+      <w:proofErr w:type="spellEnd"/>
+      <w:r>
+        <w:rPr>
+          <w:sz w:val="24"/>
+          <w:szCs w:val="24"/>
+        </w:rPr>
+        <w:t xml:space="preserve"> got to work peeling the corpse of its packaging, like the skin off a rotten fruit.</w:t>
       </w:r>
     </w:p>
     <w:p>
@@ -2480,6 +4586,7 @@
           <w:szCs w:val="24"/>
         </w:rPr>
       </w:pPr>
+      <w:proofErr w:type="spellStart"/>
       <w:r>
         <w:rPr>
           <w:sz w:val="24"/>
@@ -2487,6 +4594,7 @@
         </w:rPr>
         <w:t>Isran</w:t>
       </w:r>
+      <w:proofErr w:type="spellEnd"/>
       <w:r>
         <w:rPr>
           <w:i/>
@@ -2519,7 +4627,23 @@
           <w:szCs w:val="24"/>
         </w:rPr>
         <w:lastRenderedPageBreak/>
-        <w:t>He’d even raised a couple people.</w:t>
+        <w:t xml:space="preserve">He’d even raised a </w:t>
+      </w:r>
+      <w:proofErr w:type="gramStart"/>
+      <w:r>
+        <w:rPr>
+          <w:sz w:val="24"/>
+          <w:szCs w:val="24"/>
+        </w:rPr>
+        <w:t>couple</w:t>
+      </w:r>
+      <w:proofErr w:type="gramEnd"/>
+      <w:r>
+        <w:rPr>
+          <w:sz w:val="24"/>
+          <w:szCs w:val="24"/>
+        </w:rPr>
+        <w:t xml:space="preserve"> people.</w:t>
       </w:r>
     </w:p>
     <w:p>
@@ -2603,24 +4727,86 @@
           <w:sz w:val="24"/>
           <w:szCs w:val="24"/>
         </w:rPr>
-        <w:t xml:space="preserve">And once enough of the remains were exposed, he marveled. The body was exquisitely preserved, no doubt warded for rot and maggots and errorsions. But so well was it warded that Isran could scarcely believe this corpse was a day old. He grabbed one of its hands and found the skin smooth, fingers free to move and almost (though perhaps he was just imagining it) warm. </w:t>
-      </w:r>
-    </w:p>
-    <w:p>
-      <w:pPr>
-        <w:spacing w:line="360" w:lineRule="auto"/>
-        <w:ind w:left="360" w:right="390" w:firstLine="360"/>
-        <w:rPr>
-          <w:sz w:val="24"/>
-          <w:szCs w:val="24"/>
-        </w:rPr>
-      </w:pPr>
-      <w:r>
-        <w:rPr>
-          <w:sz w:val="24"/>
-          <w:szCs w:val="24"/>
-        </w:rPr>
-        <w:t xml:space="preserve">“Will it work?” Asked Emilia, her voice reminding Isran that he wasn’t alone. </w:t>
+        <w:t xml:space="preserve">And once enough of the remains were exposed, he marveled. The body was exquisitely preserved, no doubt warded for rot and maggots and </w:t>
+      </w:r>
+      <w:r>
+        <w:rPr>
+          <w:sz w:val="24"/>
+          <w:szCs w:val="24"/>
+        </w:rPr>
+        <w:t>erosions</w:t>
+      </w:r>
+      <w:r>
+        <w:rPr>
+          <w:sz w:val="24"/>
+          <w:szCs w:val="24"/>
+        </w:rPr>
+        <w:t xml:space="preserve">. But so well was it warded that </w:t>
+      </w:r>
+      <w:proofErr w:type="spellStart"/>
+      <w:r>
+        <w:rPr>
+          <w:sz w:val="24"/>
+          <w:szCs w:val="24"/>
+        </w:rPr>
+        <w:t>Isran</w:t>
+      </w:r>
+      <w:proofErr w:type="spellEnd"/>
+      <w:r>
+        <w:rPr>
+          <w:sz w:val="24"/>
+          <w:szCs w:val="24"/>
+        </w:rPr>
+        <w:t xml:space="preserve"> could scarcely believe this corpse was a day old. He grabbed one of its hands and found the skin smooth, fingers free to move and almost (though perhaps he was just imagining it) warm. </w:t>
+      </w:r>
+    </w:p>
+    <w:p>
+      <w:pPr>
+        <w:spacing w:line="360" w:lineRule="auto"/>
+        <w:ind w:left="360" w:right="390" w:firstLine="360"/>
+        <w:rPr>
+          <w:sz w:val="24"/>
+          <w:szCs w:val="24"/>
+        </w:rPr>
+      </w:pPr>
+      <w:r>
+        <w:rPr>
+          <w:sz w:val="24"/>
+          <w:szCs w:val="24"/>
+        </w:rPr>
+        <w:t xml:space="preserve">“Will it work?” Asked Emilia, her voice </w:t>
+      </w:r>
+      <w:proofErr w:type="gramStart"/>
+      <w:r>
+        <w:rPr>
+          <w:sz w:val="24"/>
+          <w:szCs w:val="24"/>
+        </w:rPr>
+        <w:t>reminding</w:t>
+      </w:r>
+      <w:proofErr w:type="gramEnd"/>
+      <w:r>
+        <w:rPr>
+          <w:sz w:val="24"/>
+          <w:szCs w:val="24"/>
+        </w:rPr>
+        <w:t xml:space="preserve"> </w:t>
+      </w:r>
+      <w:proofErr w:type="spellStart"/>
+      <w:r>
+        <w:rPr>
+          <w:sz w:val="24"/>
+          <w:szCs w:val="24"/>
+        </w:rPr>
+        <w:t>Isran</w:t>
+      </w:r>
+      <w:proofErr w:type="spellEnd"/>
+      <w:r>
+        <w:rPr>
+          <w:sz w:val="24"/>
+          <w:szCs w:val="24"/>
+        </w:rPr>
+        <w:t xml:space="preserve"> that he wasn’t alone. </w:t>
       </w:r>
     </w:p>
     <w:p>
@@ -2671,24 +4857,72 @@
           <w:sz w:val="24"/>
           <w:szCs w:val="24"/>
         </w:rPr>
-        <w:t xml:space="preserve">“Thank you.” He gripped the branch of bone and wood that was his staff with two hands, and shut tight his eyes. </w:t>
-      </w:r>
-    </w:p>
-    <w:p>
-      <w:pPr>
-        <w:spacing w:line="360" w:lineRule="auto"/>
-        <w:ind w:left="360" w:right="390" w:firstLine="360"/>
-        <w:rPr>
-          <w:sz w:val="24"/>
-          <w:szCs w:val="24"/>
-        </w:rPr>
-      </w:pPr>
-      <w:r>
-        <w:rPr>
-          <w:sz w:val="24"/>
-          <w:szCs w:val="24"/>
-        </w:rPr>
-        <w:t xml:space="preserve">Now, Necromancy is a field rife with superstition and pseudoscientific protocol. The exact castings of every spell are more like the cooking of a meal from mental recipe than some exact science. And, just like cooking, the specific ingredients are much argued. Isran, of course, was no stranger to such debate, and had his own opinions and preferences himself. Right now, however, he felt like going back to basics. </w:t>
+        <w:t xml:space="preserve">“Thank you.” He gripped the branch of bone and wood that was his staff with two </w:t>
+      </w:r>
+      <w:proofErr w:type="gramStart"/>
+      <w:r>
+        <w:rPr>
+          <w:sz w:val="24"/>
+          <w:szCs w:val="24"/>
+        </w:rPr>
+        <w:t>hands, and</w:t>
+      </w:r>
+      <w:proofErr w:type="gramEnd"/>
+      <w:r>
+        <w:rPr>
+          <w:sz w:val="24"/>
+          <w:szCs w:val="24"/>
+        </w:rPr>
+        <w:t xml:space="preserve"> shut </w:t>
+      </w:r>
+      <w:proofErr w:type="gramStart"/>
+      <w:r>
+        <w:rPr>
+          <w:sz w:val="24"/>
+          <w:szCs w:val="24"/>
+        </w:rPr>
+        <w:t>tight his eyes</w:t>
+      </w:r>
+      <w:proofErr w:type="gramEnd"/>
+      <w:r>
+        <w:rPr>
+          <w:sz w:val="24"/>
+          <w:szCs w:val="24"/>
+        </w:rPr>
+        <w:t xml:space="preserve">. </w:t>
+      </w:r>
+    </w:p>
+    <w:p>
+      <w:pPr>
+        <w:spacing w:line="360" w:lineRule="auto"/>
+        <w:ind w:left="360" w:right="390" w:firstLine="360"/>
+        <w:rPr>
+          <w:sz w:val="24"/>
+          <w:szCs w:val="24"/>
+        </w:rPr>
+      </w:pPr>
+      <w:r>
+        <w:rPr>
+          <w:sz w:val="24"/>
+          <w:szCs w:val="24"/>
+        </w:rPr>
+        <w:t xml:space="preserve">Now, Necromancy is a field rife with superstition and pseudoscientific protocol. The exact castings of every spell are more like the cooking of a meal from mental recipe than some exact science. And, just like cooking, the specific ingredients are much argued. </w:t>
+      </w:r>
+      <w:proofErr w:type="spellStart"/>
+      <w:r>
+        <w:rPr>
+          <w:sz w:val="24"/>
+          <w:szCs w:val="24"/>
+        </w:rPr>
+        <w:t>Isran</w:t>
+      </w:r>
+      <w:proofErr w:type="spellEnd"/>
+      <w:r>
+        <w:rPr>
+          <w:sz w:val="24"/>
+          <w:szCs w:val="24"/>
+        </w:rPr>
+        <w:t xml:space="preserve">, of course, was no stranger to such debate, and had his own opinions and preferences himself. Right now, however, he felt like going back to basics. </w:t>
       </w:r>
     </w:p>
     <w:p>
@@ -2739,7 +4973,23 @@
           <w:sz w:val="24"/>
           <w:szCs w:val="24"/>
         </w:rPr>
-        <w:t xml:space="preserve">And so Isran hoped and he hoped hard. </w:t>
+        <w:t xml:space="preserve">And so </w:t>
+      </w:r>
+      <w:proofErr w:type="spellStart"/>
+      <w:r>
+        <w:rPr>
+          <w:sz w:val="24"/>
+          <w:szCs w:val="24"/>
+        </w:rPr>
+        <w:t>Isran</w:t>
+      </w:r>
+      <w:proofErr w:type="spellEnd"/>
+      <w:r>
+        <w:rPr>
+          <w:sz w:val="24"/>
+          <w:szCs w:val="24"/>
+        </w:rPr>
+        <w:t xml:space="preserve"> hoped and he hoped hard. </w:t>
       </w:r>
     </w:p>
     <w:p>
@@ -2927,7 +5177,55 @@
           <w:sz w:val="24"/>
           <w:szCs w:val="24"/>
         </w:rPr>
-        <w:t xml:space="preserve">And so he wrenched closed his eyes and threw his staff high. This time, he hoped even harder. Impossibly hard. </w:t>
+        <w:t xml:space="preserve">And </w:t>
+      </w:r>
+      <w:proofErr w:type="gramStart"/>
+      <w:r>
+        <w:rPr>
+          <w:sz w:val="24"/>
+          <w:szCs w:val="24"/>
+        </w:rPr>
+        <w:t>so</w:t>
+      </w:r>
+      <w:proofErr w:type="gramEnd"/>
+      <w:r>
+        <w:rPr>
+          <w:sz w:val="24"/>
+          <w:szCs w:val="24"/>
+        </w:rPr>
+        <w:t xml:space="preserve"> he wrenched </w:t>
+      </w:r>
+      <w:proofErr w:type="gramStart"/>
+      <w:r>
+        <w:rPr>
+          <w:sz w:val="24"/>
+          <w:szCs w:val="24"/>
+        </w:rPr>
+        <w:t>closed his eyes</w:t>
+      </w:r>
+      <w:proofErr w:type="gramEnd"/>
+      <w:r>
+        <w:rPr>
+          <w:sz w:val="24"/>
+          <w:szCs w:val="24"/>
+        </w:rPr>
+        <w:t xml:space="preserve"> and threw his staff high. This time, he hoped </w:t>
+      </w:r>
+      <w:proofErr w:type="gramStart"/>
+      <w:r>
+        <w:rPr>
+          <w:sz w:val="24"/>
+          <w:szCs w:val="24"/>
+        </w:rPr>
+        <w:t>even</w:t>
+      </w:r>
+      <w:proofErr w:type="gramEnd"/>
+      <w:r>
+        <w:rPr>
+          <w:sz w:val="24"/>
+          <w:szCs w:val="24"/>
+        </w:rPr>
+        <w:t xml:space="preserve"> harder. Impossibly hard. </w:t>
       </w:r>
     </w:p>
     <w:p>
@@ -2961,7 +5259,23 @@
           <w:sz w:val="24"/>
           <w:szCs w:val="24"/>
         </w:rPr>
-        <w:t xml:space="preserve">The corpse lay unmoving, and in that moment Isran cursed it for having the gall to look so restful. </w:t>
+        <w:t xml:space="preserve">The corpse lay unmoving, and in that moment </w:t>
+      </w:r>
+      <w:proofErr w:type="spellStart"/>
+      <w:r>
+        <w:rPr>
+          <w:sz w:val="24"/>
+          <w:szCs w:val="24"/>
+        </w:rPr>
+        <w:t>Isran</w:t>
+      </w:r>
+      <w:proofErr w:type="spellEnd"/>
+      <w:r>
+        <w:rPr>
+          <w:sz w:val="24"/>
+          <w:szCs w:val="24"/>
+        </w:rPr>
+        <w:t xml:space="preserve"> cursed it for having the gall to look so restful. </w:t>
       </w:r>
     </w:p>
     <w:p>
@@ -2995,7 +5309,23 @@
           <w:sz w:val="24"/>
           <w:szCs w:val="24"/>
         </w:rPr>
-        <w:t>Was Isran just too old? Too out of practice? Had he lost the spark of dark magic to a world who saw it go unused?</w:t>
+        <w:t xml:space="preserve">Was </w:t>
+      </w:r>
+      <w:proofErr w:type="spellStart"/>
+      <w:r>
+        <w:rPr>
+          <w:sz w:val="24"/>
+          <w:szCs w:val="24"/>
+        </w:rPr>
+        <w:t>Isran</w:t>
+      </w:r>
+      <w:proofErr w:type="spellEnd"/>
+      <w:r>
+        <w:rPr>
+          <w:sz w:val="24"/>
+          <w:szCs w:val="24"/>
+        </w:rPr>
+        <w:t xml:space="preserve"> just too old? Too out of practice? Had he lost the spark of dark magic to a world who saw it go unused?</w:t>
       </w:r>
     </w:p>
     <w:p>
@@ -3033,8 +5363,17 @@
           <w:sz w:val="24"/>
           <w:szCs w:val="24"/>
         </w:rPr>
-        <w:t>No, Isran</w:t>
-      </w:r>
+        <w:t xml:space="preserve">No, </w:t>
+      </w:r>
+      <w:proofErr w:type="spellStart"/>
+      <w:r>
+        <w:rPr>
+          <w:sz w:val="24"/>
+          <w:szCs w:val="24"/>
+        </w:rPr>
+        <w:t>Isran</w:t>
+      </w:r>
+      <w:proofErr w:type="spellEnd"/>
       <w:r>
         <w:rPr>
           <w:i/>
@@ -3049,7 +5388,39 @@
           <w:sz w:val="24"/>
           <w:szCs w:val="24"/>
         </w:rPr>
-        <w:t xml:space="preserve"> to be beaten. Isran, who was Isran the Wretched for crying out loud, would not be bested by some backwater noble’s dead body. </w:t>
+        <w:t xml:space="preserve"> to be beaten. </w:t>
+      </w:r>
+      <w:proofErr w:type="spellStart"/>
+      <w:r>
+        <w:rPr>
+          <w:sz w:val="24"/>
+          <w:szCs w:val="24"/>
+        </w:rPr>
+        <w:t>Isran</w:t>
+      </w:r>
+      <w:proofErr w:type="spellEnd"/>
+      <w:r>
+        <w:rPr>
+          <w:sz w:val="24"/>
+          <w:szCs w:val="24"/>
+        </w:rPr>
+        <w:t xml:space="preserve">, who was </w:t>
+      </w:r>
+      <w:proofErr w:type="spellStart"/>
+      <w:r>
+        <w:rPr>
+          <w:sz w:val="24"/>
+          <w:szCs w:val="24"/>
+        </w:rPr>
+        <w:t>Isran</w:t>
+      </w:r>
+      <w:proofErr w:type="spellEnd"/>
+      <w:r>
+        <w:rPr>
+          <w:sz w:val="24"/>
+          <w:szCs w:val="24"/>
+        </w:rPr>
+        <w:t xml:space="preserve"> the Wretched for crying out loud, would not be bested by some backwater noble’s dead body. </w:t>
       </w:r>
     </w:p>
     <w:p>
@@ -3168,24 +5539,56 @@
           <w:sz w:val="24"/>
           <w:szCs w:val="24"/>
         </w:rPr>
-        <w:t>His jaw tensed and fury ignited within him. Why? Why wasn’t it catching? How could his magics slip off the corpse so completely?</w:t>
-      </w:r>
-    </w:p>
-    <w:p>
-      <w:pPr>
-        <w:spacing w:line="360" w:lineRule="auto"/>
-        <w:ind w:left="360" w:right="390" w:firstLine="360"/>
-        <w:rPr>
-          <w:sz w:val="24"/>
-          <w:szCs w:val="24"/>
-        </w:rPr>
-      </w:pPr>
-      <w:r>
-        <w:rPr>
-          <w:sz w:val="24"/>
-          <w:szCs w:val="24"/>
-        </w:rPr>
-        <w:t>And at the apex of his casting, Isran turned his eyes up—</w:t>
+        <w:t xml:space="preserve">His jaw </w:t>
+      </w:r>
+      <w:proofErr w:type="gramStart"/>
+      <w:r>
+        <w:rPr>
+          <w:sz w:val="24"/>
+          <w:szCs w:val="24"/>
+        </w:rPr>
+        <w:t>tensed</w:t>
+      </w:r>
+      <w:proofErr w:type="gramEnd"/>
+      <w:r>
+        <w:rPr>
+          <w:sz w:val="24"/>
+          <w:szCs w:val="24"/>
+        </w:rPr>
+        <w:t xml:space="preserve"> and fury ignited within him. Why? Why wasn’t it catching? How could his magics slip off the corpse so completely?</w:t>
+      </w:r>
+    </w:p>
+    <w:p>
+      <w:pPr>
+        <w:spacing w:line="360" w:lineRule="auto"/>
+        <w:ind w:left="360" w:right="390" w:firstLine="360"/>
+        <w:rPr>
+          <w:sz w:val="24"/>
+          <w:szCs w:val="24"/>
+        </w:rPr>
+      </w:pPr>
+      <w:r>
+        <w:rPr>
+          <w:sz w:val="24"/>
+          <w:szCs w:val="24"/>
+        </w:rPr>
+        <w:t xml:space="preserve">And at the apex of his casting, </w:t>
+      </w:r>
+      <w:proofErr w:type="spellStart"/>
+      <w:r>
+        <w:rPr>
+          <w:sz w:val="24"/>
+          <w:szCs w:val="24"/>
+        </w:rPr>
+        <w:t>Isran</w:t>
+      </w:r>
+      <w:proofErr w:type="spellEnd"/>
+      <w:r>
+        <w:rPr>
+          <w:sz w:val="24"/>
+          <w:szCs w:val="24"/>
+        </w:rPr>
+        <w:t xml:space="preserve"> turned his eyes up—</w:t>
       </w:r>
     </w:p>
     <w:p>
@@ -3248,41 +5651,89 @@
           <w:sz w:val="24"/>
           <w:szCs w:val="24"/>
         </w:rPr>
-        <w:t xml:space="preserve">And only as a cold blue light eliminated from the empty sockets in the dragon’s skull did Isran realize what he had done. </w:t>
-      </w:r>
-    </w:p>
-    <w:p>
-      <w:pPr>
-        <w:spacing w:line="360" w:lineRule="auto"/>
-        <w:ind w:left="360" w:right="390" w:firstLine="360"/>
-        <w:rPr>
-          <w:sz w:val="24"/>
-          <w:szCs w:val="24"/>
-        </w:rPr>
-      </w:pPr>
-      <w:r>
-        <w:rPr>
-          <w:sz w:val="24"/>
-          <w:szCs w:val="24"/>
-        </w:rPr>
-        <w:t xml:space="preserve">The air froze. </w:t>
-      </w:r>
-    </w:p>
-    <w:p>
-      <w:pPr>
-        <w:spacing w:line="360" w:lineRule="auto"/>
-        <w:ind w:left="360" w:right="390" w:firstLine="360"/>
-        <w:rPr>
-          <w:sz w:val="24"/>
-          <w:szCs w:val="24"/>
-        </w:rPr>
-      </w:pPr>
-      <w:r>
-        <w:rPr>
-          <w:sz w:val="24"/>
-          <w:szCs w:val="24"/>
-        </w:rPr>
-        <w:t xml:space="preserve">Crystals of ice spidered in outwards from the beast’s head. </w:t>
+        <w:t xml:space="preserve">And only as a cold blue light eliminated from the empty sockets in the dragon’s skull did </w:t>
+      </w:r>
+      <w:proofErr w:type="spellStart"/>
+      <w:r>
+        <w:rPr>
+          <w:sz w:val="24"/>
+          <w:szCs w:val="24"/>
+        </w:rPr>
+        <w:t>Isran</w:t>
+      </w:r>
+      <w:proofErr w:type="spellEnd"/>
+      <w:r>
+        <w:rPr>
+          <w:sz w:val="24"/>
+          <w:szCs w:val="24"/>
+        </w:rPr>
+        <w:t xml:space="preserve"> realize what he had done. </w:t>
+      </w:r>
+    </w:p>
+    <w:p>
+      <w:pPr>
+        <w:spacing w:line="360" w:lineRule="auto"/>
+        <w:ind w:left="360" w:right="390" w:firstLine="360"/>
+        <w:rPr>
+          <w:sz w:val="24"/>
+          <w:szCs w:val="24"/>
+        </w:rPr>
+      </w:pPr>
+      <w:r>
+        <w:rPr>
+          <w:sz w:val="24"/>
+          <w:szCs w:val="24"/>
+        </w:rPr>
+        <w:t xml:space="preserve">The air </w:t>
+      </w:r>
+      <w:proofErr w:type="gramStart"/>
+      <w:r>
+        <w:rPr>
+          <w:sz w:val="24"/>
+          <w:szCs w:val="24"/>
+        </w:rPr>
+        <w:t>froze</w:t>
+      </w:r>
+      <w:proofErr w:type="gramEnd"/>
+      <w:r>
+        <w:rPr>
+          <w:sz w:val="24"/>
+          <w:szCs w:val="24"/>
+        </w:rPr>
+        <w:t xml:space="preserve">. </w:t>
+      </w:r>
+    </w:p>
+    <w:p>
+      <w:pPr>
+        <w:spacing w:line="360" w:lineRule="auto"/>
+        <w:ind w:left="360" w:right="390" w:firstLine="360"/>
+        <w:rPr>
+          <w:sz w:val="24"/>
+          <w:szCs w:val="24"/>
+        </w:rPr>
+      </w:pPr>
+      <w:r>
+        <w:rPr>
+          <w:sz w:val="24"/>
+          <w:szCs w:val="24"/>
+        </w:rPr>
+        <w:t xml:space="preserve">Crystals of ice </w:t>
+      </w:r>
+      <w:proofErr w:type="spellStart"/>
+      <w:r>
+        <w:rPr>
+          <w:sz w:val="24"/>
+          <w:szCs w:val="24"/>
+        </w:rPr>
+        <w:t>spidered</w:t>
+      </w:r>
+      <w:proofErr w:type="spellEnd"/>
+      <w:r>
+        <w:rPr>
+          <w:sz w:val="24"/>
+          <w:szCs w:val="24"/>
+        </w:rPr>
+        <w:t xml:space="preserve"> outwards from the beast’s head. </w:t>
       </w:r>
     </w:p>
     <w:p>
@@ -3315,29 +5766,54 @@
           <w:szCs w:val="24"/>
         </w:rPr>
       </w:pPr>
-      <w:r>
-        <w:rPr>
-          <w:sz w:val="24"/>
-          <w:szCs w:val="24"/>
-        </w:rPr>
-        <w:t xml:space="preserve">Isran heard someone gasp. He fell to one knee, difference sufficing every inch of his posture. His staff dropped and clattered to the floor, bowing and snapping as it made impact. </w:t>
-      </w:r>
-    </w:p>
-    <w:p>
-      <w:pPr>
-        <w:spacing w:line="360" w:lineRule="auto"/>
-        <w:ind w:left="360" w:right="390" w:firstLine="360"/>
-        <w:rPr>
-          <w:sz w:val="24"/>
-          <w:szCs w:val="24"/>
-        </w:rPr>
-      </w:pPr>
-      <w:r>
-        <w:rPr>
-          <w:sz w:val="24"/>
-          <w:szCs w:val="24"/>
-        </w:rPr>
-        <w:t>The dragon skull yawned, testing its jaw. The voice came out in a gust of wind so cold Isran was sure he had lost fingers to its chill. “AWAKE, AT LASSST! RETURNED FROM SLUMBER! WHY HAVE YOU BROUGHT ME BACK? DECIDED FINALLY TO MAKE GOOD ON YOUR DEAL, OLD FRIEND?”</w:t>
+      <w:proofErr w:type="spellStart"/>
+      <w:r>
+        <w:rPr>
+          <w:sz w:val="24"/>
+          <w:szCs w:val="24"/>
+        </w:rPr>
+        <w:t>Isran</w:t>
+      </w:r>
+      <w:proofErr w:type="spellEnd"/>
+      <w:r>
+        <w:rPr>
+          <w:sz w:val="24"/>
+          <w:szCs w:val="24"/>
+        </w:rPr>
+        <w:t xml:space="preserve"> heard someone gasp. He fell to one knee, difference sufficing every inch of his posture. His staff dropped and clattered to the floor, bowing and snapping as it made impact. </w:t>
+      </w:r>
+    </w:p>
+    <w:p>
+      <w:pPr>
+        <w:spacing w:line="360" w:lineRule="auto"/>
+        <w:ind w:left="360" w:right="390" w:firstLine="360"/>
+        <w:rPr>
+          <w:sz w:val="24"/>
+          <w:szCs w:val="24"/>
+        </w:rPr>
+      </w:pPr>
+      <w:r>
+        <w:rPr>
+          <w:sz w:val="24"/>
+          <w:szCs w:val="24"/>
+        </w:rPr>
+        <w:t xml:space="preserve">The dragon skull yawned, testing its jaw. The voice came out in a gust of wind so cold </w:t>
+      </w:r>
+      <w:proofErr w:type="spellStart"/>
+      <w:r>
+        <w:rPr>
+          <w:sz w:val="24"/>
+          <w:szCs w:val="24"/>
+        </w:rPr>
+        <w:t>Isran</w:t>
+      </w:r>
+      <w:proofErr w:type="spellEnd"/>
+      <w:r>
+        <w:rPr>
+          <w:sz w:val="24"/>
+          <w:szCs w:val="24"/>
+        </w:rPr>
+        <w:t xml:space="preserve"> was sure he had lost fingers to its chill. “AWAKE, AT LASSST! RETURNED FROM SLUMBER! WHY HAVE YOU BROUGHT ME BACK? DECIDED FINALLY TO MAKE GOOD ON YOUR DEAL, OLD FRIEND?”</w:t>
       </w:r>
     </w:p>
     <w:p>
@@ -3371,41 +5847,98 @@
           <w:sz w:val="24"/>
           <w:szCs w:val="24"/>
         </w:rPr>
-        <w:t>“NO! THAT WOULD NOT BE LIKE YOU, OLD FRIEND. SCHIEMER, THAT YOU ARE? … WHAT IS THIS DARKNESS? HIDING EVEN NOW, ARE YOU — I COMMAND YOU, SHOW YOURSELF! SHOW YOURSELF AND BEG FOR MY MERCY!”</w:t>
-      </w:r>
-    </w:p>
-    <w:p>
-      <w:pPr>
-        <w:spacing w:line="360" w:lineRule="auto"/>
-        <w:ind w:left="360" w:right="390" w:firstLine="360"/>
-        <w:rPr>
-          <w:sz w:val="24"/>
-          <w:szCs w:val="24"/>
-        </w:rPr>
-      </w:pPr>
-      <w:r>
-        <w:rPr>
-          <w:sz w:val="24"/>
-          <w:szCs w:val="24"/>
-        </w:rPr>
-        <w:t>And suddenly Emilia was at his side, bravery lifting her voice . “Foul beast, we do not know who you speak, but listen and listen well. I am granddaughter of your slayer. By right of conquest, I demand you answer my questions!”</w:t>
-      </w:r>
-    </w:p>
-    <w:p>
-      <w:pPr>
-        <w:spacing w:line="360" w:lineRule="auto"/>
-        <w:ind w:left="360" w:right="390" w:firstLine="360"/>
-        <w:rPr>
-          <w:sz w:val="24"/>
-          <w:szCs w:val="24"/>
-        </w:rPr>
-      </w:pPr>
-      <w:r>
-        <w:rPr>
-          <w:sz w:val="24"/>
-          <w:szCs w:val="24"/>
-        </w:rPr>
-        <w:t xml:space="preserve">Isran wanted to grab her, clamp a hand over her mouth and run. As far as possible and perhaps a good deal farther. But he didn’t, because he couldn’t. Instead, he stood petrified. </w:t>
+        <w:t xml:space="preserve">“NO! THAT WOULD NOT BE LIKE YOU, OLD FRIEND. SCHIEMER, THAT YOU ARE? … WHAT IS THIS DARKNESS? HIDING EVEN NOW, ARE YOU — I COMMAND </w:t>
+      </w:r>
+      <w:proofErr w:type="gramStart"/>
+      <w:r>
+        <w:rPr>
+          <w:sz w:val="24"/>
+          <w:szCs w:val="24"/>
+        </w:rPr>
+        <w:t>YOU,</w:t>
+      </w:r>
+      <w:proofErr w:type="gramEnd"/>
+      <w:r>
+        <w:rPr>
+          <w:sz w:val="24"/>
+          <w:szCs w:val="24"/>
+        </w:rPr>
+        <w:t xml:space="preserve"> SHOW YOURSELF! SHOW YOURSELF AND BEG FOR MY MERCY!”</w:t>
+      </w:r>
+    </w:p>
+    <w:p>
+      <w:pPr>
+        <w:spacing w:line="360" w:lineRule="auto"/>
+        <w:ind w:left="360" w:right="390" w:firstLine="360"/>
+        <w:rPr>
+          <w:sz w:val="24"/>
+          <w:szCs w:val="24"/>
+        </w:rPr>
+      </w:pPr>
+      <w:r>
+        <w:rPr>
+          <w:sz w:val="24"/>
+          <w:szCs w:val="24"/>
+        </w:rPr>
+        <w:t xml:space="preserve">And suddenly Emilia was at his side, bravery lifting her </w:t>
+      </w:r>
+      <w:proofErr w:type="gramStart"/>
+      <w:r>
+        <w:rPr>
+          <w:sz w:val="24"/>
+          <w:szCs w:val="24"/>
+        </w:rPr>
+        <w:t>voice .</w:t>
+      </w:r>
+      <w:proofErr w:type="gramEnd"/>
+      <w:r>
+        <w:rPr>
+          <w:sz w:val="24"/>
+          <w:szCs w:val="24"/>
+        </w:rPr>
+        <w:t xml:space="preserve"> “Foul beast, we do not know who you </w:t>
+      </w:r>
+      <w:proofErr w:type="gramStart"/>
+      <w:r>
+        <w:rPr>
+          <w:sz w:val="24"/>
+          <w:szCs w:val="24"/>
+        </w:rPr>
+        <w:t>speak, but</w:t>
+      </w:r>
+      <w:proofErr w:type="gramEnd"/>
+      <w:r>
+        <w:rPr>
+          <w:sz w:val="24"/>
+          <w:szCs w:val="24"/>
+        </w:rPr>
+        <w:t xml:space="preserve"> listen and listen well. I am granddaughter of your slayer. By right of conquest, I demand you answer my questions!”</w:t>
+      </w:r>
+    </w:p>
+    <w:p>
+      <w:pPr>
+        <w:spacing w:line="360" w:lineRule="auto"/>
+        <w:ind w:left="360" w:right="390" w:firstLine="360"/>
+        <w:rPr>
+          <w:sz w:val="24"/>
+          <w:szCs w:val="24"/>
+        </w:rPr>
+      </w:pPr>
+      <w:proofErr w:type="spellStart"/>
+      <w:r>
+        <w:rPr>
+          <w:sz w:val="24"/>
+          <w:szCs w:val="24"/>
+        </w:rPr>
+        <w:t>Isran</w:t>
+      </w:r>
+      <w:proofErr w:type="spellEnd"/>
+      <w:r>
+        <w:rPr>
+          <w:sz w:val="24"/>
+          <w:szCs w:val="24"/>
+        </w:rPr>
+        <w:t xml:space="preserve"> wanted to grab her, clamp a hand over her mouth and run. As far as possible and perhaps a good deal farther. But he didn’t, because he couldn’t. Instead, he stood petrified. </w:t>
       </w:r>
     </w:p>
     <w:p>
@@ -3439,7 +5972,23 @@
           <w:sz w:val="24"/>
           <w:szCs w:val="24"/>
         </w:rPr>
-        <w:t>“Yes. The great lord Lügenritter. Who challenged and slew you in your lair?”</w:t>
+        <w:t xml:space="preserve">“Yes. The great lord </w:t>
+      </w:r>
+      <w:proofErr w:type="spellStart"/>
+      <w:r>
+        <w:rPr>
+          <w:sz w:val="24"/>
+          <w:szCs w:val="24"/>
+        </w:rPr>
+        <w:t>Lügenritter</w:t>
+      </w:r>
+      <w:proofErr w:type="spellEnd"/>
+      <w:r>
+        <w:rPr>
+          <w:sz w:val="24"/>
+          <w:szCs w:val="24"/>
+        </w:rPr>
+        <w:t>. Who challenged and slew you in your lair?”</w:t>
       </w:r>
     </w:p>
     <w:p>
@@ -3488,7 +6037,23 @@
           <w:sz w:val="24"/>
           <w:szCs w:val="24"/>
         </w:rPr>
-        <w:t xml:space="preserve"> LAIR? YOU ARE MISTAKEN. VERY MISTAKEN… I WAS NOT KILLED, BUT STOLEN FROM!”</w:t>
+        <w:t xml:space="preserve"> LAIR? YOU ARE MISTAKEN. VERY MISTAKEN… I WAS NOT </w:t>
+      </w:r>
+      <w:proofErr w:type="gramStart"/>
+      <w:r>
+        <w:rPr>
+          <w:sz w:val="24"/>
+          <w:szCs w:val="24"/>
+        </w:rPr>
+        <w:t>KILLED, BUT</w:t>
+      </w:r>
+      <w:proofErr w:type="gramEnd"/>
+      <w:r>
+        <w:rPr>
+          <w:sz w:val="24"/>
+          <w:szCs w:val="24"/>
+        </w:rPr>
+        <w:t xml:space="preserve"> STOLEN FROM!”</w:t>
       </w:r>
     </w:p>
     <w:p>
@@ -3506,24 +6071,56 @@
           <w:szCs w:val="24"/>
         </w:rPr>
         <w:lastRenderedPageBreak/>
-        <w:t xml:space="preserve">“What,” Isran found himself saying, “what do you mean?” </w:t>
-      </w:r>
-    </w:p>
-    <w:p>
-      <w:pPr>
-        <w:spacing w:line="360" w:lineRule="auto"/>
-        <w:ind w:left="360" w:right="390" w:firstLine="360"/>
-        <w:rPr>
-          <w:sz w:val="24"/>
-          <w:szCs w:val="24"/>
-        </w:rPr>
-      </w:pPr>
-      <w:r>
-        <w:rPr>
-          <w:sz w:val="24"/>
-          <w:szCs w:val="24"/>
-        </w:rPr>
-        <w:t xml:space="preserve">“TAKEN. STOLEN… THIEEEEVED! PROMISED ME, OLD FRIEND. PROMISED ETERNAL LIFE. BUT I GREW TROUBLESOME — DIFFICULT.” And then Isran felt it. The truth hex, the one woven into the spell so the late Lord would tell the history honest… it had </w:t>
+        <w:t xml:space="preserve">“What,” </w:t>
+      </w:r>
+      <w:proofErr w:type="spellStart"/>
+      <w:r>
+        <w:rPr>
+          <w:sz w:val="24"/>
+          <w:szCs w:val="24"/>
+        </w:rPr>
+        <w:t>Isran</w:t>
+      </w:r>
+      <w:proofErr w:type="spellEnd"/>
+      <w:r>
+        <w:rPr>
+          <w:sz w:val="24"/>
+          <w:szCs w:val="24"/>
+        </w:rPr>
+        <w:t xml:space="preserve"> found himself saying, “what do you mean?” </w:t>
+      </w:r>
+    </w:p>
+    <w:p>
+      <w:pPr>
+        <w:spacing w:line="360" w:lineRule="auto"/>
+        <w:ind w:left="360" w:right="390" w:firstLine="360"/>
+        <w:rPr>
+          <w:sz w:val="24"/>
+          <w:szCs w:val="24"/>
+        </w:rPr>
+      </w:pPr>
+      <w:r>
+        <w:rPr>
+          <w:sz w:val="24"/>
+          <w:szCs w:val="24"/>
+        </w:rPr>
+        <w:t xml:space="preserve">“TAKEN. STOLEN… THIEEEEVED! PROMISED ME, OLD FRIEND. PROMISED ETERNAL LIFE. BUT I GREW TROUBLESOME — DIFFICULT.” And then </w:t>
+      </w:r>
+      <w:proofErr w:type="spellStart"/>
+      <w:r>
+        <w:rPr>
+          <w:sz w:val="24"/>
+          <w:szCs w:val="24"/>
+        </w:rPr>
+        <w:t>Isran</w:t>
+      </w:r>
+      <w:proofErr w:type="spellEnd"/>
+      <w:r>
+        <w:rPr>
+          <w:sz w:val="24"/>
+          <w:szCs w:val="24"/>
+        </w:rPr>
+        <w:t xml:space="preserve"> felt it. The truth hex, the one woven into the spell so the late Lord would tell the history honest… it had </w:t>
       </w:r>
       <w:r>
         <w:rPr>
@@ -3556,24 +6153,56 @@
           <w:sz w:val="24"/>
           <w:szCs w:val="24"/>
         </w:rPr>
-        <w:t xml:space="preserve">“So he took-took his magic back?” Emilia asked, voice trembling. </w:t>
-      </w:r>
-    </w:p>
-    <w:p>
-      <w:pPr>
-        <w:spacing w:line="360" w:lineRule="auto"/>
-        <w:ind w:left="360" w:right="390" w:firstLine="360"/>
-        <w:rPr>
-          <w:sz w:val="24"/>
-          <w:szCs w:val="24"/>
-        </w:rPr>
-      </w:pPr>
-      <w:r>
-        <w:rPr>
-          <w:sz w:val="24"/>
-          <w:szCs w:val="24"/>
-        </w:rPr>
-        <w:t>“SNEAKY. VERY CLEVER. OFFERED ME ANOTHER DEAL. WE BARGAINED. IT APPEARS, THIS WAS MY PAYMENT.”</w:t>
+        <w:t>“</w:t>
+      </w:r>
+      <w:proofErr w:type="gramStart"/>
+      <w:r>
+        <w:rPr>
+          <w:sz w:val="24"/>
+          <w:szCs w:val="24"/>
+        </w:rPr>
+        <w:t>So</w:t>
+      </w:r>
+      <w:proofErr w:type="gramEnd"/>
+      <w:r>
+        <w:rPr>
+          <w:sz w:val="24"/>
+          <w:szCs w:val="24"/>
+        </w:rPr>
+        <w:t xml:space="preserve"> he took-took his magic back?” Emilia asked, voice trembling. </w:t>
+      </w:r>
+    </w:p>
+    <w:p>
+      <w:pPr>
+        <w:spacing w:line="360" w:lineRule="auto"/>
+        <w:ind w:left="360" w:right="390" w:firstLine="360"/>
+        <w:rPr>
+          <w:sz w:val="24"/>
+          <w:szCs w:val="24"/>
+        </w:rPr>
+      </w:pPr>
+      <w:r>
+        <w:rPr>
+          <w:sz w:val="24"/>
+          <w:szCs w:val="24"/>
+        </w:rPr>
+        <w:t xml:space="preserve">“SNEAKY. VERY CLEVER. OFFERED ME ANOTHER DEAL. WE BARGAINED. IT </w:t>
+      </w:r>
+      <w:proofErr w:type="gramStart"/>
+      <w:r>
+        <w:rPr>
+          <w:sz w:val="24"/>
+          <w:szCs w:val="24"/>
+        </w:rPr>
+        <w:t>APPEARS,</w:t>
+      </w:r>
+      <w:proofErr w:type="gramEnd"/>
+      <w:r>
+        <w:rPr>
+          <w:sz w:val="24"/>
+          <w:szCs w:val="24"/>
+        </w:rPr>
+        <w:t xml:space="preserve"> THIS WAS MY PAYMENT.”</w:t>
       </w:r>
     </w:p>
     <w:p>
@@ -3641,7 +6270,23 @@
           <w:sz w:val="24"/>
           <w:szCs w:val="24"/>
         </w:rPr>
-        <w:t xml:space="preserve">“Yes,” Isran pleaded. </w:t>
+        <w:t xml:space="preserve">“Yes,” </w:t>
+      </w:r>
+      <w:proofErr w:type="spellStart"/>
+      <w:r>
+        <w:rPr>
+          <w:sz w:val="24"/>
+          <w:szCs w:val="24"/>
+        </w:rPr>
+        <w:t>Isran</w:t>
+      </w:r>
+      <w:proofErr w:type="spellEnd"/>
+      <w:r>
+        <w:rPr>
+          <w:sz w:val="24"/>
+          <w:szCs w:val="24"/>
+        </w:rPr>
+        <w:t xml:space="preserve"> pleaded. </w:t>
       </w:r>
     </w:p>
     <w:p>
@@ -3675,58 +6320,179 @@
           <w:sz w:val="24"/>
           <w:szCs w:val="24"/>
         </w:rPr>
-        <w:t>“No,” Emilia repeated. “We won’t bow or aid you, monster. Fiend! You are disembodied and mounted on a piece of rock; what is it we have to fear from you?”</w:t>
-      </w:r>
-    </w:p>
-    <w:p>
-      <w:pPr>
-        <w:spacing w:line="360" w:lineRule="auto"/>
-        <w:ind w:left="360" w:right="390" w:firstLine="360"/>
-        <w:rPr>
-          <w:sz w:val="24"/>
-          <w:szCs w:val="24"/>
-        </w:rPr>
-      </w:pPr>
-      <w:r>
-        <w:rPr>
-          <w:sz w:val="24"/>
-          <w:szCs w:val="24"/>
-        </w:rPr>
-        <w:t>“WHAT YOU HAVE TO FEAR FROM ME?” The dragon head let out a laugh low and predatory. “WATCH, WATCH — LET ME SHOW YOU!”</w:t>
-      </w:r>
-    </w:p>
-    <w:p>
-      <w:pPr>
-        <w:spacing w:line="360" w:lineRule="auto"/>
-        <w:ind w:left="360" w:right="390" w:firstLine="360"/>
-        <w:rPr>
-          <w:sz w:val="24"/>
-          <w:szCs w:val="24"/>
-        </w:rPr>
-      </w:pPr>
-      <w:r>
-        <w:rPr>
-          <w:sz w:val="24"/>
-          <w:szCs w:val="24"/>
-        </w:rPr>
-        <w:t xml:space="preserve">It gaped wide its mouth, baring ancient bladed teeth and then somehow it opened wider revealing the black stone where its throat should have been. There, suspended in the cool air, a bead of icy blue light. </w:t>
-      </w:r>
-    </w:p>
-    <w:p>
-      <w:pPr>
-        <w:spacing w:line="360" w:lineRule="auto"/>
-        <w:ind w:left="360" w:right="390" w:firstLine="360"/>
-        <w:rPr>
-          <w:sz w:val="24"/>
-          <w:szCs w:val="24"/>
-        </w:rPr>
-      </w:pPr>
-      <w:r>
-        <w:rPr>
-          <w:sz w:val="24"/>
-          <w:szCs w:val="24"/>
-        </w:rPr>
-        <w:t xml:space="preserve">Isran knew then, in that moment, that they were dead. Isran himself had never been dead before (not as strange as it might seem for a Necromancer), so he didn’t exactly have a frame of reference. But still, he knew. </w:t>
+        <w:t xml:space="preserve">“No,” Emilia repeated. “We won’t bow or aid you, monster. </w:t>
+      </w:r>
+      <w:proofErr w:type="gramStart"/>
+      <w:r>
+        <w:rPr>
+          <w:sz w:val="24"/>
+          <w:szCs w:val="24"/>
+        </w:rPr>
+        <w:t>Fiend</w:t>
+      </w:r>
+      <w:proofErr w:type="gramEnd"/>
+      <w:r>
+        <w:rPr>
+          <w:sz w:val="24"/>
+          <w:szCs w:val="24"/>
+        </w:rPr>
+        <w:t xml:space="preserve">! You are disembodied and mounted on a piece of rock; what is it we </w:t>
+      </w:r>
+      <w:proofErr w:type="gramStart"/>
+      <w:r>
+        <w:rPr>
+          <w:sz w:val="24"/>
+          <w:szCs w:val="24"/>
+        </w:rPr>
+        <w:t>have to</w:t>
+      </w:r>
+      <w:proofErr w:type="gramEnd"/>
+      <w:r>
+        <w:rPr>
+          <w:sz w:val="24"/>
+          <w:szCs w:val="24"/>
+        </w:rPr>
+        <w:t xml:space="preserve"> fear from you?”</w:t>
+      </w:r>
+    </w:p>
+    <w:p>
+      <w:pPr>
+        <w:spacing w:line="360" w:lineRule="auto"/>
+        <w:ind w:left="360" w:right="390" w:firstLine="360"/>
+        <w:rPr>
+          <w:sz w:val="24"/>
+          <w:szCs w:val="24"/>
+        </w:rPr>
+      </w:pPr>
+      <w:r>
+        <w:rPr>
+          <w:sz w:val="24"/>
+          <w:szCs w:val="24"/>
+        </w:rPr>
+        <w:t xml:space="preserve">“WHAT YOU HAVE TO FEAR FROM ME?” The </w:t>
+      </w:r>
+      <w:proofErr w:type="gramStart"/>
+      <w:r>
+        <w:rPr>
+          <w:sz w:val="24"/>
+          <w:szCs w:val="24"/>
+        </w:rPr>
+        <w:t>dragon</w:t>
+      </w:r>
+      <w:proofErr w:type="gramEnd"/>
+      <w:r>
+        <w:rPr>
+          <w:sz w:val="24"/>
+          <w:szCs w:val="24"/>
+        </w:rPr>
+        <w:t xml:space="preserve"> head let out a laugh low and predatory. “WATCH, WATCH — LET ME SHOW YOU!”</w:t>
+      </w:r>
+    </w:p>
+    <w:p>
+      <w:pPr>
+        <w:spacing w:line="360" w:lineRule="auto"/>
+        <w:ind w:left="360" w:right="390" w:firstLine="360"/>
+        <w:rPr>
+          <w:sz w:val="24"/>
+          <w:szCs w:val="24"/>
+        </w:rPr>
+      </w:pPr>
+      <w:r>
+        <w:rPr>
+          <w:sz w:val="24"/>
+          <w:szCs w:val="24"/>
+        </w:rPr>
+        <w:t xml:space="preserve">It gaped wide its mouth, baring </w:t>
+      </w:r>
+      <w:proofErr w:type="gramStart"/>
+      <w:r>
+        <w:rPr>
+          <w:sz w:val="24"/>
+          <w:szCs w:val="24"/>
+        </w:rPr>
+        <w:t>ancient bladed</w:t>
+      </w:r>
+      <w:proofErr w:type="gramEnd"/>
+      <w:r>
+        <w:rPr>
+          <w:sz w:val="24"/>
+          <w:szCs w:val="24"/>
+        </w:rPr>
+        <w:t xml:space="preserve"> teeth and then somehow it opened </w:t>
+      </w:r>
+      <w:proofErr w:type="gramStart"/>
+      <w:r>
+        <w:rPr>
+          <w:sz w:val="24"/>
+          <w:szCs w:val="24"/>
+        </w:rPr>
+        <w:t>wider</w:t>
+      </w:r>
+      <w:proofErr w:type="gramEnd"/>
+      <w:r>
+        <w:rPr>
+          <w:sz w:val="24"/>
+          <w:szCs w:val="24"/>
+        </w:rPr>
+        <w:t xml:space="preserve"> revealing the black stone where its throat should have been. There, suspended in the cool air, a bead of icy blue light. </w:t>
+      </w:r>
+    </w:p>
+    <w:p>
+      <w:pPr>
+        <w:spacing w:line="360" w:lineRule="auto"/>
+        <w:ind w:left="360" w:right="390" w:firstLine="360"/>
+        <w:rPr>
+          <w:sz w:val="24"/>
+          <w:szCs w:val="24"/>
+        </w:rPr>
+      </w:pPr>
+      <w:proofErr w:type="spellStart"/>
+      <w:r>
+        <w:rPr>
+          <w:sz w:val="24"/>
+          <w:szCs w:val="24"/>
+        </w:rPr>
+        <w:t>Isran</w:t>
+      </w:r>
+      <w:proofErr w:type="spellEnd"/>
+      <w:r>
+        <w:rPr>
+          <w:sz w:val="24"/>
+          <w:szCs w:val="24"/>
+        </w:rPr>
+        <w:t xml:space="preserve"> knew then, </w:t>
+      </w:r>
+      <w:proofErr w:type="gramStart"/>
+      <w:r>
+        <w:rPr>
+          <w:sz w:val="24"/>
+          <w:szCs w:val="24"/>
+        </w:rPr>
+        <w:t>in</w:t>
+      </w:r>
+      <w:proofErr w:type="gramEnd"/>
+      <w:r>
+        <w:rPr>
+          <w:sz w:val="24"/>
+          <w:szCs w:val="24"/>
+        </w:rPr>
+        <w:t xml:space="preserve"> that moment, that they were dead. </w:t>
+      </w:r>
+      <w:proofErr w:type="spellStart"/>
+      <w:r>
+        <w:rPr>
+          <w:sz w:val="24"/>
+          <w:szCs w:val="24"/>
+        </w:rPr>
+        <w:t>Isran</w:t>
+      </w:r>
+      <w:proofErr w:type="spellEnd"/>
+      <w:r>
+        <w:rPr>
+          <w:sz w:val="24"/>
+          <w:szCs w:val="24"/>
+        </w:rPr>
+        <w:t xml:space="preserve"> himself had never been dead before (not as strange as it might seem for a Necromancer), so he didn’t exactly have a frame of reference. But still, he knew. </w:t>
       </w:r>
     </w:p>
     <w:p>
@@ -3807,12 +6573,37 @@
           <w:szCs w:val="24"/>
         </w:rPr>
       </w:pPr>
-      <w:r>
-        <w:rPr>
-          <w:sz w:val="24"/>
-          <w:szCs w:val="24"/>
-        </w:rPr>
-        <w:t xml:space="preserve">Isran’s spell hadn’t held. His hope hadn’t been half as strong as it would have needed to be to keep the great reptile from croaking it. </w:t>
+      <w:proofErr w:type="spellStart"/>
+      <w:r>
+        <w:rPr>
+          <w:sz w:val="24"/>
+          <w:szCs w:val="24"/>
+        </w:rPr>
+        <w:t>Isran’s</w:t>
+      </w:r>
+      <w:proofErr w:type="spellEnd"/>
+      <w:r>
+        <w:rPr>
+          <w:sz w:val="24"/>
+          <w:szCs w:val="24"/>
+        </w:rPr>
+        <w:t xml:space="preserve"> spell </w:t>
+      </w:r>
+      <w:proofErr w:type="gramStart"/>
+      <w:r>
+        <w:rPr>
+          <w:sz w:val="24"/>
+          <w:szCs w:val="24"/>
+        </w:rPr>
+        <w:t>hadn’t</w:t>
+      </w:r>
+      <w:proofErr w:type="gramEnd"/>
+      <w:r>
+        <w:rPr>
+          <w:sz w:val="24"/>
+          <w:szCs w:val="24"/>
+        </w:rPr>
+        <w:t xml:space="preserve"> held. His hope hadn’t been half as strong as it would have needed to be to keep the great reptile from croaking it. </w:t>
       </w:r>
     </w:p>
     <w:p>
@@ -3846,7 +6637,23 @@
           <w:sz w:val="24"/>
           <w:szCs w:val="24"/>
         </w:rPr>
-        <w:t xml:space="preserve">In the commotion, the soul fire had extinguished. The brazier was empty and cold, covered in icicles and dew. Isran tried to contemplate what it meant that the soul fire was gone. If it had ever really been soul fire in the first place. </w:t>
+        <w:t xml:space="preserve">In the commotion, the soul fire had extinguished. The brazier was empty and cold, covered in icicles and dew. </w:t>
+      </w:r>
+      <w:proofErr w:type="spellStart"/>
+      <w:r>
+        <w:rPr>
+          <w:sz w:val="24"/>
+          <w:szCs w:val="24"/>
+        </w:rPr>
+        <w:t>Isran</w:t>
+      </w:r>
+      <w:proofErr w:type="spellEnd"/>
+      <w:r>
+        <w:rPr>
+          <w:sz w:val="24"/>
+          <w:szCs w:val="24"/>
+        </w:rPr>
+        <w:t xml:space="preserve"> tried to contemplate what it meant that the soul fire was gone. If it had ever really been soul fire in the first place. </w:t>
       </w:r>
     </w:p>
     <w:p>
@@ -3882,7 +6689,23 @@
           <w:sz w:val="24"/>
           <w:szCs w:val="24"/>
         </w:rPr>
-        <w:t xml:space="preserve">Emilia was a mess on the floor, sobbing into herself. His gaze glided lazily from the noble women to the corpse. The ice had climbed the coffin too, encroaching upon her ancestor’s body. Thin cracks lined the body—wait, </w:t>
+        <w:t xml:space="preserve">Emilia was a mess on the floor, </w:t>
+      </w:r>
+      <w:proofErr w:type="gramStart"/>
+      <w:r>
+        <w:rPr>
+          <w:sz w:val="24"/>
+          <w:szCs w:val="24"/>
+        </w:rPr>
+        <w:t>sobbing into</w:t>
+      </w:r>
+      <w:proofErr w:type="gramEnd"/>
+      <w:r>
+        <w:rPr>
+          <w:sz w:val="24"/>
+          <w:szCs w:val="24"/>
+        </w:rPr>
+        <w:t xml:space="preserve"> herself. His gaze glided lazily from the noble women to the corpse. The ice had climbed the coffin too, encroaching upon her ancestor’s body. Thin cracks lined the body—wait, </w:t>
       </w:r>
       <w:r>
         <w:rPr>
@@ -3903,29 +6726,54 @@
           <w:szCs w:val="24"/>
         </w:rPr>
       </w:pPr>
-      <w:r>
-        <w:rPr>
-          <w:sz w:val="24"/>
-          <w:szCs w:val="24"/>
-        </w:rPr>
-        <w:t>Isran looked closer.</w:t>
-      </w:r>
-    </w:p>
-    <w:p>
-      <w:pPr>
-        <w:spacing w:line="360" w:lineRule="auto"/>
-        <w:ind w:left="360" w:right="390" w:firstLine="360"/>
-        <w:rPr>
-          <w:sz w:val="24"/>
-          <w:szCs w:val="24"/>
-        </w:rPr>
-      </w:pPr>
-      <w:r>
-        <w:rPr>
-          <w:sz w:val="24"/>
-          <w:szCs w:val="24"/>
-        </w:rPr>
-        <w:t>The cracks were not the kind that could ever be made in flesh. They were the kind found in ancient clay suffering from a great temperature change. In the glow of his magelight, he could make out far more detail than before.</w:t>
+      <w:proofErr w:type="spellStart"/>
+      <w:r>
+        <w:rPr>
+          <w:sz w:val="24"/>
+          <w:szCs w:val="24"/>
+        </w:rPr>
+        <w:t>Isran</w:t>
+      </w:r>
+      <w:proofErr w:type="spellEnd"/>
+      <w:r>
+        <w:rPr>
+          <w:sz w:val="24"/>
+          <w:szCs w:val="24"/>
+        </w:rPr>
+        <w:t xml:space="preserve"> looked closer.</w:t>
+      </w:r>
+    </w:p>
+    <w:p>
+      <w:pPr>
+        <w:spacing w:line="360" w:lineRule="auto"/>
+        <w:ind w:left="360" w:right="390" w:firstLine="360"/>
+        <w:rPr>
+          <w:sz w:val="24"/>
+          <w:szCs w:val="24"/>
+        </w:rPr>
+      </w:pPr>
+      <w:r>
+        <w:rPr>
+          <w:sz w:val="24"/>
+          <w:szCs w:val="24"/>
+        </w:rPr>
+        <w:t xml:space="preserve">The cracks were not the kind that could ever be made in flesh. They were the kind found in ancient clay suffering from a great temperature change. In the glow of his </w:t>
+      </w:r>
+      <w:proofErr w:type="spellStart"/>
+      <w:r>
+        <w:rPr>
+          <w:sz w:val="24"/>
+          <w:szCs w:val="24"/>
+        </w:rPr>
+        <w:t>magelight</w:t>
+      </w:r>
+      <w:proofErr w:type="spellEnd"/>
+      <w:r>
+        <w:rPr>
+          <w:sz w:val="24"/>
+          <w:szCs w:val="24"/>
+        </w:rPr>
+        <w:t>, he could make out far more detail than before.</w:t>
       </w:r>
     </w:p>
     <w:p>
@@ -4027,41 +6875,130 @@
           <w:sz w:val="24"/>
           <w:szCs w:val="24"/>
         </w:rPr>
-        <w:t>Seeing the original (in the flesh, if you will) gave Isran pause. He recognised the runecraft, the different inscriptions and magics at work. And though Isran would never admit it aloud or pen it to paper, the principles behind that golem shared an awful lot in common with those underpinning Necromancy.</w:t>
-      </w:r>
-    </w:p>
-    <w:p>
-      <w:pPr>
-        <w:spacing w:line="360" w:lineRule="auto"/>
-        <w:ind w:left="360" w:right="390" w:firstLine="360"/>
-        <w:rPr>
-          <w:sz w:val="24"/>
-          <w:szCs w:val="24"/>
-        </w:rPr>
-      </w:pPr>
-      <w:r>
-        <w:rPr>
-          <w:sz w:val="24"/>
-          <w:szCs w:val="24"/>
-        </w:rPr>
-        <w:t xml:space="preserve">So when he went to lady Emilia, who was crying on the floor, and picked her up as best as he could manage, he too cried. </w:t>
-      </w:r>
-    </w:p>
-    <w:p>
-      <w:pPr>
-        <w:spacing w:line="360" w:lineRule="auto"/>
-        <w:ind w:left="360" w:right="390" w:firstLine="360"/>
-        <w:rPr>
-          <w:sz w:val="24"/>
-          <w:szCs w:val="24"/>
-        </w:rPr>
-      </w:pPr>
-      <w:r>
-        <w:rPr>
-          <w:sz w:val="24"/>
-          <w:szCs w:val="24"/>
-        </w:rPr>
-        <w:t>For the Lich King had invented Golemancy and he wasn’t quite sure Ebonshire had ever been the city he thought it had.</w:t>
+        <w:t xml:space="preserve">Seeing the original (in the flesh, if you will) gave </w:t>
+      </w:r>
+      <w:proofErr w:type="spellStart"/>
+      <w:r>
+        <w:rPr>
+          <w:sz w:val="24"/>
+          <w:szCs w:val="24"/>
+        </w:rPr>
+        <w:t>Isran</w:t>
+      </w:r>
+      <w:proofErr w:type="spellEnd"/>
+      <w:r>
+        <w:rPr>
+          <w:sz w:val="24"/>
+          <w:szCs w:val="24"/>
+        </w:rPr>
+        <w:t xml:space="preserve"> pause. He </w:t>
+      </w:r>
+      <w:proofErr w:type="spellStart"/>
+      <w:r>
+        <w:rPr>
+          <w:sz w:val="24"/>
+          <w:szCs w:val="24"/>
+        </w:rPr>
+        <w:t>recognised</w:t>
+      </w:r>
+      <w:proofErr w:type="spellEnd"/>
+      <w:r>
+        <w:rPr>
+          <w:sz w:val="24"/>
+          <w:szCs w:val="24"/>
+        </w:rPr>
+        <w:t xml:space="preserve"> the runecraft, the different inscriptions and magics at work. And though </w:t>
+      </w:r>
+      <w:proofErr w:type="spellStart"/>
+      <w:r>
+        <w:rPr>
+          <w:sz w:val="24"/>
+          <w:szCs w:val="24"/>
+        </w:rPr>
+        <w:t>Isran</w:t>
+      </w:r>
+      <w:proofErr w:type="spellEnd"/>
+      <w:r>
+        <w:rPr>
+          <w:sz w:val="24"/>
+          <w:szCs w:val="24"/>
+        </w:rPr>
+        <w:t xml:space="preserve"> would never admit it aloud or pen it to paper, the principles behind that golem shared an awful lot in common with those underpinning Necromancy.</w:t>
+      </w:r>
+    </w:p>
+    <w:p>
+      <w:pPr>
+        <w:spacing w:line="360" w:lineRule="auto"/>
+        <w:ind w:left="360" w:right="390" w:firstLine="360"/>
+        <w:rPr>
+          <w:sz w:val="24"/>
+          <w:szCs w:val="24"/>
+        </w:rPr>
+      </w:pPr>
+      <w:proofErr w:type="gramStart"/>
+      <w:r>
+        <w:rPr>
+          <w:sz w:val="24"/>
+          <w:szCs w:val="24"/>
+        </w:rPr>
+        <w:t>So</w:t>
+      </w:r>
+      <w:proofErr w:type="gramEnd"/>
+      <w:r>
+        <w:rPr>
+          <w:sz w:val="24"/>
+          <w:szCs w:val="24"/>
+        </w:rPr>
+        <w:t xml:space="preserve"> when he went to lady Emilia, who was crying on the floor, and picked her up as best as he could manage, he too cried. </w:t>
+      </w:r>
+    </w:p>
+    <w:p>
+      <w:pPr>
+        <w:spacing w:line="360" w:lineRule="auto"/>
+        <w:ind w:left="360" w:right="390" w:firstLine="360"/>
+        <w:rPr>
+          <w:sz w:val="24"/>
+          <w:szCs w:val="24"/>
+        </w:rPr>
+      </w:pPr>
+      <w:r>
+        <w:rPr>
+          <w:sz w:val="24"/>
+          <w:szCs w:val="24"/>
+        </w:rPr>
+        <w:t xml:space="preserve">For the Lich King had invented </w:t>
+      </w:r>
+      <w:proofErr w:type="spellStart"/>
+      <w:r>
+        <w:rPr>
+          <w:sz w:val="24"/>
+          <w:szCs w:val="24"/>
+        </w:rPr>
+        <w:t>Golemancy</w:t>
+      </w:r>
+      <w:proofErr w:type="spellEnd"/>
+      <w:r>
+        <w:rPr>
+          <w:sz w:val="24"/>
+          <w:szCs w:val="24"/>
+        </w:rPr>
+        <w:t xml:space="preserve"> and he wasn’t quite sure </w:t>
+      </w:r>
+      <w:proofErr w:type="spellStart"/>
+      <w:r>
+        <w:rPr>
+          <w:sz w:val="24"/>
+          <w:szCs w:val="24"/>
+        </w:rPr>
+        <w:t>Ebonshire</w:t>
+      </w:r>
+      <w:proofErr w:type="spellEnd"/>
+      <w:r>
+        <w:rPr>
+          <w:sz w:val="24"/>
+          <w:szCs w:val="24"/>
+        </w:rPr>
+        <w:t xml:space="preserve"> had ever been the city he thought it had.</w:t>
       </w:r>
     </w:p>
     <w:p>
@@ -4096,7 +7033,87 @@
           <w:sz w:val="24"/>
           <w:szCs w:val="24"/>
         </w:rPr>
-        <w:t>Ones he would attend in his time off. Ones about the new magics which he had looked down on so often. One, in particular, about Golemancy. Which Isran found, after some practise, that he was really rather good at.</w:t>
+        <w:t>Ones he would attend in his time off. Ones about the new magics which he had looked down on so often. One</w:t>
+      </w:r>
+      <w:proofErr w:type="gramStart"/>
+      <w:r>
+        <w:rPr>
+          <w:sz w:val="24"/>
+          <w:szCs w:val="24"/>
+        </w:rPr>
+        <w:t>, in particular, about</w:t>
+      </w:r>
+      <w:proofErr w:type="gramEnd"/>
+      <w:r>
+        <w:rPr>
+          <w:sz w:val="24"/>
+          <w:szCs w:val="24"/>
+        </w:rPr>
+        <w:t xml:space="preserve"> </w:t>
+      </w:r>
+      <w:proofErr w:type="spellStart"/>
+      <w:r>
+        <w:rPr>
+          <w:sz w:val="24"/>
+          <w:szCs w:val="24"/>
+        </w:rPr>
+        <w:t>Golemancy</w:t>
+      </w:r>
+      <w:proofErr w:type="spellEnd"/>
+      <w:r>
+        <w:rPr>
+          <w:sz w:val="24"/>
+          <w:szCs w:val="24"/>
+        </w:rPr>
+        <w:t xml:space="preserve">. Which </w:t>
+      </w:r>
+      <w:proofErr w:type="spellStart"/>
+      <w:r>
+        <w:rPr>
+          <w:sz w:val="24"/>
+          <w:szCs w:val="24"/>
+        </w:rPr>
+        <w:t>Isran</w:t>
+      </w:r>
+      <w:proofErr w:type="spellEnd"/>
+      <w:r>
+        <w:rPr>
+          <w:sz w:val="24"/>
+          <w:szCs w:val="24"/>
+        </w:rPr>
+        <w:t xml:space="preserve"> found, after some </w:t>
+      </w:r>
+      <w:proofErr w:type="spellStart"/>
+      <w:r>
+        <w:rPr>
+          <w:sz w:val="24"/>
+          <w:szCs w:val="24"/>
+        </w:rPr>
+        <w:t>practise</w:t>
+      </w:r>
+      <w:proofErr w:type="spellEnd"/>
+      <w:r>
+        <w:rPr>
+          <w:sz w:val="24"/>
+          <w:szCs w:val="24"/>
+        </w:rPr>
+        <w:t xml:space="preserve">, that he was </w:t>
+      </w:r>
+      <w:proofErr w:type="gramStart"/>
+      <w:r>
+        <w:rPr>
+          <w:sz w:val="24"/>
+          <w:szCs w:val="24"/>
+        </w:rPr>
+        <w:t>really rather</w:t>
+      </w:r>
+      <w:proofErr w:type="gramEnd"/>
+      <w:r>
+        <w:rPr>
+          <w:sz w:val="24"/>
+          <w:szCs w:val="24"/>
+        </w:rPr>
+        <w:t xml:space="preserve"> good at.</w:t>
       </w:r>
     </w:p>
     <w:p>
@@ -4147,41 +7164,139 @@
           <w:sz w:val="24"/>
           <w:szCs w:val="24"/>
         </w:rPr>
-        <w:t xml:space="preserve">That is not to say Isran was completely content with the state of things, even after knowing the whos and hows. </w:t>
-      </w:r>
-    </w:p>
-    <w:p>
-      <w:pPr>
-        <w:spacing w:line="360" w:lineRule="auto"/>
-        <w:ind w:left="360" w:right="390" w:firstLine="360"/>
-        <w:rPr>
-          <w:sz w:val="24"/>
-          <w:szCs w:val="24"/>
-        </w:rPr>
-      </w:pPr>
-      <w:r>
-        <w:rPr>
-          <w:sz w:val="24"/>
-          <w:szCs w:val="24"/>
-        </w:rPr>
-        <w:t>He still had to pay taxes, afterall.</w:t>
-      </w:r>
-    </w:p>
-    <w:p>
-      <w:pPr>
-        <w:spacing w:line="360" w:lineRule="auto"/>
-        <w:ind w:left="360" w:right="390" w:firstLine="360"/>
-        <w:rPr>
-          <w:sz w:val="24"/>
-          <w:szCs w:val="24"/>
-        </w:rPr>
-      </w:pPr>
-      <w:r>
-        <w:rPr>
-          <w:sz w:val="24"/>
-          <w:szCs w:val="24"/>
-        </w:rPr>
-        <w:t xml:space="preserve">And so, even now, not a day went by that Isran the Wretched didn’t curse the name of the wizard who invented Golemancy. </w:t>
+        <w:t xml:space="preserve">That is not to say </w:t>
+      </w:r>
+      <w:proofErr w:type="spellStart"/>
+      <w:r>
+        <w:rPr>
+          <w:sz w:val="24"/>
+          <w:szCs w:val="24"/>
+        </w:rPr>
+        <w:t>Isran</w:t>
+      </w:r>
+      <w:proofErr w:type="spellEnd"/>
+      <w:r>
+        <w:rPr>
+          <w:sz w:val="24"/>
+          <w:szCs w:val="24"/>
+        </w:rPr>
+        <w:t xml:space="preserve"> was completely content with the state of things, even after knowing the </w:t>
+      </w:r>
+      <w:proofErr w:type="spellStart"/>
+      <w:r>
+        <w:rPr>
+          <w:sz w:val="24"/>
+          <w:szCs w:val="24"/>
+        </w:rPr>
+        <w:t>whos</w:t>
+      </w:r>
+      <w:proofErr w:type="spellEnd"/>
+      <w:r>
+        <w:rPr>
+          <w:sz w:val="24"/>
+          <w:szCs w:val="24"/>
+        </w:rPr>
+        <w:t xml:space="preserve"> and </w:t>
+      </w:r>
+      <w:proofErr w:type="spellStart"/>
+      <w:r>
+        <w:rPr>
+          <w:sz w:val="24"/>
+          <w:szCs w:val="24"/>
+        </w:rPr>
+        <w:t>hows</w:t>
+      </w:r>
+      <w:proofErr w:type="spellEnd"/>
+      <w:r>
+        <w:rPr>
+          <w:sz w:val="24"/>
+          <w:szCs w:val="24"/>
+        </w:rPr>
+        <w:t xml:space="preserve">. </w:t>
+      </w:r>
+    </w:p>
+    <w:p>
+      <w:pPr>
+        <w:spacing w:line="360" w:lineRule="auto"/>
+        <w:ind w:left="360" w:right="390" w:firstLine="360"/>
+        <w:rPr>
+          <w:sz w:val="24"/>
+          <w:szCs w:val="24"/>
+        </w:rPr>
+      </w:pPr>
+      <w:r>
+        <w:rPr>
+          <w:sz w:val="24"/>
+          <w:szCs w:val="24"/>
+        </w:rPr>
+        <w:t xml:space="preserve">He still had to pay taxes, </w:t>
+      </w:r>
+      <w:proofErr w:type="spellStart"/>
+      <w:proofErr w:type="gramStart"/>
+      <w:r>
+        <w:rPr>
+          <w:sz w:val="24"/>
+          <w:szCs w:val="24"/>
+        </w:rPr>
+        <w:t>afterall</w:t>
+      </w:r>
+      <w:proofErr w:type="spellEnd"/>
+      <w:proofErr w:type="gramEnd"/>
+      <w:r>
+        <w:rPr>
+          <w:sz w:val="24"/>
+          <w:szCs w:val="24"/>
+        </w:rPr>
+        <w:t>.</w:t>
+      </w:r>
+    </w:p>
+    <w:p>
+      <w:pPr>
+        <w:spacing w:line="360" w:lineRule="auto"/>
+        <w:ind w:left="360" w:right="390" w:firstLine="360"/>
+        <w:rPr>
+          <w:sz w:val="24"/>
+          <w:szCs w:val="24"/>
+        </w:rPr>
+      </w:pPr>
+      <w:r>
+        <w:rPr>
+          <w:sz w:val="24"/>
+          <w:szCs w:val="24"/>
+        </w:rPr>
+        <w:t xml:space="preserve">And so, even now, not a day went by that </w:t>
+      </w:r>
+      <w:proofErr w:type="spellStart"/>
+      <w:r>
+        <w:rPr>
+          <w:sz w:val="24"/>
+          <w:szCs w:val="24"/>
+        </w:rPr>
+        <w:t>Isran</w:t>
+      </w:r>
+      <w:proofErr w:type="spellEnd"/>
+      <w:r>
+        <w:rPr>
+          <w:sz w:val="24"/>
+          <w:szCs w:val="24"/>
+        </w:rPr>
+        <w:t xml:space="preserve"> the Wretched didn’t curse the name of the wizard who invented </w:t>
+      </w:r>
+      <w:proofErr w:type="spellStart"/>
+      <w:r>
+        <w:rPr>
+          <w:sz w:val="24"/>
+          <w:szCs w:val="24"/>
+        </w:rPr>
+        <w:t>Golemancy</w:t>
+      </w:r>
+      <w:proofErr w:type="spellEnd"/>
+      <w:r>
+        <w:rPr>
+          <w:sz w:val="24"/>
+          <w:szCs w:val="24"/>
+        </w:rPr>
+        <w:t xml:space="preserve">. </w:t>
       </w:r>
     </w:p>
     <w:sectPr>
